--- a/ep_11/ep_11_transcript.docx
+++ b/ep_11/ep_11_transcript.docx
@@ -16,20 +16,20 @@
         <w:rPr>
           <w:sz w:val="24"/>
         </w:rPr>
-        <w:t xml:space="preserve">[00:00:03] </w:t>
+        <w:t xml:space="preserve">[00:00:02] </w:t>
       </w:r>
       <w:r>
         <w:rPr>
           <w:b/>
           <w:sz w:val="24"/>
         </w:rPr>
-        <w:t xml:space="preserve">David Kaufer: </w:t>
-      </w:r>
-      <w:r>
-        <w:rPr>
-          <w:sz w:val="24"/>
-        </w:rPr>
-        <w:t>Welcome to the lighter side of the spectrum. The podcast that celebrates the multiple hats we wear and the juggling acts we perform in life. Whether you're parenting kids and teens on the autism spectrum, navigating the ever-evolving healthcare industry, or building a more inclusive and impactful world, this is your space to find connection, inspiration, and growth. Together, we'll share stories, tackle challenges, and explore how innovation and inclusion create better outcomes for everyone. Because no matter the spectrum, there's always a lighter side. Now here's your host. David Coffer. Hello again, everybody. This is David Coffer. Welcome back to the lighter side of the spectrum, where we explore the people, ideas, and stone. Hi. How are you? Good. Happy. Okay, no good. And conversations that help us better understand autism, communication, and what it really means to support human potential. You know, one of the things I've certainly learned over the last few years is that so many of the assumptions that we make about people turn out to be wrong. We've learned that what looks like a lack of understanding may actually be a motor planning challenge. We've also learned that what looks like a behavioral issue may be sensory overload. What appears to be an inability to communicate may simply be a person who hasn't been given the right way to communicate. Today's conversation is going to ask us to consider another assumption. What if vision isn't just about seeing clearly? You know, most of us think of vision as reading, the eye chart at your doctor's office, trying to see if you have 2020 vision. You know, if you're good, you're good to go. But what if your eyes are healthy yet your brain isn't using them together in the way it's meant to be? What if the issue isn't how well you see, but how you see? And that's the fascinating world we're gonna step into today. And my guest today is Denise Allen, host of Healing Our Sight Podcast, and a passionate advocate for helping people better understand binocular vision and the remarkable adaptability of the human brain. Denise spent most of her life with Strabomide Strabimus. I knew I was gonna screw it up. Well help me, Denise. Strabismus. I even practiced it. And without stereoscopic or 3D vision, like many people, she assumed that was simply the way her brain worked. But as an adult, she discovered that our visual system may be far more adaptable than many of us realize.</w:t>
+        <w:t xml:space="preserve">speaker-0: </w:t>
+      </w:r>
+      <w:r>
+        <w:rPr>
+          <w:sz w:val="24"/>
+        </w:rPr>
+        <w:t>Welcome to the lighter side of the spectrum, a podcast where we explore how to find joy, connection and growth while navigating the challenges of parenting kids and teens on the autism spectrum. Remember that inclusion and hope are key to making life better for everyone. And that even in the most challenging moments, there's always a lighter side. Now here's your host, David Kaufer.</w:t>
       </w:r>
     </w:p>
     <w:p>
@@ -37,20 +37,20 @@
         <w:rPr>
           <w:sz w:val="24"/>
         </w:rPr>
-        <w:t xml:space="preserve">[00:02:34] </w:t>
+        <w:t xml:space="preserve">[00:00:23] </w:t>
       </w:r>
       <w:r>
         <w:rPr>
           <w:b/>
           <w:sz w:val="24"/>
         </w:rPr>
-        <w:t xml:space="preserve">Barry Prizant: </w:t>
-      </w:r>
-      <w:r>
-        <w:rPr>
-          <w:sz w:val="24"/>
-        </w:rPr>
-        <w:t>business.</w:t>
+        <w:t xml:space="preserve">speaker-0: </w:t>
+      </w:r>
+      <w:r>
+        <w:rPr>
+          <w:sz w:val="24"/>
+        </w:rPr>
+        <w:t>I'm David and I'm the father of 18 year old Quinn Moyes, one of whom was diagnosed on the autism spectrum just before he turned three. So I've been on this journey for a long time and have had a chance to work with a lot of different people, met a lot of different people. I've learned a lot of things over the time. And so the goal of this podcast is really to try to share some of the knowledge, alum expertise that I've gathered in.</w:t>
       </w:r>
     </w:p>
     <w:p>
@@ -58,20 +58,20 @@
         <w:rPr>
           <w:sz w:val="24"/>
         </w:rPr>
-        <w:t xml:space="preserve">[00:02:53] </w:t>
+        <w:t xml:space="preserve">[00:00:49] </w:t>
       </w:r>
       <w:r>
         <w:rPr>
           <w:b/>
           <w:sz w:val="24"/>
         </w:rPr>
-        <w:t xml:space="preserve">David Kaufer: </w:t>
-      </w:r>
-      <w:r>
-        <w:rPr>
-          <w:sz w:val="24"/>
-        </w:rPr>
-        <w:t>And that journey led her into the worlds of vision therapy, neuroplasty, developmental optometry, and neuroscience. Along the way, she's had conversations with leading experts while helping parents, patients, and professionals better understand conditions and related to vision-related challenges. So this isn't about Autism specifically, but we certainly see it within autism. And I think it's really gonna be a fascinating conversation because vision, sensory processing, motor planning, communication, they're all parts of an incredibly complex system. So Denise, with all that being said, thanks for joining me today. I'm really looking forward to this conversation.</w:t>
+        <w:t xml:space="preserve">speaker-0: </w:t>
+      </w:r>
+      <w:r>
+        <w:rPr>
+          <w:sz w:val="24"/>
+        </w:rPr>
+        <w:t>before with people, great people like my guest today, Elizabeth Zylinski. Elizabeth, thanks for joining me on one of our first initial launches of the podcast. you for having me. I resonate with what you said about learning so much from the people along the way. There's a, Elton John song I love. And there's a line in it that says, and thank the Lord for the people I have known. And it's so true about this process.</w:t>
       </w:r>
     </w:p>
     <w:p>
@@ -79,20 +79,20 @@
         <w:rPr>
           <w:sz w:val="24"/>
         </w:rPr>
-        <w:t xml:space="preserve">[00:03:36] </w:t>
+        <w:t xml:space="preserve">[00:01:19] </w:t>
       </w:r>
       <w:r>
         <w:rPr>
           <w:b/>
           <w:sz w:val="24"/>
         </w:rPr>
-        <w:t xml:space="preserve">Barry Prizant: </w:t>
-      </w:r>
-      <w:r>
-        <w:rPr>
-          <w:sz w:val="24"/>
-        </w:rPr>
-        <w:t>Thanks for having me.</w:t>
+        <w:t xml:space="preserve">speaker-0: </w:t>
+      </w:r>
+      <w:r>
+        <w:rPr>
+          <w:sz w:val="24"/>
+        </w:rPr>
+        <w:t>that I don't know how people get through it without a community. that's funny that you mentioned that because that's one of the topics I want to talk about today actually is community and the role that it plays, especially some of the opportunities, but also it kind of creates some challenges. just to give listeners and viewers just a little bit of background. Elizabeth was kind enough to send over a bio, but I want to give a little bit of background because she's really, she's</w:t>
       </w:r>
     </w:p>
     <w:p>
@@ -100,20 +100,20 @@
         <w:rPr>
           <w:sz w:val="24"/>
         </w:rPr>
-        <w:t xml:space="preserve">[00:03:38] </w:t>
+        <w:t xml:space="preserve">[00:01:48] </w:t>
       </w:r>
       <w:r>
         <w:rPr>
           <w:b/>
           <w:sz w:val="24"/>
         </w:rPr>
-        <w:t xml:space="preserve">David Kaufer: </w:t>
-      </w:r>
-      <w:r>
-        <w:rPr>
-          <w:sz w:val="24"/>
-        </w:rPr>
-        <w:t>Yeah. So why don't you tell us a little bit about your experience? What tell us about what is it like to grow up with this condition?</w:t>
+        <w:t xml:space="preserve">speaker-0: </w:t>
+      </w:r>
+      <w:r>
+        <w:rPr>
+          <w:sz w:val="24"/>
+        </w:rPr>
+        <w:t>Just being a great person, just really impressive. So Elizabeth is the founder and lead advocate of Virginia based Commonwealth education group, LLC, a special education consulting practice designed to bring people, bring together, I'm sorry, collaborative teams in a variety of educational specialty areas towards the common goal of assisting families with their students' educational planning. Experts in the group include advocates, attorneys, counselors, psychologists, educators, depending on the unique.</w:t>
       </w:r>
     </w:p>
     <w:p>
@@ -121,20 +121,20 @@
         <w:rPr>
           <w:sz w:val="24"/>
         </w:rPr>
-        <w:t xml:space="preserve">[00:03:49] </w:t>
+        <w:t xml:space="preserve">[00:02:17] </w:t>
       </w:r>
       <w:r>
         <w:rPr>
           <w:b/>
           <w:sz w:val="24"/>
         </w:rPr>
-        <w:t xml:space="preserve">Barry Prizant: </w:t>
-      </w:r>
-      <w:r>
-        <w:rPr>
-          <w:sz w:val="24"/>
-        </w:rPr>
-        <w:t>Well, you know, I didn't know anything different. So I thought I was pretty normal. But I did have struggles with coordination, being very clumsy, not very good at catching or th you know, balls or anything, any moving object coming at me was difficult to gauge where it was and catch it. So I was really bad at ball games. So I was usually chosen last, you know, that kind of thing.</w:t>
+        <w:t xml:space="preserve">speaker-0: </w:t>
+      </w:r>
+      <w:r>
+        <w:rPr>
+          <w:sz w:val="24"/>
+        </w:rPr>
+        <w:t>needs of the client. So that's a mouthful, what caught my eye initially is that Elizabeth and I met in a Facebook group for spellers. so for those who don't know, spelling is a methodology that's used by non-speakers, generally pointing at utilizing either a letterboard or keyboard typing.</w:t>
       </w:r>
     </w:p>
     <w:p>
@@ -142,20 +142,20 @@
         <w:rPr>
           <w:sz w:val="24"/>
         </w:rPr>
-        <w:t xml:space="preserve">[00:04:17] </w:t>
+        <w:t xml:space="preserve">[00:02:45] </w:t>
       </w:r>
       <w:r>
         <w:rPr>
           <w:b/>
           <w:sz w:val="24"/>
         </w:rPr>
-        <w:t xml:space="preserve">David Kaufer: </w:t>
-      </w:r>
-      <w:r>
-        <w:rPr>
-          <w:sz w:val="24"/>
-        </w:rPr>
-        <w:t>Right.</w:t>
+        <w:t xml:space="preserve">speaker-0: </w:t>
+      </w:r>
+      <w:r>
+        <w:rPr>
+          <w:sz w:val="24"/>
+        </w:rPr>
+        <w:t>It's in our case, again, was the key to unlocking communication with our son who was unable to communicate for 16 years. Elizabeth, want to hear about your experience as well, but we met in this Facebook group and Elizabeth talked about how she's an advocate. for families and has given a lot of great free advice, but I know that this is also your business. you know, why don't we just kind of start with that, your journey, Elizabeth, in terms of how, what brought, what?</w:t>
       </w:r>
     </w:p>
     <w:p>
@@ -163,20 +163,20 @@
         <w:rPr>
           <w:sz w:val="24"/>
         </w:rPr>
-        <w:t xml:space="preserve">[00:04:18] </w:t>
+        <w:t xml:space="preserve">[00:03:13] </w:t>
       </w:r>
       <w:r>
         <w:rPr>
           <w:b/>
           <w:sz w:val="24"/>
         </w:rPr>
-        <w:t xml:space="preserve">Barry Prizant: </w:t>
-      </w:r>
-      <w:r>
-        <w:rPr>
-          <w:sz w:val="24"/>
-        </w:rPr>
-        <w:t>that posed a problem, of course. my knees were always scraped up, you know. I fell down. I just thought I was a clumsy kid, you know.</w:t>
+        <w:t xml:space="preserve">speaker-0: </w:t>
+      </w:r>
+      <w:r>
+        <w:rPr>
+          <w:sz w:val="24"/>
+        </w:rPr>
+        <w:t>Right here, know that there's a lot probably to talk about, Yeah. Well, Evan was, Evan's my autistic son. He's almost 19 after the time we're recording this podcast, be 19 in two weeks. Right. And he was diagnosed autistic when he was three, but he was diagnosed non-speaking or unreliably speaking. Gosh, he was barely over two. mean, of course, back then you didn't get.</w:t>
       </w:r>
     </w:p>
     <w:p>
@@ -184,20 +184,20 @@
         <w:rPr>
           <w:sz w:val="24"/>
         </w:rPr>
-        <w:t xml:space="preserve">[00:04:30] </w:t>
+        <w:t xml:space="preserve">[00:03:39] </w:t>
       </w:r>
       <w:r>
         <w:rPr>
           <w:b/>
           <w:sz w:val="24"/>
         </w:rPr>
-        <w:t xml:space="preserve">David Kaufer: </w:t>
-      </w:r>
-      <w:r>
-        <w:rPr>
-          <w:sz w:val="24"/>
-        </w:rPr>
-        <w:t>Yeah so you just thought you were clumsy, I mean right? Like you hear about that.</w:t>
+        <w:t xml:space="preserve">speaker-0: </w:t>
+      </w:r>
+      <w:r>
+        <w:rPr>
+          <w:sz w:val="24"/>
+        </w:rPr>
+        <w:t>the super, early diagnoses that a lot of families get today, which is great that families do get that. But he didn't have communication until he was about 11. We had, there's a few different modalities available in the community. They're all letterboard based communication. We've done them all. almost did. Yeah, right. And I don't want to be too derivative, but it really was finding the right community that makes</w:t>
       </w:r>
     </w:p>
     <w:p>
@@ -205,20 +205,20 @@
         <w:rPr>
           <w:sz w:val="24"/>
         </w:rPr>
-        <w:t xml:space="preserve">[00:04:34] </w:t>
+        <w:t xml:space="preserve">[00:04:08] </w:t>
       </w:r>
       <w:r>
         <w:rPr>
           <w:b/>
           <w:sz w:val="24"/>
         </w:rPr>
-        <w:t xml:space="preserve">Barry Prizant: </w:t>
-      </w:r>
-      <w:r>
-        <w:rPr>
-          <w:sz w:val="24"/>
-        </w:rPr>
-        <w:t>So my mom put me in dance class. That was supposed to help. Didn't love it that much. No, it did it did help. And then I actually did gymnastics in junior high, which I shouldn't have probably been able to do very well. I was too tall for it. Wow. But yeah, that that's challenging. It's it doesn't stop someone from doing something that they want to do. My brother, who had the same condition, only his</w:t>
+        <w:t xml:space="preserve">speaker-0: </w:t>
+      </w:r>
+      <w:r>
+        <w:rPr>
+          <w:sz w:val="24"/>
+        </w:rPr>
+        <w:t>one work over another because you need that collective support as you're going through this process. And so, you know, we had a couple of false starts with different modalities and I had to be convinced that it would even work, not because I might be something of an exception in that I always, believed that Evan had more in there. What I didn't believe is whether we'd ever reach it. And you know, I always knew.</w:t>
       </w:r>
     </w:p>
     <w:p>
@@ -226,20 +226,20 @@
         <w:rPr>
           <w:sz w:val="24"/>
         </w:rPr>
-        <w:t xml:space="preserve">[00:04:42] </w:t>
+        <w:t xml:space="preserve">[00:04:38] </w:t>
       </w:r>
       <w:r>
         <w:rPr>
           <w:b/>
           <w:sz w:val="24"/>
         </w:rPr>
-        <w:t xml:space="preserve">David Kaufer: </w:t>
-      </w:r>
-      <w:r>
-        <w:rPr>
-          <w:sz w:val="24"/>
-        </w:rPr>
-        <w:t>No.</w:t>
+        <w:t xml:space="preserve">speaker-0: </w:t>
+      </w:r>
+      <w:r>
+        <w:rPr>
+          <w:sz w:val="24"/>
+        </w:rPr>
+        <w:t>Yep. Now he, you know, he's not, he doesn't beat the stereotypical aspects of autism. He very, affectionate. makes good eye contact. He, you know, really super oriented to social cues. He doesn't necessarily respond to social cues, but he absolutely understands them. so I just didn't, I, thought that what he could say is what he could say. I didn't know that there was any other.</w:t>
       </w:r>
     </w:p>
     <w:p>
@@ -247,20 +247,20 @@
         <w:rPr>
           <w:sz w:val="24"/>
         </w:rPr>
-        <w:t xml:space="preserve">[00:05:04] </w:t>
+        <w:t xml:space="preserve">[00:05:06] </w:t>
       </w:r>
       <w:r>
         <w:rPr>
           <w:b/>
           <w:sz w:val="24"/>
         </w:rPr>
-        <w:t xml:space="preserve">Barry Prizant: </w:t>
-      </w:r>
-      <w:r>
-        <w:rPr>
-          <w:sz w:val="24"/>
-        </w:rPr>
-        <w:t>showed up when he was a baby. he became a basketball player. He played college basketball, which also shouldn't really be very easy. But he was passionate about basketball. Wow. So he overcame that. So I think we don't have to discount anything, right? But the thing that I found is that it can be</w:t>
+        <w:t xml:space="preserve">speaker-0: </w:t>
+      </w:r>
+      <w:r>
+        <w:rPr>
+          <w:sz w:val="24"/>
+        </w:rPr>
+        <w:t>any other way to pursue that, we put so much priority on the spoken word that we took it at face value. That what he said was what he meant to say and that what he didn't say with, you know, maybe he didn't understand or he didn't, I don't know what, but I always knew there was more there and I just didn't know if we'd reach it. So it took a couple of people kicking me in the backside saying, just give it a try, give it a try. And</w:t>
       </w:r>
     </w:p>
     <w:p>
@@ -268,20 +268,20 @@
         <w:rPr>
           <w:sz w:val="24"/>
         </w:rPr>
-        <w:t xml:space="preserve">[00:05:27] </w:t>
+        <w:t xml:space="preserve">[00:05:35] </w:t>
       </w:r>
       <w:r>
         <w:rPr>
           <w:b/>
           <w:sz w:val="24"/>
         </w:rPr>
-        <w:t xml:space="preserve">David Kaufer: </w:t>
-      </w:r>
-      <w:r>
-        <w:rPr>
-          <w:sz w:val="24"/>
-        </w:rPr>
-        <w:t>Stone's very excited today. So again, he's making lots of appearances. He's getting ready to head out with his brother. That's amazing though. I mean, that he was able to play basketball. Because again, why do you I mean we'll back up a little bit and maybe kind of talk about Strabismus. Is that I get better that okay. what is it, you know, and in</w:t>
+        <w:t xml:space="preserve">speaker-0: </w:t>
+      </w:r>
+      <w:r>
+        <w:rPr>
+          <w:sz w:val="24"/>
+        </w:rPr>
+        <w:t>right from the beginning. I mean, we all have our, what I call them, our magical moments, you know, where there's just one thing that they do or, style. tend to use the word say as interchangeable with fell in because it is what he's saying. I just want to make that clear for anybody listening because it doesn't mean he's speaking it. but he's still saying it. So in any case,</w:t>
       </w:r>
     </w:p>
     <w:p>
@@ -289,20 +289,20 @@
         <w:rPr>
           <w:sz w:val="24"/>
         </w:rPr>
-        <w:t xml:space="preserve">[00:05:47] </w:t>
+        <w:t xml:space="preserve">[00:05:59] </w:t>
       </w:r>
       <w:r>
         <w:rPr>
           <w:b/>
           <w:sz w:val="24"/>
         </w:rPr>
-        <w:t xml:space="preserve">Barry Prizant: </w:t>
-      </w:r>
-      <w:r>
-        <w:rPr>
-          <w:sz w:val="24"/>
-        </w:rPr>
-        <w:t>Yeah.</w:t>
+        <w:t xml:space="preserve">speaker-0: </w:t>
+      </w:r>
+      <w:r>
+        <w:rPr>
+          <w:sz w:val="24"/>
+        </w:rPr>
+        <w:t>You know, very early on we had that magical moment that, and in his case, it was one that I not only was absolutely certain was genuinely him, meaning the person holding the letter board could not possibly have known. But the thing that he spoke about or wrote about was just very specifically unique to his personality. it just, you know, it just was one of those things that he just...</w:t>
       </w:r>
     </w:p>
     <w:p>
@@ -310,20 +310,20 @@
         <w:rPr>
           <w:sz w:val="24"/>
         </w:rPr>
-        <w:t xml:space="preserve">[00:05:53] </w:t>
+        <w:t xml:space="preserve">[00:06:26] </w:t>
       </w:r>
       <w:r>
         <w:rPr>
           <w:b/>
           <w:sz w:val="24"/>
         </w:rPr>
-        <w:t xml:space="preserve">David Kaufer: </w:t>
-      </w:r>
-      <w:r>
-        <w:rPr>
-          <w:sz w:val="24"/>
-        </w:rPr>
-        <w:t>How is it defined and how does it impact people?</w:t>
+        <w:t xml:space="preserve">speaker-0: </w:t>
+      </w:r>
+      <w:r>
+        <w:rPr>
+          <w:sz w:val="24"/>
+        </w:rPr>
+        <w:t>I think maybe it was the only time in my life that I've just dropped on my knees. And literally, I mean, I'd love to tell a story if we have time for that. Please do. No, I think, cause I think, I think it's important, like you said, because again, as you said, you didn't go into this, like starry, like, know, like, Hey, this is going to be it. I mean, again, I was, you know, I</w:t>
       </w:r>
     </w:p>
     <w:p>
@@ -331,20 +331,20 @@
         <w:rPr>
           <w:sz w:val="24"/>
         </w:rPr>
-        <w:t xml:space="preserve">[00:05:57] </w:t>
+        <w:t xml:space="preserve">[00:06:54] </w:t>
       </w:r>
       <w:r>
         <w:rPr>
           <w:b/>
           <w:sz w:val="24"/>
         </w:rPr>
-        <w:t xml:space="preserve">Barry Prizant: </w:t>
-      </w:r>
-      <w:r>
-        <w:rPr>
-          <w:sz w:val="24"/>
-        </w:rPr>
-        <w:t>Yeah, so strabismus is when the eyes don't focus together. And the easy explanation is just that they're fighting with each other all the time. And i in order to compensate for that, one of the eyes will shut off. And when you look at someone, often that eye is pointing in the another direction. Okay. Because it's getting out of the way of the other eye that's the strong eye. So you'll see. kids with an eye turn, right? Crossed eyes, w however you want to term it, right? It can be turning in or it can be turning out. people will call it a lazy eye.</w:t>
+        <w:t xml:space="preserve">speaker-0: </w:t>
+      </w:r>
+      <w:r>
+        <w:rPr>
+          <w:sz w:val="24"/>
+        </w:rPr>
+        <w:t>I became aware of it from a friend who happened to be friends with JB Hanley. know, I mean, I think as parents, right, we, I'm sure you went through everything you could think of. I, again, I don't know, we've never really talked about, know, some of the biomedical things, as well as, you know, our ABA speech, right? There's anything and everything, right? We've been there and nothing had seemed to quote unquote work. Cause again, like you said, we're so focused on the spoken word.</w:t>
       </w:r>
     </w:p>
     <w:p>
@@ -352,20 +352,20 @@
         <w:rPr>
           <w:sz w:val="24"/>
         </w:rPr>
-        <w:t xml:space="preserve">[00:06:38] </w:t>
+        <w:t xml:space="preserve">[00:07:24] </w:t>
       </w:r>
       <w:r>
         <w:rPr>
           <w:b/>
           <w:sz w:val="24"/>
         </w:rPr>
-        <w:t xml:space="preserve">David Kaufer: </w:t>
-      </w:r>
-      <w:r>
-        <w:rPr>
-          <w:sz w:val="24"/>
-        </w:rPr>
-        <w:t>Yeah, you hear you hear about that. Okay, so that's kind of</w:t>
+        <w:t xml:space="preserve">speaker-0: </w:t>
+      </w:r>
+      <w:r>
+        <w:rPr>
+          <w:sz w:val="24"/>
+        </w:rPr>
+        <w:t>So yes, and I will say too, I, know, we didn't pursue bio med quite as much in our, I don't want to get off on a tangent, but in, never had that profound moment where we saw loss of skills. never saw them develop. And I hate to say this, but I, don't hate to say this. I took that back. I put a lot, a lot of stock in maternal instinct and sure.</w:t>
       </w:r>
     </w:p>
     <w:p>
@@ -373,20 +373,20 @@
         <w:rPr>
           <w:sz w:val="24"/>
         </w:rPr>
-        <w:t xml:space="preserve">[00:06:43] </w:t>
+        <w:t xml:space="preserve">[00:07:50] </w:t>
       </w:r>
       <w:r>
         <w:rPr>
           <w:b/>
           <w:sz w:val="24"/>
         </w:rPr>
-        <w:t xml:space="preserve">Barry Prizant: </w:t>
-      </w:r>
-      <w:r>
-        <w:rPr>
-          <w:sz w:val="24"/>
-        </w:rPr>
-        <w:t>And so it it's like five percent of the population that have an actual strabismus like this. The normal population. If you're looking at the autistic spectrum, then it's to totally different. And that's just strabismus. That's not other vision problems like inability to track or other focusing types of issues like that. You know, so my Mine is kind of a subset, but it's a much bigger problem than that.</w:t>
+        <w:t xml:space="preserve">speaker-0: </w:t>
+      </w:r>
+      <w:r>
+        <w:rPr>
+          <w:sz w:val="24"/>
+        </w:rPr>
+        <w:t>Possibly paternal too, but never having been a father to my knowledge. I can't speak to that. I just feel like every time I've known something in my heart and soul about my children, it's just never been wrong. you know, thousands of years of evolution created us to know these things on a level that we don't necessarily logically think through. And I just, I know what I really think happened. I think in his case, it very much was.</w:t>
       </w:r>
     </w:p>
     <w:p>
@@ -394,20 +394,20 @@
         <w:rPr>
           <w:sz w:val="24"/>
         </w:rPr>
-        <w:t xml:space="preserve">[00:07:14] </w:t>
+        <w:t xml:space="preserve">[00:08:18] </w:t>
       </w:r>
       <w:r>
         <w:rPr>
           <w:b/>
           <w:sz w:val="24"/>
         </w:rPr>
-        <w:t xml:space="preserve">David Kaufer: </w:t>
-      </w:r>
-      <w:r>
-        <w:rPr>
-          <w:sz w:val="24"/>
-        </w:rPr>
-        <w:t>Is this something that we're just like so many other things, we're just learning more about? I mean, is there just is it one that's we're just getting more awareness? Because growing up, I mean, what was like you said, you were just kind of considered maybe a little clumsy or you went in for traditional eye exams, right? Like, you know, was it just what did the eye doctors see or say, you know, and what did it take for you to finally figure it out?</w:t>
+        <w:t xml:space="preserve">speaker-0: </w:t>
+      </w:r>
+      <w:r>
+        <w:rPr>
+          <w:sz w:val="24"/>
+        </w:rPr>
+        <w:t>a genetic, you know, he was just created this way, but I also believe he experienced an environmental trigger that his own genome was less able to be responsive to. And I'm choosing my words very carefully because he is absolutely perfect exactly the way he is. I never speak about him in terms of, you know, any kind of medical damage or anything that way. I think that that's</w:t>
       </w:r>
     </w:p>
     <w:p>
@@ -415,20 +415,20 @@
         <w:rPr>
           <w:sz w:val="24"/>
         </w:rPr>
-        <w:t xml:space="preserve">[00:07:41] </w:t>
+        <w:t xml:space="preserve">[00:08:48] </w:t>
       </w:r>
       <w:r>
         <w:rPr>
           <w:b/>
           <w:sz w:val="24"/>
         </w:rPr>
-        <w:t xml:space="preserve">Barry Prizant: </w:t>
-      </w:r>
-      <w:r>
-        <w:rPr>
-          <w:sz w:val="24"/>
-        </w:rPr>
-        <w:t>Yeah, that is a great question. And I and I think that it's always been a problem. I just feel like the fact that we can do something about it hasn't been very obvious. So when I my brother, it was obvious at birth. He went into the doctor, they did surgery on his eyes because it was pointing way in, you know.</w:t>
+        <w:t xml:space="preserve">speaker-0: </w:t>
+      </w:r>
+      <w:r>
+        <w:rPr>
+          <w:sz w:val="24"/>
+        </w:rPr>
+        <w:t>For me personally, I can't speak for others, for me personally, think it's a fool's errand to go down that path because he is who he is. And he deserves to be loved and honored and embraced for exactly who he is. How he became that way is really not my question to answer. I think I know, but you know, I mean, I was born with red hair. A lot of people thousands of years ago thought that was the sign of a witch. And they weren't necessarily wrong.</w:t>
       </w:r>
     </w:p>
     <w:p>
@@ -436,20 +436,20 @@
         <w:rPr>
           <w:sz w:val="24"/>
         </w:rPr>
-        <w:t xml:space="preserve">[00:08:02] </w:t>
+        <w:t xml:space="preserve">[00:09:17] </w:t>
       </w:r>
       <w:r>
         <w:rPr>
           <w:b/>
           <w:sz w:val="24"/>
         </w:rPr>
-        <w:t xml:space="preserve">David Kaufer: </w:t>
-      </w:r>
-      <w:r>
-        <w:rPr>
-          <w:sz w:val="24"/>
-        </w:rPr>
-        <w:t>So it was so obvious that like they're like, Okay, we gotta fix this. I mean</w:t>
+        <w:t xml:space="preserve">speaker-0: </w:t>
+      </w:r>
+      <w:r>
+        <w:rPr>
+          <w:sz w:val="24"/>
+        </w:rPr>
+        <w:t>point with this, you know, this is just, it's who he is and that's all. So anyway, back to the story of that moment. Again, not to get off on a tangent, but my parents passed away seven weeks apart from one another in... Yeah, thank you. It's dumb. I don't recommend it. No, that's was rough. I don't recommend it. And one of the great sadnesses for me, my mother was a special education teacher and my dad was just, you know, a...</w:t>
       </w:r>
     </w:p>
     <w:p>
@@ -457,20 +457,20 @@
         <w:rPr>
           <w:sz w:val="24"/>
         </w:rPr>
-        <w:t xml:space="preserve">[00:08:06] </w:t>
+        <w:t xml:space="preserve">[00:09:45] </w:t>
       </w:r>
       <w:r>
         <w:rPr>
           <w:b/>
           <w:sz w:val="24"/>
         </w:rPr>
-        <w:t xml:space="preserve">Barry Prizant: </w:t>
-      </w:r>
-      <w:r>
-        <w:rPr>
-          <w:sz w:val="24"/>
-        </w:rPr>
-        <w:t>Exactly. Yeah. And the traditional solution f when you have this kind of an eye turn is the ophthalmologist will say, Well, we're gonna do surgery. They'll do two or three surgeries. It often it takes more than one. My brother had three surgeries. Yeah, two when he was a baby and one when he was like seven to kind of tune it up. So it's kind of a lot of surgery for a young child. It doesn't teach the eyes how to work together though, to have surgery.</w:t>
+        <w:t xml:space="preserve">speaker-0: </w:t>
+      </w:r>
+      <w:r>
+        <w:rPr>
+          <w:sz w:val="24"/>
+        </w:rPr>
+        <w:t>just loved children, loved them, just a natural, parent. And they passed away in 2011. We found Spelling late 2015. It was early 2016. And as we were coming to know this, reality for Evan, one of my great sadnesses was, my gosh, mom and dad would have loved this. And if they're watching from the great beyond, man, they are just bursting. They're jacked.</w:t>
       </w:r>
     </w:p>
     <w:p>
@@ -478,20 +478,20 @@
         <w:rPr>
           <w:sz w:val="24"/>
         </w:rPr>
-        <w:t xml:space="preserve">[00:08:20] </w:t>
+        <w:t xml:space="preserve">[00:10:15] </w:t>
       </w:r>
       <w:r>
         <w:rPr>
           <w:b/>
           <w:sz w:val="24"/>
         </w:rPr>
-        <w:t xml:space="preserve">David Kaufer: </w:t>
-      </w:r>
-      <w:r>
-        <w:rPr>
-          <w:sz w:val="24"/>
-        </w:rPr>
-        <w:t>Oh wow.</w:t>
+        <w:t xml:space="preserve">speaker-0: </w:t>
+      </w:r>
+      <w:r>
+        <w:rPr>
+          <w:sz w:val="24"/>
+        </w:rPr>
+        <w:t>Yeah. So we were in Austin, Texas. We had gone to see Soman Mukhapajee, the founder of RPM. And we were in a week long intensive program that she does. And he had a half hour session on the second day and he had what I call a DEF CON one meltdown. mean, just, I don't want to get into specifics out of dignity for him, but man, it was not great. think we even scared Soman.</w:t>
       </w:r>
     </w:p>
     <w:p>
@@ -499,20 +499,20 @@
         <w:rPr>
           <w:sz w:val="24"/>
         </w:rPr>
-        <w:t xml:space="preserve">[00:08:35] </w:t>
+        <w:t xml:space="preserve">[00:10:42] </w:t>
       </w:r>
       <w:r>
         <w:rPr>
           <w:b/>
           <w:sz w:val="24"/>
         </w:rPr>
-        <w:t xml:space="preserve">Barry Prizant: </w:t>
-      </w:r>
-      <w:r>
-        <w:rPr>
-          <w:sz w:val="24"/>
-        </w:rPr>
-        <w:t>So even though my brother's eyes were fairly straight, he didn't learn how to see depth. My problem didn't surface until I was almost three. So it's a different type of strabismus. There's infantile like my brother, and then there's c a compensatory type of strabismus. And it usually means that you have either far sighted or nearsightedness and your eyes are not working together and they're compensating. And they put glasses on the child like they did me. And the eyes look pretty straight and the doctor says, Okay, you're good to go.</w:t>
+        <w:t xml:space="preserve">speaker-0: </w:t>
+      </w:r>
+      <w:r>
+        <w:rPr>
+          <w:sz w:val="24"/>
+        </w:rPr>
+        <w:t>And he went out to the driveway of the home where her office is and got into our rental car. It sat there and was just picking and screaming and banging. she just kept going. She just kept the board in front of him. And I, was recording because everything gets video recorded. And, the last thing he, she asked him was what's one word to describe our time together. And he spelled hope and what.</w:t>
       </w:r>
     </w:p>
     <w:p>
@@ -520,20 +520,20 @@
         <w:rPr>
           <w:sz w:val="24"/>
         </w:rPr>
-        <w:t xml:space="preserve">[00:09:09] </w:t>
+        <w:t xml:space="preserve">[00:11:12] </w:t>
       </w:r>
       <w:r>
         <w:rPr>
           <w:b/>
           <w:sz w:val="24"/>
         </w:rPr>
-        <w:t xml:space="preserve">David Kaufer: </w:t>
-      </w:r>
-      <w:r>
-        <w:rPr>
-          <w:sz w:val="24"/>
-        </w:rPr>
-        <w:t>Just because just because your eyes are straight. Exactly.</w:t>
+        <w:t xml:space="preserve">speaker-0: </w:t>
+      </w:r>
+      <w:r>
+        <w:rPr>
+          <w:sz w:val="24"/>
+        </w:rPr>
+        <w:t>Nobody knew at that time was that word hope was incredibly profound in my family of origin. My father worked with cancer patients and he did a lot of the communication strategy, a lot of the public relations. And in the seventies, the idea of hope being something that you can always bring to that lived experience. I don't need to go into a lot of detail about that. The point is it's just a very, specific word that had deep meaning for my family.</w:t>
       </w:r>
     </w:p>
     <w:p>
@@ -541,20 +541,20 @@
         <w:rPr>
           <w:sz w:val="24"/>
         </w:rPr>
-        <w:t xml:space="preserve">[00:09:12] </w:t>
+        <w:t xml:space="preserve">[00:11:42] </w:t>
       </w:r>
       <w:r>
         <w:rPr>
           <w:b/>
           <w:sz w:val="24"/>
         </w:rPr>
-        <w:t xml:space="preserve">Barry Prizant: </w:t>
-      </w:r>
-      <w:r>
-        <w:rPr>
-          <w:sz w:val="24"/>
-        </w:rPr>
-        <w:t>Exactly. And a I remember a as a child going in for my yearly exam and I was about ten and they did this test where you look in the big machine and on one side there's a note and on the other side there's the five lines for the music staff. And they said, Can you tell us what line or space that note's on? And I said, Well, I see the notes over here and I see the lines over here. Do you want me to guess? And I had been guessing until then. Something just clicked and I thought and I was and I was annoyed because we I'd had a traumatic event on the way to the office. And so I think I was pr probably a little more sassy than usual, you know?</w:t>
+        <w:t xml:space="preserve">speaker-0: </w:t>
+      </w:r>
+      <w:r>
+        <w:rPr>
+          <w:sz w:val="24"/>
+        </w:rPr>
+        <w:t>And for him to choose that one, and I am absolutely certain he chose that one specifically because he wanted me to hear him. He wanted me to know exactly what I was seeing because Selma was just like, oh yeah, that's a nice word. didn't, she didn't have no reason to know that meant what it did. And I just, felt the presence of my parents and I knew exactly what I was, what I was watching.</w:t>
       </w:r>
     </w:p>
     <w:p>
@@ -562,20 +562,20 @@
         <w:rPr>
           <w:sz w:val="24"/>
         </w:rPr>
-        <w:t xml:space="preserve">[00:09:45] </w:t>
+        <w:t xml:space="preserve">[00:12:12] </w:t>
       </w:r>
       <w:r>
         <w:rPr>
           <w:b/>
           <w:sz w:val="24"/>
         </w:rPr>
-        <w:t xml:space="preserve">David Kaufer: </w:t>
-      </w:r>
-      <w:r>
-        <w:rPr>
-          <w:sz w:val="24"/>
-        </w:rPr>
-        <w:t>Really? Yeah. A little edgy. A little edgy ten year old.</w:t>
+        <w:t xml:space="preserve">speaker-0: </w:t>
+      </w:r>
+      <w:r>
+        <w:rPr>
+          <w:sz w:val="24"/>
+        </w:rPr>
+        <w:t>And there was no, there was no turning back. mean, the RPM was not the model that worked well for us in the end, but, that was the moment and I will never regret that trial and error we found because it gave me that gift. Yeah. They got, you got you going, right? I you on the journey. Yeah. So now I have Evan's word right here. That's my father's handwriting. Oh, that's awesome.</w:t>
       </w:r>
     </w:p>
     <w:p>
@@ -583,20 +583,20 @@
         <w:rPr>
           <w:sz w:val="24"/>
         </w:rPr>
-        <w:t xml:space="preserve">[00:10:02] </w:t>
+        <w:t xml:space="preserve">[00:12:37] </w:t>
       </w:r>
       <w:r>
         <w:rPr>
           <w:b/>
           <w:sz w:val="24"/>
         </w:rPr>
-        <w:t xml:space="preserve">Barry Prizant: </w:t>
-      </w:r>
-      <w:r>
-        <w:rPr>
-          <w:sz w:val="24"/>
-        </w:rPr>
-        <w:t>And I just said, Do you want me to guess? Because I can't I see 'em on, you know, with each eye. And I'd had never been able to see through binoculars or, you know, the little kaleidoscope thing. The Yeah. I could never do those. and they just said, Oh, you can't do that. We won't do that anymore.</w:t>
+        <w:t xml:space="preserve">speaker-0: </w:t>
+      </w:r>
+      <w:r>
+        <w:rPr>
+          <w:sz w:val="24"/>
+        </w:rPr>
+        <w:t>my father's handwriting that I took from a document after he passed. And for me, it's both of them. It's his word, but evidence use of it. That is super cool. I really like that. And I'm sorry, like you said, your parents weren't able to witness that, because it is profound. And I'm fortunate enough that both of my parents are still alive. I have a 91-year-old dad.</w:t>
       </w:r>
     </w:p>
     <w:p>
@@ -604,20 +604,20 @@
         <w:rPr>
           <w:sz w:val="24"/>
         </w:rPr>
-        <w:t xml:space="preserve">[00:10:15] </w:t>
+        <w:t xml:space="preserve">[00:13:04] </w:t>
       </w:r>
       <w:r>
         <w:rPr>
           <w:b/>
           <w:sz w:val="24"/>
         </w:rPr>
-        <w:t xml:space="preserve">David Kaufer: </w:t>
-      </w:r>
-      <w:r>
-        <w:rPr>
-          <w:sz w:val="24"/>
-        </w:rPr>
-        <w:t>Oh yeah. Those were fun. Yeah. That was their answer? Yeah. Oh great. That's helpful. Yeah.</w:t>
+        <w:t xml:space="preserve">speaker-0: </w:t>
+      </w:r>
+      <w:r>
+        <w:rPr>
+          <w:sz w:val="24"/>
+        </w:rPr>
+        <w:t>89 year old mom, you know, who were able to witness this with Stone. both, they've been divorced for years, but again, you know, I've had good relationships and have always been super supportive, especially grandma. And just to talk about that moment, we were visiting, not too long ago. They lived down in a couple of hours away down in the Portland area. And, Stone said, I want to say something to grandma. I said, yeah, what do you want to say? He said, grandma, your unconditional love for me,</w:t>
       </w:r>
     </w:p>
     <w:p>
@@ -625,20 +625,20 @@
         <w:rPr>
           <w:sz w:val="24"/>
         </w:rPr>
-        <w:t xml:space="preserve">[00:10:30] </w:t>
+        <w:t xml:space="preserve">[00:13:34] </w:t>
       </w:r>
       <w:r>
         <w:rPr>
           <w:b/>
           <w:sz w:val="24"/>
         </w:rPr>
-        <w:t xml:space="preserve">Barry Prizant: </w:t>
-      </w:r>
-      <w:r>
-        <w:rPr>
-          <w:sz w:val="24"/>
-        </w:rPr>
-        <w:t>And you know, vision therapy has been around that long but nobody knew about it. I didn't know about it until I went f looking for answers as a you know, forty something year old because my eyes were bothering me more at that point.</w:t>
+        <w:t xml:space="preserve">speaker-0: </w:t>
+      </w:r>
+      <w:r>
+        <w:rPr>
+          <w:sz w:val="24"/>
+        </w:rPr>
+        <w:t>And he said, the reason, the reason I always kept going was because of the unconditional love you gave me. And it was just like so sweet and special, right? You know, and just, you know, just totally melted her. You know, it's just, it was a really sweet moment. well, nobody loves your kids the way that their grandparents do, right? Like after you, only people are, your parents. Yeah.</w:t>
       </w:r>
     </w:p>
     <w:p>
@@ -646,20 +646,20 @@
         <w:rPr>
           <w:sz w:val="24"/>
         </w:rPr>
-        <w:t xml:space="preserve">[00:10:46] </w:t>
+        <w:t xml:space="preserve">[00:14:00] </w:t>
       </w:r>
       <w:r>
         <w:rPr>
           <w:b/>
           <w:sz w:val="24"/>
         </w:rPr>
-        <w:t xml:space="preserve">David Kaufer: </w:t>
-      </w:r>
-      <w:r>
-        <w:rPr>
-          <w:sz w:val="24"/>
-        </w:rPr>
-        <w:t>Well, I think there's still a real lack of understanding about vision therapy. yeah, it was something I'd heard about again in our journey with autism ourselves. That's just one of many avenues that you explore when you're dealing with communication. And I remember hearing about we have a place I'm in the Seattle area, and you know, checking out, but that was all new, just the whole idea of doing vision therapy, because again, it's so</w:t>
+        <w:t xml:space="preserve">speaker-0: </w:t>
+      </w:r>
+      <w:r>
+        <w:rPr>
+          <w:sz w:val="24"/>
+        </w:rPr>
+        <w:t>Yeah. So I'm, know, like I said, we're fortunate that we've had that and that he's had that relationship and that unconditional love and, know, the community, like getting back to that, like you said, is so important because the journey, like again, when we started back when, you know, our sons were diagnosed even, it was pretty lonely, right? Like you didn't have a chance to necessarily meet other parents.</w:t>
       </w:r>
     </w:p>
     <w:p>
@@ -667,20 +667,20 @@
         <w:rPr>
           <w:sz w:val="24"/>
         </w:rPr>
-        <w:t xml:space="preserve">[00:10:51] </w:t>
+        <w:t xml:space="preserve">[00:14:29] </w:t>
       </w:r>
       <w:r>
         <w:rPr>
           <w:b/>
           <w:sz w:val="24"/>
         </w:rPr>
-        <w:t xml:space="preserve">Barry Prizant: </w:t>
-      </w:r>
-      <w:r>
-        <w:rPr>
-          <w:sz w:val="24"/>
-        </w:rPr>
-        <w:t>Absolutely.</w:t>
+        <w:t xml:space="preserve">speaker-0: </w:t>
+      </w:r>
+      <w:r>
+        <w:rPr>
+          <w:sz w:val="24"/>
+        </w:rPr>
+        <w:t>of children on the spectrum. was far and few between. There weren't necessarily Facebook groups or, I remember there was like a Yahoo group or things like that. So we had a chance to connect with someone. It was really kind of a unique opportunity. But now of course, there's been this explosion, but there's a number of, all kinds of groups, associations. mean, there's a lot of different opportunities for people.</w:t>
       </w:r>
     </w:p>
     <w:p>
@@ -688,20 +688,20 @@
         <w:rPr>
           <w:sz w:val="24"/>
         </w:rPr>
-        <w:t xml:space="preserve">[00:11:16] </w:t>
+        <w:t xml:space="preserve">[00:14:58] </w:t>
       </w:r>
       <w:r>
         <w:rPr>
           <w:b/>
           <w:sz w:val="24"/>
         </w:rPr>
-        <w:t xml:space="preserve">David Kaufer: </w:t>
-      </w:r>
-      <w:r>
-        <w:rPr>
-          <w:sz w:val="24"/>
-        </w:rPr>
-        <w:t>yeah, you just think about just you just get eye exams and you get classes. You don't think about this as something another area, although it makes perfect sense once you start looking at it a little more closely.</w:t>
+        <w:t xml:space="preserve">speaker-0: </w:t>
+      </w:r>
+      <w:r>
+        <w:rPr>
+          <w:sz w:val="24"/>
+        </w:rPr>
+        <w:t>to join communities. I was wondering, can I get your take on that? What kind of advice would you give parents, maybe especially our newer, on this journey as far as how to navigate that without becoming overwhelmed? Because I think that's part of the, I think that's one of the challenges. You feel overwhelmed already, just I think being on the journey. How... navigated? You know, I think that we tend... What you said...</w:t>
       </w:r>
     </w:p>
     <w:p>
@@ -709,20 +709,20 @@
         <w:rPr>
           <w:sz w:val="24"/>
         </w:rPr>
-        <w:t xml:space="preserve">[00:11:27] </w:t>
+        <w:t xml:space="preserve">[00:15:28] </w:t>
       </w:r>
       <w:r>
         <w:rPr>
           <w:b/>
           <w:sz w:val="24"/>
         </w:rPr>
-        <w:t xml:space="preserve">Barry Prizant: </w:t>
-      </w:r>
-      <w:r>
-        <w:rPr>
-          <w:sz w:val="24"/>
-        </w:rPr>
-        <w:t>Right. Yeah. And I didn't start looking until my eye turn started to become really bad in my forties. I started to get presbyopia like a lot of us do at that age, you know. Can't see till you're, you know, have your hand clear out here. And so my eye turn just got worse and I looked at natural vision improvement things and I started searching online and I just by accident</w:t>
+        <w:t xml:space="preserve">speaker-0: </w:t>
+      </w:r>
+      <w:r>
+        <w:rPr>
+          <w:sz w:val="24"/>
+        </w:rPr>
+        <w:t>really hit hits up in your urge that you're right, we were very isolated. were not just isolated, but marginalized. You know, we couldn't have a lot of the shared experiences that our peer group did now, you know, stones a twin. And I also had another child, but when you're when you want to connect, not only do you not have the same experiences, the first day of kindergarten, the same, you know,</w:t>
       </w:r>
     </w:p>
     <w:p>
@@ -730,20 +730,20 @@
         <w:rPr>
           <w:sz w:val="24"/>
         </w:rPr>
-        <w:t xml:space="preserve">[00:11:44] </w:t>
+        <w:t xml:space="preserve">[00:15:55] </w:t>
       </w:r>
       <w:r>
         <w:rPr>
           <w:b/>
           <w:sz w:val="24"/>
         </w:rPr>
-        <w:t xml:space="preserve">David Kaufer: </w:t>
-      </w:r>
-      <w:r>
-        <w:rPr>
-          <w:sz w:val="24"/>
-        </w:rPr>
-        <w:t>Wow.</w:t>
+        <w:t xml:space="preserve">speaker-0: </w:t>
+      </w:r>
+      <w:r>
+        <w:rPr>
+          <w:sz w:val="24"/>
+        </w:rPr>
+        <w:t>You know, they're waiting at the bus stop, all those little things. But you don't have the energy for it. don't have the time for it. What I do love about the fact that it's a lot of it social media driven now is you can enter as you are able to enter. But what I think is the best way to not overload is to recognize that all of these people that are giving you their two cents worth</w:t>
       </w:r>
     </w:p>
     <w:p>
@@ -751,20 +751,20 @@
         <w:rPr>
           <w:sz w:val="24"/>
         </w:rPr>
-        <w:t xml:space="preserve">[00:11:56] </w:t>
+        <w:t xml:space="preserve">[00:16:24] </w:t>
       </w:r>
       <w:r>
         <w:rPr>
           <w:b/>
           <w:sz w:val="24"/>
         </w:rPr>
-        <w:t xml:space="preserve">Barry Prizant: </w:t>
-      </w:r>
-      <w:r>
-        <w:rPr>
-          <w:sz w:val="24"/>
-        </w:rPr>
-        <w:t>Not by accident, right. Came across vision therapy, found out there was a doctor just down the street from me. And there were only two in the whole state of Utah at that point. And went in and had an exam and f figured out that there was something we could do.</w:t>
+        <w:t xml:space="preserve">speaker-0: </w:t>
+      </w:r>
+      <w:r>
+        <w:rPr>
+          <w:sz w:val="24"/>
+        </w:rPr>
+        <w:t>are just people, you know, they're not more qualified than you. They're certainly not more qualified than you about your child. But I don't know. mean, it's a good question. And I wish I had a better answer for you right now because I am, I'm somebody who, you know, I'll research and learn and listen about almost anything. And I don't feel that I necessarily overload because I can separate out</w:t>
       </w:r>
     </w:p>
     <w:p>
@@ -772,20 +772,20 @@
         <w:rPr>
           <w:sz w:val="24"/>
         </w:rPr>
-        <w:t xml:space="preserve">[00:12:12] </w:t>
+        <w:t xml:space="preserve">[00:16:51] </w:t>
       </w:r>
       <w:r>
         <w:rPr>
           <w:b/>
           <w:sz w:val="24"/>
         </w:rPr>
-        <w:t xml:space="preserve">David Kaufer: </w:t>
-      </w:r>
-      <w:r>
-        <w:rPr>
-          <w:sz w:val="24"/>
-        </w:rPr>
-        <w:t>Wow. Well that's I'm glad that you found that. What was it like then? I mean, what and how tell me about that experience as you after you went through started going through the therapy, did you experience like true depth perception for the first time or you know, things like that?</w:t>
+        <w:t xml:space="preserve">speaker-0: </w:t>
+      </w:r>
+      <w:r>
+        <w:rPr>
+          <w:sz w:val="24"/>
+        </w:rPr>
+        <w:t>you know, the person from the idea they're presenting and I could connect with an individual even if I don't agree with them. I actually prefer engaging on social media because you can opt out when you overload. There's no obligation to respond to message. You know, you can't necessarily walk away from an individual human being in the same room, but you can just turn off social media. You don't even have to log in on a given day. that. You don't have to answer all the</w:t>
       </w:r>
     </w:p>
     <w:p>
@@ -793,20 +793,20 @@
         <w:rPr>
           <w:sz w:val="24"/>
         </w:rPr>
-        <w:t xml:space="preserve">[00:12:29] </w:t>
+        <w:t xml:space="preserve">[00:17:20] </w:t>
       </w:r>
       <w:r>
         <w:rPr>
           <w:b/>
           <w:sz w:val="24"/>
         </w:rPr>
-        <w:t xml:space="preserve">Barry Prizant: </w:t>
-      </w:r>
-      <w:r>
-        <w:rPr>
-          <w:sz w:val="24"/>
-        </w:rPr>
-        <w:t>Well, it wasn't quite that easy. Yeah. No. it was about two thousand thirteen. I started vision therapy, did a lot of sessions of therapy, and I just wasn't getting any solu any resolution at all. I wasn't getting any progress. And my doctor said, you know, you can look at surgery, that could be</w:t>
+        <w:t xml:space="preserve">speaker-0: </w:t>
+      </w:r>
+      <w:r>
+        <w:rPr>
+          <w:sz w:val="24"/>
+        </w:rPr>
+        <w:t>things that are said to you. But there are real relationships formed there and there is real value because there's nobody else out there who has the lived experience. It's a field that is overwhelmed by people who teach, not do. And other parents are the people who may not be able to teach, but they sure know how to do. And if they don't know how to do, then...</w:t>
       </w:r>
     </w:p>
     <w:p>
@@ -814,20 +814,20 @@
         <w:rPr>
           <w:sz w:val="24"/>
         </w:rPr>
-        <w:t xml:space="preserve">[00:12:32] </w:t>
+        <w:t xml:space="preserve">[00:17:46] </w:t>
       </w:r>
       <w:r>
         <w:rPr>
           <w:b/>
           <w:sz w:val="24"/>
         </w:rPr>
-        <w:t xml:space="preserve">David Kaufer: </w:t>
-      </w:r>
-      <w:r>
-        <w:rPr>
-          <w:sz w:val="24"/>
-        </w:rPr>
-        <w:t>It wasn't like</w:t>
+        <w:t xml:space="preserve">speaker-0: </w:t>
+      </w:r>
+      <w:r>
+        <w:rPr>
+          <w:sz w:val="24"/>
+        </w:rPr>
+        <w:t>whatever they've messed up is probably something you're going to mess up too and vice versa. Yeah. No, that's a really good point. I think social media, again, I was going to say, I think that's one of the benefits. You know, again, we could say it's a double-edged sword. I've worked in the industry. My day job, so to speak, is doing background PR and digital marketing as I've been doing social media from the early days and I've seen the different changes. And again, it's become a double-edged sword, of course, with</w:t>
       </w:r>
     </w:p>
     <w:p>
@@ -835,20 +835,20 @@
         <w:rPr>
           <w:sz w:val="24"/>
         </w:rPr>
-        <w:t xml:space="preserve">[00:12:59] </w:t>
+        <w:t xml:space="preserve">[00:18:15] </w:t>
       </w:r>
       <w:r>
         <w:rPr>
           <w:b/>
           <w:sz w:val="24"/>
         </w:rPr>
-        <w:t xml:space="preserve">Barry Prizant: </w:t>
-      </w:r>
-      <w:r>
-        <w:rPr>
-          <w:sz w:val="24"/>
-        </w:rPr>
-        <w:t>What you might want to do in addition, and I didn't want to do surgery, so I stopped vision therapy, took my daughter in, found out that she was mini me and that she</w:t>
+        <w:t xml:space="preserve">speaker-0: </w:t>
+      </w:r>
+      <w:r>
+        <w:rPr>
+          <w:sz w:val="24"/>
+        </w:rPr>
+        <w:t>Misinformation, disinformation, trolls, all kinds of things. The great thing is, you know, some of these communities, like you said, the one that we're, you know, that connected us, the Spellers community and how that's just kind of, it's blown me away. I mean, by far, but kind of the best online community that I've been part of. And like you said, just the knowledge sharing. think for me, the difference is, especially again, going back 10 years and when we were kind of like in that knowledge,</w:t>
       </w:r>
     </w:p>
     <w:p>
@@ -856,20 +856,20 @@
         <w:rPr>
           <w:sz w:val="24"/>
         </w:rPr>
-        <w:t xml:space="preserve">[00:13:08] </w:t>
+        <w:t xml:space="preserve">[00:18:44] </w:t>
       </w:r>
       <w:r>
         <w:rPr>
           <w:b/>
           <w:sz w:val="24"/>
         </w:rPr>
-        <w:t xml:space="preserve">David Kaufer: </w:t>
-      </w:r>
-      <w:r>
-        <w:rPr>
-          <w:sz w:val="24"/>
-        </w:rPr>
-        <w:t>Okay. It's really genetic, it sounds like</w:t>
+        <w:t xml:space="preserve">speaker-0: </w:t>
+      </w:r>
+      <w:r>
+        <w:rPr>
+          <w:sz w:val="24"/>
+        </w:rPr>
+        <w:t>seeking phase, especially it's all. There was like, there was an opportunity to ask a lot of questions. Like you could go to an association or a group and you'd like read papers or you just like, and you're trying to make it kind of fit your situation, right? Like, and we know that everything is so unique that it's just really hard. Plus it's just time consuming. Whereas again, like you said, here you go into a group and just say, here's my situation, you know, blah, What do you guys think?</w:t>
       </w:r>
     </w:p>
     <w:p>
@@ -877,20 +877,20 @@
         <w:rPr>
           <w:sz w:val="24"/>
         </w:rPr>
-        <w:t xml:space="preserve">[00:13:10] </w:t>
+        <w:t xml:space="preserve">[00:19:12] </w:t>
       </w:r>
       <w:r>
         <w:rPr>
           <w:b/>
           <w:sz w:val="24"/>
         </w:rPr>
-        <w:t xml:space="preserve">Barry Prizant: </w:t>
-      </w:r>
-      <w:r>
-        <w:rPr>
-          <w:sz w:val="24"/>
-        </w:rPr>
-        <w:t>Well, I knew Yeah. It's hard to say. It's yeah, it's hard to say. But I mean I have six children. My youngest daughter was just like me. I knew she was like me because she had an eye turn when she was three, like I did. And I had taken her to the doctor and they put her in glasses. It was just, you know, the same process. And she was fine. She did fine in school. She didn't seem to struggle that much in other things. She didn't seem to be s super clumsy. I had done other things with her when she was very young, like music and movement. I taught music and movement classes. And so there were things that maybe compensated better. I don't know. And I didn't see her doing poorly in school or having any struggles. And I had this passion for sharing the whole thing, you know, because I knew it could help. I hadn't helped me yet, but I knew it could. And so I was reading this book called W if when your ch Sorry When Your Child Struggles by David Cook. And it had a checklist in it of things to ask the child. And I was thinking about it in relationship to c children that I was experiencing at school when I was substitute teaching. But I practice I decided to practice the questions on my daughter. And so I said I said to her, Do the words ever do this when you're reading? And you know, the split apart. And she said yes. And I thought, Oh, that's not good. I had no idea that she was seeing double when she</w:t>
+        <w:t xml:space="preserve">speaker-0: </w:t>
+      </w:r>
+      <w:r>
+        <w:rPr>
+          <w:sz w:val="24"/>
+        </w:rPr>
+        <w:t>you know, and you get kind of that instant feedback from people in addition to the support, right? Well, and it's okay to prioritize the things that you already like, what you're hearing. It's okay to do that. You know, when we were starting out, I went to Autism Speaks. It was the only thing out there. And I remember at the time, like I was very grateful for the...</w:t>
       </w:r>
     </w:p>
     <w:p>
@@ -898,20 +898,20 @@
         <w:rPr>
           <w:sz w:val="24"/>
         </w:rPr>
-        <w:t xml:space="preserve">[00:14:51] </w:t>
+        <w:t xml:space="preserve">[00:19:38] </w:t>
       </w:r>
       <w:r>
         <w:rPr>
           <w:b/>
           <w:sz w:val="24"/>
         </w:rPr>
-        <w:t xml:space="preserve">David Kaufer: </w:t>
-      </w:r>
-      <w:r>
-        <w:rPr>
-          <w:sz w:val="24"/>
-        </w:rPr>
-        <w:t>And how old was she at this point? Remind me. Okay, so about okay. Yeah.</w:t>
+        <w:t xml:space="preserve">speaker-0: </w:t>
+      </w:r>
+      <w:r>
+        <w:rPr>
+          <w:sz w:val="24"/>
+        </w:rPr>
+        <w:t>stability that they offered as an organization and we have the answers kind of thing. But anytime their advice didn't particularly resonate with me, what other choice did I have? I mean, there was no place else to look. And that doesn't mean that you decision shop. But if what you're working on right now is a biomedical intervention, if what you're working on right now is letter boards, if it's any one of a thousand different things,</w:t>
       </w:r>
     </w:p>
     <w:p>
@@ -919,20 +919,20 @@
         <w:rPr>
           <w:sz w:val="24"/>
         </w:rPr>
-        <w:t xml:space="preserve">[00:14:53] </w:t>
+        <w:t xml:space="preserve">[00:20:06] </w:t>
       </w:r>
       <w:r>
         <w:rPr>
           <w:b/>
           <w:sz w:val="24"/>
         </w:rPr>
-        <w:t xml:space="preserve">Barry Prizant: </w:t>
-      </w:r>
-      <w:r>
-        <w:rPr>
-          <w:sz w:val="24"/>
-        </w:rPr>
-        <w:t>She was nine. Okay. Yeah. So very m starting to be very aware of that. And potentially have problems later on, you know, because reading just the words just keep getting smaller, right? And more difficult. so I said, Well do you ever close an eye when you're reading? That was also on the checklist. And she said, Oh yeah, ev all the time when I'm reading in bed, I s I s I lay with my eye</w:t>
+        <w:t xml:space="preserve">speaker-0: </w:t>
+      </w:r>
+      <w:r>
+        <w:rPr>
+          <w:sz w:val="24"/>
+        </w:rPr>
+        <w:t>It's okay to prioritize the things that are already working for your family and your values and your priority. I think that we do, much like we put value on the spoken word, we also put value on the written word. Just cause you see it on the internet doesn't make it true. What's that like mean going around? Like you can't, you can't believe everything that you see on the internet.</w:t>
       </w:r>
     </w:p>
     <w:p>
@@ -940,20 +940,20 @@
         <w:rPr>
           <w:sz w:val="24"/>
         </w:rPr>
-        <w:t xml:space="preserve">[00:15:00] </w:t>
+        <w:t xml:space="preserve">[00:20:33] </w:t>
       </w:r>
       <w:r>
         <w:rPr>
           <w:b/>
           <w:sz w:val="24"/>
         </w:rPr>
-        <w:t xml:space="preserve">David Kaufer: </w:t>
-      </w:r>
-      <w:r>
-        <w:rPr>
-          <w:sz w:val="24"/>
-        </w:rPr>
-        <w:t>Yeah.</w:t>
+        <w:t xml:space="preserve">speaker-0: </w:t>
+      </w:r>
+      <w:r>
+        <w:rPr>
+          <w:sz w:val="24"/>
+        </w:rPr>
+        <w:t>and it's a quote by Abraham Lincoln. Right, the help of that. You know, it's like that. But that's what the world is too, right? Like it's not any different from what we're doing in our day-to-day lives in text. You've got to filter, you've got to prioritize and like said, you know, ask correct questions and understand where and who's the information coming from, what makes them qualified, you know, like I said, you know, I think that's...</w:t>
       </w:r>
     </w:p>
     <w:p>
@@ -961,20 +961,20 @@
         <w:rPr>
           <w:sz w:val="24"/>
         </w:rPr>
-        <w:t xml:space="preserve">[00:15:22] </w:t>
+        <w:t xml:space="preserve">[00:21:00] </w:t>
       </w:r>
       <w:r>
         <w:rPr>
           <w:b/>
           <w:sz w:val="24"/>
         </w:rPr>
-        <w:t xml:space="preserve">Barry Prizant: </w:t>
-      </w:r>
-      <w:r>
-        <w:rPr>
-          <w:sz w:val="24"/>
-        </w:rPr>
-        <w:t>on the pillow so that I'm reading just with the one eye and she said and then I turn over when I turn the page and do it with the other eye. That was helping avoid double vision, right? And I had</w:t>
+        <w:t xml:space="preserve">speaker-0: </w:t>
+      </w:r>
+      <w:r>
+        <w:rPr>
+          <w:sz w:val="24"/>
+        </w:rPr>
+        <w:t>always helpful to try to have those identifiers. If there's a post and when people are responding, hey, I'm a physician and I can tell you XYZ versus I'm a dad and here's my experience. You and I have kind of offline discussion about that. It's not even like nefarious intent necessarily, but still I think that context is really helpful. Well, I'll tell you what they do all have in common though. I say this about...</w:t>
       </w:r>
     </w:p>
     <w:p>
@@ -982,20 +982,20 @@
         <w:rPr>
           <w:sz w:val="24"/>
         </w:rPr>
-        <w:t xml:space="preserve">[00:15:37] </w:t>
+        <w:t xml:space="preserve">[00:21:29] </w:t>
       </w:r>
       <w:r>
         <w:rPr>
           <w:b/>
           <w:sz w:val="24"/>
         </w:rPr>
-        <w:t xml:space="preserve">David Kaufer: </w:t>
-      </w:r>
-      <w:r>
-        <w:rPr>
-          <w:sz w:val="24"/>
-        </w:rPr>
-        <w:t>She kind of s figured it out. Like she had her own solution. I mean to exactly cope with it was a co it was a coping mechanism, basically.</w:t>
+        <w:t xml:space="preserve">speaker-0: </w:t>
+      </w:r>
+      <w:r>
+        <w:rPr>
+          <w:sz w:val="24"/>
+        </w:rPr>
+        <w:t>teachers too. One thing when I'm working on an advocacy case, but I can always say is true about teachers, special education teachers in particular, is there's not a one of them that entered that field because they thought they were going to get rich doing it. There's not a one of them that entered that field for the big paycheck, the short hours, the easy work. I don't believe you encounter anyone that is in any of those autism support groups for any reason other than they just want to do the right fitting.</w:t>
       </w:r>
     </w:p>
     <w:p>
@@ -1003,20 +1003,20 @@
         <w:rPr>
           <w:sz w:val="24"/>
         </w:rPr>
-        <w:t xml:space="preserve">[00:15:45] </w:t>
+        <w:t xml:space="preserve">[00:21:57] </w:t>
       </w:r>
       <w:r>
         <w:rPr>
           <w:b/>
           <w:sz w:val="24"/>
         </w:rPr>
-        <w:t xml:space="preserve">Barry Prizant: </w:t>
-      </w:r>
-      <w:r>
-        <w:rPr>
-          <w:sz w:val="24"/>
-        </w:rPr>
-        <w:t>Exactly. Yes. And I don't know if she did any of that at school. Sometimes children will, you know, they'll sit with their hand up like this, you know, cover an eye. And just make other compensator compensatory items that will help them to not have that problem. So she was doing all of those things. I had no idea. And I thought I was a pretty aware mom, you know, she was child number six. You know, it I kind of was beating myself up a little bit about it, you know. So I took her into my vision therapy doctor and he got her in vision therapy. It took about nine months of therapy for her and she was able to gain three D. So it was a pretty easy process. It is something for a lot of people that you kinda have to keep doing a little bit of to keep the skill.</w:t>
+        <w:t xml:space="preserve">speaker-0: </w:t>
+      </w:r>
+      <w:r>
+        <w:rPr>
+          <w:sz w:val="24"/>
+        </w:rPr>
+        <w:t>by themselves, their child, their family member, their loved one. That is the one thing they have in common. And I think the overwhelming majority of them would go to war in order to pursue that outcome. That is a baptism or a shared bondage by fire. And somebody else's way may not be my way, but I can absolutely respect.</w:t>
       </w:r>
     </w:p>
     <w:p>
@@ -1024,20 +1024,20 @@
         <w:rPr>
           <w:sz w:val="24"/>
         </w:rPr>
-        <w:t xml:space="preserve">[00:16:44] </w:t>
+        <w:t xml:space="preserve">[00:22:23] </w:t>
       </w:r>
       <w:r>
         <w:rPr>
           <w:b/>
           <w:sz w:val="24"/>
         </w:rPr>
-        <w:t xml:space="preserve">David Kaufer: </w:t>
-      </w:r>
-      <w:r>
-        <w:rPr>
-          <w:sz w:val="24"/>
-        </w:rPr>
-        <w:t>Kinda like exercise in a way.</w:t>
+        <w:t xml:space="preserve">speaker-0: </w:t>
+      </w:r>
+      <w:r>
+        <w:rPr>
+          <w:sz w:val="24"/>
+        </w:rPr>
+        <w:t>that you are working all day long every day to remove barriers for your child. And your solution might look different from mine, but your drive comes from the same place. And so I honor that no matter who's offering the solution. And in spite of what, you know, I tell myself on the daily, I don't know everything. And I've come across a lot of nuggets, a lot of nuggets that I just never would have considered had I not left myself open to that.</w:t>
       </w:r>
     </w:p>
     <w:p>
@@ -1045,20 +1045,20 @@
         <w:rPr>
           <w:sz w:val="24"/>
         </w:rPr>
-        <w:t xml:space="preserve">[00:16:46] </w:t>
+        <w:t xml:space="preserve">[00:22:53] </w:t>
       </w:r>
       <w:r>
         <w:rPr>
           <w:b/>
           <w:sz w:val="24"/>
         </w:rPr>
-        <w:t xml:space="preserve">Barry Prizant: </w:t>
-      </w:r>
-      <w:r>
-        <w:rPr>
-          <w:sz w:val="24"/>
-        </w:rPr>
-        <w:t>A little bit, yeah. So I think she might have lost a little ground. We've talked about that over the years. She's been on my podcast too and told her story. So it she recognizes that there might be some things she could do to kind of strengthen her ability still. in the meantime my daughter</w:t>
+        <w:t xml:space="preserve">speaker-0: </w:t>
+      </w:r>
+      <w:r>
+        <w:rPr>
+          <w:sz w:val="24"/>
+        </w:rPr>
+        <w:t>Yeah, no, that's a great point. You know, and the other thing kind of in terms of a segue here, it's all my 10 years ago, something that I certainly didn't have that I wish we had, you know, stones wrapping up his high school experience now, thankfully, after, you know, communicating, spelling, and I could be able to understand his capabilities that he can handle age appropriate material. He's now in a private school.</w:t>
       </w:r>
     </w:p>
     <w:p>
@@ -1066,20 +1066,20 @@
         <w:rPr>
           <w:sz w:val="24"/>
         </w:rPr>
-        <w:t xml:space="preserve">[00:17:02] </w:t>
+        <w:t xml:space="preserve">[00:23:22] </w:t>
       </w:r>
       <w:r>
         <w:rPr>
           <w:b/>
           <w:sz w:val="24"/>
         </w:rPr>
-        <w:t xml:space="preserve">David Kaufer: </w:t>
-      </w:r>
-      <w:r>
-        <w:rPr>
-          <w:sz w:val="24"/>
-        </w:rPr>
-        <w:t>Yeah.</w:t>
+        <w:t xml:space="preserve">speaker-0: </w:t>
+      </w:r>
+      <w:r>
+        <w:rPr>
+          <w:sz w:val="24"/>
+        </w:rPr>
+        <w:t>Again, for those who are listening, know my story quite yet, but again, after being a public school, had to, we had to take some steps, some legal steps to get there. But, you know, like I said, this gets back to just, again, feel like you're solo. And I remember knowing that he needed more support back way back when he was in third grade. Right. And, know, you get into this world of IEPs and, you know, the public school district. And it's just, again, talking about overwhelming for the common person.</w:t>
       </w:r>
     </w:p>
     <w:p>
@@ -1087,20 +1087,20 @@
         <w:rPr>
           <w:sz w:val="24"/>
         </w:rPr>
-        <w:t xml:space="preserve">[00:17:04] </w:t>
+        <w:t xml:space="preserve">[00:23:51] </w:t>
       </w:r>
       <w:r>
         <w:rPr>
           <w:b/>
           <w:sz w:val="24"/>
         </w:rPr>
-        <w:t xml:space="preserve">Barry Prizant: </w:t>
-      </w:r>
-      <w:r>
-        <w:rPr>
-          <w:sz w:val="24"/>
-        </w:rPr>
-        <w:t>It does. Yeah, it does. And for some people it takes way longer, you know? And there are cases that take less time. But I think nine months is a fairly standard or comfortable amount of time that it will take for people if they're if for kids, you know, kids are much more malle malleable than adults are. So oh</w:t>
+        <w:t xml:space="preserve">speaker-0: </w:t>
+      </w:r>
+      <w:r>
+        <w:rPr>
+          <w:sz w:val="24"/>
+        </w:rPr>
+        <w:t>I wish I had an advocate. I wish we had someone like you, Elizabeth. I'm so, and I've had a chance to meet a few others, particularly from our group who all, it's like, is something that's needed because it's just, like I said, so overwhelming and it's just the odds are really kind of stacked against the parents, you know, when you're, you feel like you're going into a knife fight with, you know, a fork maybe, know, plastic fork at that.</w:t>
       </w:r>
     </w:p>
     <w:p>
@@ -1108,20 +1108,20 @@
         <w:rPr>
           <w:sz w:val="24"/>
         </w:rPr>
-        <w:t xml:space="preserve">[00:17:25] </w:t>
+        <w:t xml:space="preserve">[00:24:20] </w:t>
       </w:r>
       <w:r>
         <w:rPr>
           <w:b/>
           <w:sz w:val="24"/>
         </w:rPr>
-        <w:t xml:space="preserve">David Kaufer: </w:t>
-      </w:r>
-      <w:r>
-        <w:rPr>
-          <w:sz w:val="24"/>
-        </w:rPr>
-        <w:t>Yeah, absolutely.</w:t>
+        <w:t xml:space="preserve">speaker-0: </w:t>
+      </w:r>
+      <w:r>
+        <w:rPr>
+          <w:sz w:val="24"/>
+        </w:rPr>
+        <w:t>I think one of the reasons that it is overwhelming is because parents are told that they should be able to navigate it on their own. And so when they can't, they think something's wrong. But you would never have entered into your legal battle without an attorney. So did you think that you were capable of doing that without, or you would never have, you know, self-diagnosed or whatever the many things are.</w:t>
       </w:r>
     </w:p>
     <w:p>
@@ -1129,20 +1129,20 @@
         <w:rPr>
           <w:sz w:val="24"/>
         </w:rPr>
-        <w:t xml:space="preserve">[00:17:28] </w:t>
+        <w:t xml:space="preserve">[00:24:46] </w:t>
       </w:r>
       <w:r>
         <w:rPr>
           <w:b/>
           <w:sz w:val="24"/>
         </w:rPr>
-        <w:t xml:space="preserve">Barry Prizant: </w:t>
-      </w:r>
-      <w:r>
-        <w:rPr>
-          <w:sz w:val="24"/>
-        </w:rPr>
-        <w:t>I went back in at the end of that process. My doctor had done some training in and some other kinds of therapy. I went in, I tried those, and still wasn't getting the results I wanted. At this point, I'm like 80 sessions in division therapy. And once again, he said, You probably need to look at the surgery. So He referred me to a doctor that he's worked with. I went in, I had the strabismus surgery. Okay. So that your eyes are lined up instead of crossed.</w:t>
+        <w:t xml:space="preserve">speaker-0: </w:t>
+      </w:r>
+      <w:r>
+        <w:rPr>
+          <w:sz w:val="24"/>
+        </w:rPr>
+        <w:t>But we're told we should be able to do it. We're told that the system is fair. We're told all of these things that aren't actually true. I do think the system tries to be fair, but ultimately, you are representing your child, your heart, a piece of yourself, and for them it's their job. And they may care very deeply about their job, I don't doubt that, but not as much as you care about your child.</w:t>
       </w:r>
     </w:p>
     <w:p>
@@ -1150,20 +1150,20 @@
         <w:rPr>
           <w:sz w:val="24"/>
         </w:rPr>
-        <w:t xml:space="preserve">[00:18:09] </w:t>
+        <w:t xml:space="preserve">[00:25:14] </w:t>
       </w:r>
       <w:r>
         <w:rPr>
           <w:b/>
           <w:sz w:val="24"/>
         </w:rPr>
-        <w:t xml:space="preserve">David Kaufer: </w:t>
-      </w:r>
-      <w:r>
-        <w:rPr>
-          <w:sz w:val="24"/>
-        </w:rPr>
-        <w:t>Wow. I mean that's a big step. I could see why you know, you would want to avoid it if at all possible. I think anytime for most of us, right, you talk about our eyes or eye surgery is just it's different. It hits different than just saying, Oh, you know, you we gotta do some elbow surgery, for example, or something like that.</w:t>
+        <w:t xml:space="preserve">speaker-0: </w:t>
+      </w:r>
+      <w:r>
+        <w:rPr>
+          <w:sz w:val="24"/>
+        </w:rPr>
+        <w:t>I'm going to push back just a little bit in terms of, my personal experience in that. And again, you're talking, and I think maybe you're talking about the educators themselves. the- Yes, I am. Not the system, no. I don't think the system, I don't think the system, you know, this has been one of my takeaways and huge disappointments, crushing disappointment. I've always been an advocate for public education. My brother just retired. was a, he was a-</w:t>
       </w:r>
     </w:p>
     <w:p>
@@ -1171,20 +1171,20 @@
         <w:rPr>
           <w:sz w:val="24"/>
         </w:rPr>
-        <w:t xml:space="preserve">[00:18:29] </w:t>
+        <w:t xml:space="preserve">[00:25:44] </w:t>
       </w:r>
       <w:r>
         <w:rPr>
           <w:b/>
           <w:sz w:val="24"/>
         </w:rPr>
-        <w:t xml:space="preserve">Barry Prizant: </w:t>
-      </w:r>
-      <w:r>
-        <w:rPr>
-          <w:sz w:val="24"/>
-        </w:rPr>
-        <w:t>Well, I mean when you're cutting a muscle, I j I think it's y you tend to hesitate before you're</w:t>
+        <w:t xml:space="preserve">speaker-0: </w:t>
+      </w:r>
+      <w:r>
+        <w:rPr>
+          <w:sz w:val="24"/>
+        </w:rPr>
+        <w:t>a middle school and high school teacher for a number of years. know, like it's just, kind of runs like, you know, runs in the blood sort of a thing. And again, so that, hope and expectation that yeah, okay, yeah, they're doing the best, you know, this is really the best, you know, was shattered after a couple of years. Like I said, once we, when we knew that he, that Stone needed more support, deserved more support, we even provided some examples of how he had excelled with, you know, with some outside.</w:t>
       </w:r>
     </w:p>
     <w:p>
@@ -1192,20 +1192,20 @@
         <w:rPr>
           <w:sz w:val="24"/>
         </w:rPr>
-        <w:t xml:space="preserve">[00:18:36] </w:t>
+        <w:t xml:space="preserve">[00:26:13] </w:t>
       </w:r>
       <w:r>
         <w:rPr>
           <w:b/>
           <w:sz w:val="24"/>
         </w:rPr>
-        <w:t xml:space="preserve">David Kaufer: </w:t>
-      </w:r>
-      <w:r>
-        <w:rPr>
-          <w:sz w:val="24"/>
-        </w:rPr>
-        <w:t>It's your eyes. It's your eyes. All right. Like that's very personal to all of us. So but it sounds like it was it sounds like obviously it was a success.</w:t>
+        <w:t xml:space="preserve">speaker-0: </w:t>
+      </w:r>
+      <w:r>
+        <w:rPr>
+          <w:sz w:val="24"/>
+        </w:rPr>
+        <w:t>some of the outside work that we were doing. And just to have it shut down multiple times. And then I just felt helpless, right? Like then we were like, okay, we're just stuck in the system. We're just stuck. So I don't think we disagree. So when I say they want to be fair, I think that they have an internal narrative about what it is they're doing. The actual deliverable is not necessarily fair.</w:t>
       </w:r>
     </w:p>
     <w:p>
@@ -1213,20 +1213,20 @@
         <w:rPr>
           <w:sz w:val="24"/>
         </w:rPr>
-        <w:t xml:space="preserve">[00:18:47] </w:t>
+        <w:t xml:space="preserve">[00:26:40] </w:t>
       </w:r>
       <w:r>
         <w:rPr>
           <w:b/>
           <w:sz w:val="24"/>
         </w:rPr>
-        <w:t xml:space="preserve">Barry Prizant: </w:t>
-      </w:r>
-      <w:r>
-        <w:rPr>
-          <w:sz w:val="24"/>
-        </w:rPr>
-        <w:t>Yeah, it was amazing. I had a really easy time with the surgery. I took like one pain med. I decided the pain meds weren't really helping me. I not doing good things to my body. Okay not doing that. And so I'm really into natural remedies. So I took this homeopathic remedy called Arnica. Oh, okay. Instead of any of the other drugs they had given me and I went back for my check up a m a week later and my eye doctor said, I can't believe how fast you've recovered from this surgery. Great, thank you. and I r that week I also went back into vision therapy. And they don't necessarily recommend that you do that. You know, a lot of times doctors will say, Oh, you should recover first or whatever. I mean I was recovered, but not everybody will go back in that quickly. And</w:t>
+        <w:t xml:space="preserve">speaker-0: </w:t>
+      </w:r>
+      <w:r>
+        <w:rPr>
+          <w:sz w:val="24"/>
+        </w:rPr>
+        <w:t>I understand what you're saying and I definitely have come across toxic people. is rarely ever a classroom teacher. Rarely. mean, maybe some very outlying margins of people have come across one or two that it was a classroom teacher. It's usually in the system. And I think that the problem's bigger than education because these are entities that survive.</w:t>
       </w:r>
     </w:p>
     <w:p>
@@ -1234,20 +1234,20 @@
         <w:rPr>
           <w:sz w:val="24"/>
         </w:rPr>
-        <w:t xml:space="preserve">[00:19:23] </w:t>
+        <w:t xml:space="preserve">[00:27:07] </w:t>
       </w:r>
       <w:r>
         <w:rPr>
           <w:b/>
           <w:sz w:val="24"/>
         </w:rPr>
-        <w:t xml:space="preserve">David Kaufer: </w:t>
-      </w:r>
-      <w:r>
-        <w:rPr>
-          <w:sz w:val="24"/>
-        </w:rPr>
-        <w:t>Wow.</w:t>
+        <w:t xml:space="preserve">speaker-0: </w:t>
+      </w:r>
+      <w:r>
+        <w:rPr>
+          <w:sz w:val="24"/>
+        </w:rPr>
+        <w:t>with limited means and infinite need. And part of the reason that they can get through the day to day is through the system of smoke and mirrors, know, barring computer to pay Paul. know, the ones who fall through the cracks are the ones that are more expensive to educate and the ones that more, that require them to step outside of their standardized practice. And, you know, as a society, we don't value public education. We like to talk about</w:t>
       </w:r>
     </w:p>
     <w:p>
@@ -1255,20 +1255,20 @@
         <w:rPr>
           <w:sz w:val="24"/>
         </w:rPr>
-        <w:t xml:space="preserve">[00:19:43] </w:t>
+        <w:t xml:space="preserve">[00:27:35] </w:t>
       </w:r>
       <w:r>
         <w:rPr>
           <w:b/>
           <w:sz w:val="24"/>
         </w:rPr>
-        <w:t xml:space="preserve">Barry Prizant: </w:t>
-      </w:r>
-      <w:r>
-        <w:rPr>
-          <w:sz w:val="24"/>
-        </w:rPr>
-        <w:t>As soon as I went back in, I could do everything that I hadn't been able to be for.</w:t>
+        <w:t xml:space="preserve">speaker-0: </w:t>
+      </w:r>
+      <w:r>
+        <w:rPr>
+          <w:sz w:val="24"/>
+        </w:rPr>
+        <w:t>teachers and how great they are. It will give you your 5 discount at Starbucks. You can show me your teacher ID, but don't raise my taxes because that might go to school. Don't raise my taxes. Don't do that because that'll go to school. That's an issue, right? know, it's not going to get better until the whole world recognizes the value of, gets like stoned of it.</w:t>
       </w:r>
     </w:p>
     <w:p>
@@ -1276,20 +1276,20 @@
         <w:rPr>
           <w:sz w:val="24"/>
         </w:rPr>
-        <w:t xml:space="preserve">[00:19:50] </w:t>
+        <w:t xml:space="preserve">[00:28:00] </w:t>
       </w:r>
       <w:r>
         <w:rPr>
           <w:b/>
           <w:sz w:val="24"/>
         </w:rPr>
-        <w:t xml:space="preserve">David Kaufer: </w:t>
-      </w:r>
-      <w:r>
-        <w:rPr>
-          <w:sz w:val="24"/>
-        </w:rPr>
-        <w:t>Wow. That must have been amazing.</w:t>
+        <w:t xml:space="preserve">speaker-0: </w:t>
+      </w:r>
+      <w:r>
+        <w:rPr>
+          <w:sz w:val="24"/>
+        </w:rPr>
+        <w:t>I hope you're enjoying the lighter side of the spectrum. So far we're commercial free, but if you're finding value here, one way to support the show is by considering me for speaking engagement. I speak on unlocking potential, whether it's for individuals like my son or for entire organizations. I also offer fractional CMO services for businesses needing strategic marketing support without the full-time commitment, drawing on over 35 years of experience in marketing.</w:t>
       </w:r>
     </w:p>
     <w:p>
@@ -1297,20 +1297,20 @@
         <w:rPr>
           <w:sz w:val="24"/>
         </w:rPr>
-        <w:t xml:space="preserve">[00:19:53] </w:t>
+        <w:t xml:space="preserve">[00:28:26] </w:t>
       </w:r>
       <w:r>
         <w:rPr>
           <w:b/>
           <w:sz w:val="24"/>
         </w:rPr>
-        <w:t xml:space="preserve">Barry Prizant: </w:t>
-      </w:r>
-      <w:r>
-        <w:rPr>
-          <w:sz w:val="24"/>
-        </w:rPr>
-        <w:t>It was. Yeah. And I gained r you know, pretty good depth perception, especially close up. My depth perceptions in normal range. Further out, it's not quite as good. So I'm still working on that.</w:t>
+        <w:t xml:space="preserve">speaker-0: </w:t>
+      </w:r>
+      <w:r>
+        <w:rPr>
+          <w:sz w:val="24"/>
+        </w:rPr>
+        <w:t>My agency has helped companies and healthcare practices increase their value, grow, and even prepare for acquisition. To learn more about my speaking topics, visit davidkoffer.com. Or if you're interested in our marketing or fractional CMO services, check out kofermarketing.com. If you're enjoying this episode, please leave a review. Your feedback means a lot and it helps me make this podcast even more useful. Lastly, don't forget to share it with anyone who would appreciate the insights and stories we're sharing here.</w:t>
       </w:r>
     </w:p>
     <w:p>
@@ -1318,20 +1318,20 @@
         <w:rPr>
           <w:sz w:val="24"/>
         </w:rPr>
-        <w:t xml:space="preserve">[00:20:06] </w:t>
+        <w:t xml:space="preserve">[00:28:55] </w:t>
       </w:r>
       <w:r>
         <w:rPr>
           <w:b/>
           <w:sz w:val="24"/>
         </w:rPr>
-        <w:t xml:space="preserve">David Kaufer: </w:t>
-      </w:r>
-      <w:r>
-        <w:rPr>
-          <w:sz w:val="24"/>
-        </w:rPr>
-        <w:t>And I'm just curious, do you have twenty vision as well now? Or do you</w:t>
+        <w:t xml:space="preserve">speaker-0: </w:t>
+      </w:r>
+      <w:r>
+        <w:rPr>
+          <w:sz w:val="24"/>
+        </w:rPr>
+        <w:t>Thanks again for listening.</w:t>
       </w:r>
     </w:p>
     <w:p>
@@ -1339,20 +1339,20 @@
         <w:rPr>
           <w:sz w:val="24"/>
         </w:rPr>
-        <w:t xml:space="preserve">[00:20:11] </w:t>
+        <w:t xml:space="preserve">[00:28:59] </w:t>
       </w:r>
       <w:r>
         <w:rPr>
           <w:b/>
           <w:sz w:val="24"/>
         </w:rPr>
-        <w:t xml:space="preserve">Barry Prizant: </w:t>
-      </w:r>
-      <w:r>
-        <w:rPr>
-          <w:sz w:val="24"/>
-        </w:rPr>
-        <w:t>there's no relationship between the way that the eyes focus together and the acuity piece. Yeah. We think that vision is just all about seeing 2020. And it's not at all. So vision therapy doesn't fix that piece. Okay. I still need glasses. Okay. So I mean I wear contacts. But yeah, that piece doesn't get fixed by therapy.</w:t>
+        <w:t xml:space="preserve">speaker-0: </w:t>
+      </w:r>
+      <w:r>
+        <w:rPr>
+          <w:sz w:val="24"/>
+        </w:rPr>
+        <w:t>Well, speaking of Stone, he's making an appearance. So he likes to pop in, just say hi, and just let me know what he's doing. Yeah, I almost... Before I got online, I thought to myself, know, Evan sometimes in the afternoon, he kind of vocalizes, he gets a little loud. And then I thought, you know what, I all the audiences that I'm going to hear. Hey, right? Like, this is our world. I mean, this is...</w:t>
       </w:r>
     </w:p>
     <w:p>
@@ -1360,20 +1360,20 @@
         <w:rPr>
           <w:sz w:val="24"/>
         </w:rPr>
-        <w:t xml:space="preserve">[00:20:13] </w:t>
+        <w:t xml:space="preserve">[00:29:26] </w:t>
       </w:r>
       <w:r>
         <w:rPr>
           <w:b/>
           <w:sz w:val="24"/>
         </w:rPr>
-        <w:t xml:space="preserve">David Kaufer: </w:t>
-      </w:r>
-      <w:r>
-        <w:rPr>
-          <w:sz w:val="24"/>
-        </w:rPr>
-        <w:t>Right. So the vision.</w:t>
+        <w:t xml:space="preserve">speaker-0: </w:t>
+      </w:r>
+      <w:r>
+        <w:rPr>
+          <w:sz w:val="24"/>
+        </w:rPr>
+        <w:t>And especially again, for you and I working from home and juggling that. talk about, again, we haven't really talked about, talk about like, what does it mean to be an advocate versus like, again, some of these people who are facing challenges, when might they look at talking to someone like you, maybe that versus talking to attorney or in addition to kind of help provide context for people to say, you know, what do you do?</w:t>
       </w:r>
     </w:p>
     <w:p>
@@ -1381,20 +1381,20 @@
         <w:rPr>
           <w:sz w:val="24"/>
         </w:rPr>
-        <w:t xml:space="preserve">[00:20:40] </w:t>
+        <w:t xml:space="preserve">[00:29:52] </w:t>
       </w:r>
       <w:r>
         <w:rPr>
           <w:b/>
           <w:sz w:val="24"/>
         </w:rPr>
-        <w:t xml:space="preserve">Barry Prizant: </w:t>
-      </w:r>
-      <w:r>
-        <w:rPr>
-          <w:sz w:val="24"/>
-        </w:rPr>
-        <w:t>like that. And there are other things that we can do to improve the acuity piece, but that's not typically done in a regular doctor's office. You know, that kind of goes into the realm of natural vision improvement.</w:t>
+        <w:t xml:space="preserve">speaker-0: </w:t>
+      </w:r>
+      <w:r>
+        <w:rPr>
+          <w:sz w:val="24"/>
+        </w:rPr>
+        <w:t>So there's two things that I think are the most important skills that I have. One is diplomacy, and that diplomacy probably rises to the level of either Henry Kissinger or Madeleine Albright, depending on your party, but a pretty extensive ability to manage those conversations. The other thing that I'm very good at, I think, is translating school eaves to parry eaves and back again.</w:t>
       </w:r>
     </w:p>
     <w:p>
@@ -1402,20 +1402,20 @@
         <w:rPr>
           <w:sz w:val="24"/>
         </w:rPr>
-        <w:t xml:space="preserve">[00:20:55] </w:t>
+        <w:t xml:space="preserve">[00:30:21] </w:t>
       </w:r>
       <w:r>
         <w:rPr>
           <w:b/>
           <w:sz w:val="24"/>
         </w:rPr>
-        <w:t xml:space="preserve">David Kaufer: </w:t>
-      </w:r>
-      <w:r>
-        <w:rPr>
-          <w:sz w:val="24"/>
-        </w:rPr>
-        <w:t>Okay. But that's remarkable that you recover that quickly. Do you attribute it to the homeopathic approach that you took or just your you know, were there other steps that you took that maybe helped accelerate it?</w:t>
+        <w:t xml:space="preserve">speaker-0: </w:t>
+      </w:r>
+      <w:r>
+        <w:rPr>
+          <w:sz w:val="24"/>
+        </w:rPr>
+        <w:t>those two languages are tricky because they both sound like English, you know? And I think about the movie The Princess Bride and where one of the characters says, you keep using that word, that does not mean what you think it means about, well, it's so inconceivable is the word that, and I keep using that word, it does not mean what you think it means. you know, I can understand English and all the words separately, but not put together in that order. And that is...</w:t>
       </w:r>
     </w:p>
     <w:p>
@@ -1423,20 +1423,20 @@
         <w:rPr>
           <w:sz w:val="24"/>
         </w:rPr>
-        <w:t xml:space="preserve">[00:21:09] </w:t>
+        <w:t xml:space="preserve">[00:30:50] </w:t>
       </w:r>
       <w:r>
         <w:rPr>
           <w:b/>
           <w:sz w:val="24"/>
         </w:rPr>
-        <w:t xml:space="preserve">Barry Prizant: </w:t>
-      </w:r>
-      <w:r>
-        <w:rPr>
-          <w:sz w:val="24"/>
-        </w:rPr>
-        <w:t>I think that that's what I've typically attributed it to, but I also am really healthy and mindset also plays into it. The fact that I had never had a surgery before made it easier. You know, people who've had other strabismus surgeries, there's scar tissue that's gonna get in the way and it makes it a harder process.</w:t>
+        <w:t xml:space="preserve">speaker-0: </w:t>
+      </w:r>
+      <w:r>
+        <w:rPr>
+          <w:sz w:val="24"/>
+        </w:rPr>
+        <w:t>the source of a lot of the issues at the IEP table. So I guess I would say that the time to engage in advocate is when you feel that the tide is rising beyond your capacity to understand. And I know that can happen very early and not everybody has the means to do it. I come to this work, it's a second career for me.</w:t>
       </w:r>
     </w:p>
     <w:p>
@@ -1444,20 +1444,20 @@
         <w:rPr>
           <w:sz w:val="24"/>
         </w:rPr>
-        <w:t xml:space="preserve">[00:21:33] </w:t>
+        <w:t xml:space="preserve">[00:31:14] </w:t>
       </w:r>
       <w:r>
         <w:rPr>
           <w:b/>
           <w:sz w:val="24"/>
         </w:rPr>
-        <w:t xml:space="preserve">David Kaufer: </w:t>
-      </w:r>
-      <w:r>
-        <w:rPr>
-          <w:sz w:val="24"/>
-        </w:rPr>
-        <w:t>No, that makes a lot of sense. You know, early w you were talking about how it affects what you know, roughly five percent of the general population, but the pi the percentage is a lot higher when you're talking about the neurodiverse or the aut you know, autistic population. Do you have any estimates of how it is?</w:t>
+        <w:t xml:space="preserve">speaker-0: </w:t>
+      </w:r>
+      <w:r>
+        <w:rPr>
+          <w:sz w:val="24"/>
+        </w:rPr>
+        <w:t>It's the one I should have had all along and I love it. I'm driven by it every day. People think I'm crazy, but A, know, somebody, has to love it, right? That happens to be me. I think that, because I come to this as a parent, you know, I give a lot of information away for free. lot of it for free. I'll vouch for that. I'm happy to do that because partly because it's the person I want to be.</w:t>
       </w:r>
     </w:p>
     <w:p>
@@ -1465,20 +1465,20 @@
         <w:rPr>
           <w:sz w:val="24"/>
         </w:rPr>
-        <w:t xml:space="preserve">[00:21:53] </w:t>
+        <w:t xml:space="preserve">[00:31:40] </w:t>
       </w:r>
       <w:r>
         <w:rPr>
           <w:b/>
           <w:sz w:val="24"/>
         </w:rPr>
-        <w:t xml:space="preserve">Barry Prizant: </w:t>
-      </w:r>
-      <w:r>
-        <w:rPr>
-          <w:sz w:val="24"/>
-        </w:rPr>
-        <w:t>I thought you might ask me that. So I pulled out this book that I like. It's called I can you see it?</w:t>
+        <w:t xml:space="preserve">speaker-0: </w:t>
+      </w:r>
+      <w:r>
+        <w:rPr>
+          <w:sz w:val="24"/>
+        </w:rPr>
+        <w:t>But also because I know I approach, I've been independently employed for my whole adult life, really 30 plus years in another field before this. And, you know, I have always held by the standard that yes, information is power, but that power is magnified when that information is freely shared. I don't lessen my value by giving you what I know. What I do is I increase my value because I have</w:t>
       </w:r>
     </w:p>
     <w:p>
@@ -1486,20 +1486,20 @@
         <w:rPr>
           <w:sz w:val="24"/>
         </w:rPr>
-        <w:t xml:space="preserve">[00:21:59] </w:t>
+        <w:t xml:space="preserve">[00:32:08] </w:t>
       </w:r>
       <w:r>
         <w:rPr>
           <w:b/>
           <w:sz w:val="24"/>
         </w:rPr>
-        <w:t xml:space="preserve">David Kaufer: </w:t>
-      </w:r>
-      <w:r>
-        <w:rPr>
-          <w:sz w:val="24"/>
-        </w:rPr>
-        <w:t>Yeah, I guess yeah.</w:t>
+        <w:t xml:space="preserve">speaker-0: </w:t>
+      </w:r>
+      <w:r>
+        <w:rPr>
+          <w:sz w:val="24"/>
+        </w:rPr>
+        <w:t>position myself as the expert and the source. That doesn't mean I give away all my tricks to the trait, but I don't want parents to feel inhibited by, oh, I have to pay her for every five minutes of information that she gives. Quite the opposite. I learned a lot of what I know from parents who were willing to share a few minutes and answer some questions for me. And I just don't want to look back on my life and say I didn't do that for others.</w:t>
       </w:r>
     </w:p>
     <w:p>
@@ -1507,20 +1507,20 @@
         <w:rPr>
           <w:sz w:val="24"/>
         </w:rPr>
-        <w:t xml:space="preserve">[00:22:00] </w:t>
+        <w:t xml:space="preserve">[00:32:34] </w:t>
       </w:r>
       <w:r>
         <w:rPr>
           <w:b/>
           <w:sz w:val="24"/>
         </w:rPr>
-        <w:t xml:space="preserve">Barry Prizant: </w:t>
-      </w:r>
-      <w:r>
-        <w:rPr>
-          <w:sz w:val="24"/>
-        </w:rPr>
-        <w:t>The Hidden Link Between Vision and Learning by Wendy Rosen. She's one of my podcast guests. And I knew she had told me this and that I had read it. And so I looked it up. And it says, according to her, that about 25% of children in the in the United States struggle with learning problems. And then 25% of children also have a vision problem that impedes learning. So let's see, maybe there's a connection there, right? And according to the National Center for Health Statistics, 20 to 25% of children enter school with significant vision problems. So, and that's, I mean, that's not just strubismus, that's other vision issues, right? the greatest difficulty among learning disabled children is with reading, which is affecting 75% of that population. And 80% of these children struggle with one or more visual skills.</w:t>
+        <w:t xml:space="preserve">speaker-0: </w:t>
+      </w:r>
+      <w:r>
+        <w:rPr>
+          <w:sz w:val="24"/>
+        </w:rPr>
+        <w:t>What's been, I'm kind of curious, as you talk about that, what's been like one of the biggest surprises in terms of, as you've kind of thrown yourself into this level of work for you? have there been any like, aha moments that have surprised you about being an advocate or what family, you know, families are going through? My say, well, that part, what family are you going through? because that's how I Because you've lived it, right? Yeah.</w:t>
       </w:r>
     </w:p>
     <w:p>
@@ -1528,20 +1528,20 @@
         <w:rPr>
           <w:sz w:val="24"/>
         </w:rPr>
-        <w:t xml:space="preserve">[00:22:58] </w:t>
+        <w:t xml:space="preserve">[00:33:03] </w:t>
       </w:r>
       <w:r>
         <w:rPr>
           <w:b/>
           <w:sz w:val="24"/>
         </w:rPr>
-        <w:t xml:space="preserve">David Kaufer: </w:t>
-      </w:r>
-      <w:r>
-        <w:rPr>
-          <w:sz w:val="24"/>
-        </w:rPr>
-        <w:t>Wow.</w:t>
+        <w:t xml:space="preserve">speaker-0: </w:t>
+      </w:r>
+      <w:r>
+        <w:rPr>
+          <w:sz w:val="24"/>
+        </w:rPr>
+        <w:t>Yeah, when my son, my older son had an IEP when he was four, not for autism, but he had an IEP. And I remember at the time thinking, you know, I have legal training. was a stay at home mom. had resources in every way you could define those resources. And I struggled. And I remember at the time thinking, if I'm struggling, what's happening to the other kids? You're bringing less to the table than I am. And the answer is they were getting lost.</w:t>
       </w:r>
     </w:p>
     <w:p>
@@ -1549,20 +1549,20 @@
         <w:rPr>
           <w:sz w:val="24"/>
         </w:rPr>
-        <w:t xml:space="preserve">[00:22:59] </w:t>
+        <w:t xml:space="preserve">[00:33:31] </w:t>
       </w:r>
       <w:r>
         <w:rPr>
           <w:b/>
           <w:sz w:val="24"/>
         </w:rPr>
-        <w:t xml:space="preserve">Barry Prizant: </w:t>
-      </w:r>
-      <w:r>
-        <w:rPr>
-          <w:sz w:val="24"/>
-        </w:rPr>
-        <w:t>So that's a huge number.</w:t>
+        <w:t xml:space="preserve">speaker-0: </w:t>
+      </w:r>
+      <w:r>
+        <w:rPr>
+          <w:sz w:val="24"/>
+        </w:rPr>
+        <w:t>What the parent experiences is not a surprise for me. And I think it's what part of what makes me good at what I do is because I know what it's like to be sitting at that table, parsing out every deficit your child has. I hate that word deficit, but parsing out every bit of it and just feeling like, I think what has surprised me is the ability of people to deny the obvious.</w:t>
       </w:r>
     </w:p>
     <w:p>
@@ -1570,20 +1570,20 @@
         <w:rPr>
           <w:sz w:val="24"/>
         </w:rPr>
-        <w:t xml:space="preserve">[00:23:02] </w:t>
+        <w:t xml:space="preserve">[00:34:00] </w:t>
       </w:r>
       <w:r>
         <w:rPr>
           <w:b/>
           <w:sz w:val="24"/>
         </w:rPr>
-        <w:t xml:space="preserve">David Kaufer: </w:t>
-      </w:r>
-      <w:r>
-        <w:rPr>
-          <w:sz w:val="24"/>
-        </w:rPr>
-        <w:t>That is a huge number. And I as you're talking about it, I'm thinking, you know, as it relates to the autistic and the non speaking community, is that how frustrating that must be. So, you know, because there are a lot of non speakers who have gained communication through the letter border typing or you know other methodologies. That that's when it finally comes out that they have vision issues. It could be double vision or you know, so similar types of issues. Of course they had no way to share that before. Right? So they're like you said, they're trying to they're trying to cope they're trying to cope with vision issues without having the way to share that, to communicate, like, hey, I'm I can't see in three D or I can't, you know, I'm seeing double of every you know, these words are all of that.</w:t>
+        <w:t xml:space="preserve">speaker-0: </w:t>
+      </w:r>
+      <w:r>
+        <w:rPr>
+          <w:sz w:val="24"/>
+        </w:rPr>
+        <w:t>to just being able to completely disregard the pink elephant in the room and just be able to, and I believe they really, they're not faking it. They really have built up this cognitive dissonance around, no, that's just not true. That's just not true. That's just not. It's not true, it's not possible, right? And how, in some of these cases,</w:t>
       </w:r>
     </w:p>
     <w:p>
@@ -1591,20 +1591,20 @@
         <w:rPr>
           <w:sz w:val="24"/>
         </w:rPr>
-        <w:t xml:space="preserve">[00:23:56] </w:t>
+        <w:t xml:space="preserve">[00:34:26] </w:t>
       </w:r>
       <w:r>
         <w:rPr>
           <w:b/>
           <w:sz w:val="24"/>
         </w:rPr>
-        <w:t xml:space="preserve">Barry Prizant: </w:t>
-      </w:r>
-      <w:r>
-        <w:rPr>
-          <w:sz w:val="24"/>
-        </w:rPr>
-        <w:t>Yeah. Well and I mean everyone thinks that this is just the way you see. They have no idea that someone else sees differently than they do.</w:t>
+        <w:t xml:space="preserve">speaker-0: </w:t>
+      </w:r>
+      <w:r>
+        <w:rPr>
+          <w:sz w:val="24"/>
+        </w:rPr>
+        <w:t>People can look in the mirror and tell themselves that they're actually doing right by a child with a disability. I mean, think about that for a minute. You know, you're choosing to be right, your interpretation of right, okay? So I'm not actually saying that there's a black and white, you're the good guy, you're the bad guy. I'm not saying that at all. But what you think is right is happening at the expense of a...</w:t>
       </w:r>
     </w:p>
     <w:p>
@@ -1612,20 +1612,20 @@
         <w:rPr>
           <w:sz w:val="24"/>
         </w:rPr>
-        <w:t xml:space="preserve">[00:24:05] </w:t>
+        <w:t xml:space="preserve">[00:34:55] </w:t>
       </w:r>
       <w:r>
         <w:rPr>
           <w:b/>
           <w:sz w:val="24"/>
         </w:rPr>
-        <w:t xml:space="preserve">David Kaufer: </w:t>
-      </w:r>
-      <w:r>
-        <w:rPr>
-          <w:sz w:val="24"/>
-        </w:rPr>
-        <w:t>Right, Like to your point, like growing up, right, growing up, you're like, oh it's just the this is just the way it is.</w:t>
+        <w:t xml:space="preserve">speaker-0: </w:t>
+      </w:r>
+      <w:r>
+        <w:rPr>
+          <w:sz w:val="24"/>
+        </w:rPr>
+        <w:t>child with a disability. Meanwhile, you're presumably able-bodied in a position of power. And you can choose between being right or being happy. You choose to be right at expense of this person that you are charged with their care and their education. I don't know how people build that sky of a barrier in their mind that they can't see.</w:t>
       </w:r>
     </w:p>
     <w:p>
@@ -1633,20 +1633,20 @@
         <w:rPr>
           <w:sz w:val="24"/>
         </w:rPr>
-        <w:t xml:space="preserve">[00:24:13] </w:t>
+        <w:t xml:space="preserve">[00:35:23] </w:t>
       </w:r>
       <w:r>
         <w:rPr>
           <w:b/>
           <w:sz w:val="24"/>
         </w:rPr>
-        <w:t xml:space="preserve">Barry Prizant: </w:t>
-      </w:r>
-      <w:r>
-        <w:rPr>
-          <w:sz w:val="24"/>
-        </w:rPr>
-        <w:t>Yeah, my daughter had no idea that anyone saw any differently than she did either, you know.</w:t>
+        <w:t xml:space="preserve">speaker-0: </w:t>
+      </w:r>
+      <w:r>
+        <w:rPr>
+          <w:sz w:val="24"/>
+        </w:rPr>
+        <w:t>I don't know either. don't, yeah, it's hard. It's, impossible to understand, right? Cause again, it's never been there and again, can't imagine going there, but like you said, it just, it just has never really made sense other than, guess you just, I don't know, you just have to convince yourself somehow that's that, you're doing the right thing. And this, you know, this is especially true, you know, in terms of that.</w:t>
       </w:r>
     </w:p>
     <w:p>
@@ -1654,20 +1654,20 @@
         <w:rPr>
           <w:sz w:val="24"/>
         </w:rPr>
-        <w:t xml:space="preserve">[00:24:18] </w:t>
+        <w:t xml:space="preserve">[00:35:50] </w:t>
       </w:r>
       <w:r>
         <w:rPr>
           <w:b/>
           <w:sz w:val="24"/>
         </w:rPr>
-        <w:t xml:space="preserve">David Kaufer: </w:t>
-      </w:r>
-      <w:r>
-        <w:rPr>
-          <w:sz w:val="24"/>
-        </w:rPr>
-        <w:t>And she didn't think it was and she didn't think it was I wanna say weird, you know, but different. She didn't think anything about reading the way that she wrote read, for example. Like that was just the way it was. I you just, you know, cover up one eye and roll over and do the other eye. And that's just the yeah, that's just what you do. Yep. So what role does neuroplasticity play in vision? I mean, what you know, when it comes to this, like you said, it's not just twenty you know, looking twenty Are there</w:t>
+        <w:t xml:space="preserve">speaker-0: </w:t>
+      </w:r>
+      <w:r>
+        <w:rPr>
+          <w:sz w:val="24"/>
+        </w:rPr>
+        <w:t>just that bewilderment that I've had with the system. So there's one thing, like said, know that Stone was going through the school system before he could communicate. And like you, Elizabeth, I knew that he was in there. I knew that, right? And like you, was just like, gotta unlock that key. I just gotta find that key, whatever that is. We're gonna find that and we're gonna get him up. In the meantime, it's like I still...</w:t>
       </w:r>
     </w:p>
     <w:p>
@@ -1675,20 +1675,20 @@
         <w:rPr>
           <w:sz w:val="24"/>
         </w:rPr>
-        <w:t xml:space="preserve">[00:24:28] </w:t>
+        <w:t xml:space="preserve">[00:36:15] </w:t>
       </w:r>
       <w:r>
         <w:rPr>
           <w:b/>
           <w:sz w:val="24"/>
         </w:rPr>
-        <w:t xml:space="preserve">Barry Prizant: </w:t>
-      </w:r>
-      <w:r>
-        <w:rPr>
-          <w:sz w:val="24"/>
-        </w:rPr>
-        <w:t>Hello. Exactly.</w:t>
+        <w:t xml:space="preserve">speaker-0: </w:t>
+      </w:r>
+      <w:r>
+        <w:rPr>
+          <w:sz w:val="24"/>
+        </w:rPr>
+        <w:t>wanted him to get an education. And then as he got shoehorned into this kind of intensive ed, the work experience program, it was just heartbreaking to see that. But again, it felt kind of powerless. But then once he, again, attained the communication and we just said, we just want him to get access to education that he deserves. And to have that just like turned down and just, you know, just</w:t>
       </w:r>
     </w:p>
     <w:p>
@@ -1696,20 +1696,20 @@
         <w:rPr>
           <w:sz w:val="24"/>
         </w:rPr>
-        <w:t xml:space="preserve">[00:24:47] </w:t>
+        <w:t xml:space="preserve">[00:36:43] </w:t>
       </w:r>
       <w:r>
         <w:rPr>
           <w:b/>
           <w:sz w:val="24"/>
         </w:rPr>
-        <w:t xml:space="preserve">David Kaufer: </w:t>
-      </w:r>
-      <w:r>
-        <w:rPr>
-          <w:sz w:val="24"/>
-        </w:rPr>
-        <w:t>Are the ther is vision therapy, does that deal with issues with the brain in terms of training the brain as well?</w:t>
+        <w:t xml:space="preserve">speaker-0: </w:t>
+      </w:r>
+      <w:r>
+        <w:rPr>
+          <w:sz w:val="24"/>
+        </w:rPr>
+        <w:t>Like, no, he's not capable. just like, why are you in this job? Like, what are you talking about? And just that they were just so close-minded to even the possibility that he had the capability, even though, we went through all the different assessments and things like that. And that just kind of blew me away. Yeah, you've heard me say online, and I wish I could just...</w:t>
       </w:r>
     </w:p>
     <w:p>
@@ -1717,20 +1717,20 @@
         <w:rPr>
           <w:sz w:val="24"/>
         </w:rPr>
-        <w:t xml:space="preserve">[00:24:54] </w:t>
+        <w:t xml:space="preserve">[00:37:13] </w:t>
       </w:r>
       <w:r>
         <w:rPr>
           <w:b/>
           <w:sz w:val="24"/>
         </w:rPr>
-        <w:t xml:space="preserve">Barry Prizant: </w:t>
-      </w:r>
-      <w:r>
-        <w:rPr>
-          <w:sz w:val="24"/>
-        </w:rPr>
-        <w:t>That's exactly what it's doing. Yeah. Okay. We're training the brain to see correctly. Cause the eyes themselves are just an organ, right? They the muscles are not gonna do anything you don't tell 'em to do. So if the brain isn't telling the eyes what to do, you're not gonna see properly. Regardless, you know, it real vision really is just in the brain and we don't think of it that way. We think it's what our eyes are seeing, you know. But I mean our arms aren't gonna move if our brain doesn't tell it to. So why do we think our eyes know what to do if our brain doesn't tell 'em what to do?</w:t>
+        <w:t xml:space="preserve">speaker-0: </w:t>
+      </w:r>
+      <w:r>
+        <w:rPr>
+          <w:sz w:val="24"/>
+        </w:rPr>
+        <w:t>put it in people's minds before they go too far down, a whole... Minds don't change with evidence. They just don't. Because once you've made up your mind, evidence isn't going to be the thing that changes it. It's not how human beings are wired. Minds change with emotion. I will also say, I wish I had known that myself a long time ago, because I was given so much bad advice in the beginning. So much bad advice. I mean...</w:t>
       </w:r>
     </w:p>
     <w:p>
@@ -1738,20 +1738,20 @@
         <w:rPr>
           <w:sz w:val="24"/>
         </w:rPr>
-        <w:t xml:space="preserve">[00:25:31] </w:t>
+        <w:t xml:space="preserve">[00:37:42] </w:t>
       </w:r>
       <w:r>
         <w:rPr>
           <w:b/>
           <w:sz w:val="24"/>
         </w:rPr>
-        <w:t xml:space="preserve">David Kaufer: </w:t>
-      </w:r>
-      <w:r>
-        <w:rPr>
-          <w:sz w:val="24"/>
-        </w:rPr>
-        <w:t>Why do we think that, Denise? That's a good question. I mean th that 'cause it's true. That's a absolutely the perception. You don't think of it as a muscle, you don't think of it as something that your brain has to control. I guess unless you're really in a situation when you that kind of focus is required. Anything from like looking through a microscope or binoculars or you know, whatever where you're like, Oh, you know, you're actually focused on the task at hand, I guess. You just take it for granted? I mean</w:t>
+        <w:t xml:space="preserve">speaker-0: </w:t>
+      </w:r>
+      <w:r>
+        <w:rPr>
+          <w:sz w:val="24"/>
+        </w:rPr>
+        <w:t>I look back now and the advice, the best advice available was bad advice. But I had- That's bad and that's bad. Yeah. I had a Yale educated pediatrician tell me when I informed her that we have received an autism diagnosis, she said to me, well, you know, just because he's autistic now doesn't mean he always will be. That was one, that was one of the single worst pieces of advice I ever got.</w:t>
       </w:r>
     </w:p>
     <w:p>
@@ -1759,20 +1759,20 @@
         <w:rPr>
           <w:sz w:val="24"/>
         </w:rPr>
-        <w:t xml:space="preserve">[00:26:03] </w:t>
+        <w:t xml:space="preserve">[00:38:10] </w:t>
       </w:r>
       <w:r>
         <w:rPr>
           <w:b/>
           <w:sz w:val="24"/>
         </w:rPr>
-        <w:t xml:space="preserve">Barry Prizant: </w:t>
-      </w:r>
-      <w:r>
-        <w:rPr>
-          <w:sz w:val="24"/>
-        </w:rPr>
-        <w:t>We all take it for granted all the time. And Yeah.</w:t>
+        <w:t xml:space="preserve">speaker-0: </w:t>
+      </w:r>
+      <w:r>
+        <w:rPr>
+          <w:sz w:val="24"/>
+        </w:rPr>
+        <w:t>And the best advice I would, I could have received would have been, well, you know, he's the same kid before you had that word that he is today. He didn't change. He just have a name for it. That would have been good advice. Now people say that now they didn't say that back then. And, I still resent that now, you know, through the eyes of a trained advocate. Now, what I, what I know, what she meant was.</w:t>
       </w:r>
     </w:p>
     <w:p>
@@ -1780,20 +1780,20 @@
         <w:rPr>
           <w:sz w:val="24"/>
         </w:rPr>
-        <w:t xml:space="preserve">[00:26:08] </w:t>
+        <w:t xml:space="preserve">[00:38:36] </w:t>
       </w:r>
       <w:r>
         <w:rPr>
           <w:b/>
           <w:sz w:val="24"/>
         </w:rPr>
-        <w:t xml:space="preserve">David Kaufer: </w:t>
-      </w:r>
-      <w:r>
-        <w:rPr>
-          <w:sz w:val="24"/>
-        </w:rPr>
-        <w:t>Do you Yeah. Go ahead. Kind of like walking. Again, you do you take advan you take it for granted if you're able to walk. Right. If you've gone through that progression, you know, that's all you know. You learn to crawl, you learn to walk. You want to go from point A to point B, you walk there. You don't think about your brains telling your legs to move. I guess it's the same for vision.</w:t>
+        <w:t xml:space="preserve">speaker-0: </w:t>
+      </w:r>
+      <w:r>
+        <w:rPr>
+          <w:sz w:val="24"/>
+        </w:rPr>
+        <w:t>as young as he was potentially, know, developmental milestones are very highly variable. You know, it didn't mean that he was always going to present the way that he presented that day. But to say it the way she did and to imply that was the gold standard, that he'd be non-autistic was so offensive and so wrong and just not what I needed or any parent needs to hear. No.</w:t>
       </w:r>
     </w:p>
     <w:p>
@@ -1801,20 +1801,20 @@
         <w:rPr>
           <w:sz w:val="24"/>
         </w:rPr>
-        <w:t xml:space="preserve">[00:26:31] </w:t>
+        <w:t xml:space="preserve">[00:39:03] </w:t>
       </w:r>
       <w:r>
         <w:rPr>
           <w:b/>
           <w:sz w:val="24"/>
         </w:rPr>
-        <w:t xml:space="preserve">Barry Prizant: </w:t>
-      </w:r>
-      <w:r>
-        <w:rPr>
-          <w:sz w:val="24"/>
-        </w:rPr>
-        <w:t>Exactly. And if our eye muscles aren't working properly, it's no different than any other muscle in our body, you know, and we do exercise to strengthen those muscles or to relax those muscles, right? And in the case of our eyes, we really need to relax the muscles in order for them to see properly. And we never think of it that way either, you know.</w:t>
+        <w:t xml:space="preserve">speaker-0: </w:t>
+      </w:r>
+      <w:r>
+        <w:rPr>
+          <w:sz w:val="24"/>
+        </w:rPr>
+        <w:t>No, that's so true. And like you said, yeah, I mean, you bring back memories. Yeah, I do. Don't I? We're getting all twitchy because we're triggers. Yeah. mean, part of this, you know, is it's survival, right? Like you're, I didn't have, you know, over the last, you know, but now since the diagnosis, how much of this time maybe you felt like you were in survival mode? I'll let you know when it ends. Yeah.</w:t>
       </w:r>
     </w:p>
     <w:p>
@@ -1822,20 +1822,20 @@
         <w:rPr>
           <w:sz w:val="24"/>
         </w:rPr>
-        <w:t xml:space="preserve">[00:26:57] </w:t>
+        <w:t xml:space="preserve">[00:39:31] </w:t>
       </w:r>
       <w:r>
         <w:rPr>
           <w:b/>
           <w:sz w:val="24"/>
         </w:rPr>
-        <w:t xml:space="preserve">David Kaufer: </w:t>
-      </w:r>
-      <w:r>
-        <w:rPr>
-          <w:sz w:val="24"/>
-        </w:rPr>
-        <w:t>No, not at all. I mean you're starting to see some awareness in terms of eyes. I'm thinking about like with eye fatigue now with all the screen time, you know, things kind of related to that. Hey, you need to give your eyes a break. You know, you don't want to be staring at a screen for hours on end and all that. But I still feel like it's fairly shallow in terms of the approach that we take.</w:t>
+        <w:t xml:space="preserve">speaker-0: </w:t>
+      </w:r>
+      <w:r>
+        <w:rPr>
+          <w:sz w:val="24"/>
+        </w:rPr>
+        <w:t>Because the threat is constant. The threat is, first it was, I mean, now I know I'm biased, okay, but my son was a very cute little kid, very cute little kid. And the world would forgive him of a host of challenges that he presented. But now he's a hairy adult male and they're not as forgiving. And when I think of students that are students of color,</w:t>
       </w:r>
     </w:p>
     <w:p>
@@ -1843,20 +1843,20 @@
         <w:rPr>
           <w:sz w:val="24"/>
         </w:rPr>
-        <w:t xml:space="preserve">[00:27:22] </w:t>
+        <w:t xml:space="preserve">[00:40:00] </w:t>
       </w:r>
       <w:r>
         <w:rPr>
           <w:b/>
           <w:sz w:val="24"/>
         </w:rPr>
-        <w:t xml:space="preserve">Barry Prizant: </w:t>
-      </w:r>
-      <w:r>
-        <w:rPr>
-          <w:sz w:val="24"/>
-        </w:rPr>
-        <w:t>I agree. Absolutely. Yep.</w:t>
+        <w:t xml:space="preserve">speaker-0: </w:t>
+      </w:r>
+      <w:r>
+        <w:rPr>
+          <w:sz w:val="24"/>
+        </w:rPr>
+        <w:t>on top of them presenting differently and the risks the world presents to them. We live in a very judgmental world. It's becoming more so in the last six to eight years as we've had people give voice to divisive language that validates discrimination. Yeah. That validate the ugly things people feel inside. And it's all very fear-based and lowest common denominator of our</w:t>
       </w:r>
     </w:p>
     <w:p>
@@ -1864,20 +1864,20 @@
         <w:rPr>
           <w:sz w:val="24"/>
         </w:rPr>
-        <w:t xml:space="preserve">[00:27:28] </w:t>
+        <w:t xml:space="preserve">[00:40:28] </w:t>
       </w:r>
       <w:r>
         <w:rPr>
           <w:b/>
           <w:sz w:val="24"/>
         </w:rPr>
-        <w:t xml:space="preserve">David Kaufer: </w:t>
-      </w:r>
-      <w:r>
-        <w:rPr>
-          <w:sz w:val="24"/>
-        </w:rPr>
-        <w:t>yeah, I was thinking also with especially with kids and screen time and you know, this all overlaps, but could some you know, could these problems sometimes l look like ADHD or learning disabilities or sensory issues?</w:t>
+        <w:t xml:space="preserve">speaker-0: </w:t>
+      </w:r>
+      <w:r>
+        <w:rPr>
+          <w:sz w:val="24"/>
+        </w:rPr>
+        <w:t>of our experience as human beings. But I lived that every day and, you know, the, stress hormone that, what is the stress hormone? The, cortisol in your mind, in your brain, I'm totally sure that my, cortisol level, my baseline is other people's stress level. Cause that's just what we live. And it, it's because I'm here to</w:t>
       </w:r>
     </w:p>
     <w:p>
@@ -1885,20 +1885,20 @@
         <w:rPr>
           <w:sz w:val="24"/>
         </w:rPr>
-        <w:t xml:space="preserve">[00:27:43] </w:t>
+        <w:t xml:space="preserve">[00:40:55] </w:t>
       </w:r>
       <w:r>
         <w:rPr>
           <w:b/>
           <w:sz w:val="24"/>
         </w:rPr>
-        <w:t xml:space="preserve">Barry Prizant: </w:t>
-      </w:r>
-      <w:r>
-        <w:rPr>
-          <w:sz w:val="24"/>
-        </w:rPr>
-        <w:t>Absolutely. Yeah. And the fact that we see it in this population should point that out a little bit. You know, if the same kids that are struggling are the ones who have a vision problem, then w you know, which came first? And what's the best way to deal with it, right? And you know, I have another favorite book that I wanted to share.</w:t>
+        <w:t xml:space="preserve">speaker-0: </w:t>
+      </w:r>
+      <w:r>
+        <w:rPr>
+          <w:sz w:val="24"/>
+        </w:rPr>
+        <w:t>be protective of him and the world is a constant threat to him. Yeah. That's just the reality. Yeah. And I think again, that's been kind of, you know, I'm talking about what, you know, presenting and a lot of the show, you know, talking about the lighter side of autism, right? But that, you know, it's not all light, right? There is, there are some dark days, there are challenges that, we face that they face that I think, you know, we have to acknowledge.</w:t>
       </w:r>
     </w:p>
     <w:p>
@@ -1906,20 +1906,20 @@
         <w:rPr>
           <w:sz w:val="24"/>
         </w:rPr>
-        <w:t xml:space="preserve">[00:28:10] </w:t>
+        <w:t xml:space="preserve">[00:41:24] </w:t>
       </w:r>
       <w:r>
         <w:rPr>
           <w:b/>
           <w:sz w:val="24"/>
         </w:rPr>
-        <w:t xml:space="preserve">David Kaufer: </w:t>
-      </w:r>
-      <w:r>
-        <w:rPr>
-          <w:sz w:val="24"/>
-        </w:rPr>
-        <w:t>Yeah, I'm pleased.</w:t>
+        <w:t xml:space="preserve">speaker-0: </w:t>
+      </w:r>
+      <w:r>
+        <w:rPr>
+          <w:sz w:val="24"/>
+        </w:rPr>
+        <w:t>And I think, like you said, it's kind of interesting how it, I don't know, for me, it feels like sometimes they just kind of come in waves too, right? Like you said, there was the, just the incredible joy and excitement that came with spelling and the communication and all that that's opened up, which has been incredible. But then like, you know, kind of once you get past that, the storming, the forming, right? But then all of a sudden it's kind of like this reality of like,</w:t>
       </w:r>
     </w:p>
     <w:p>
@@ -1927,20 +1927,20 @@
         <w:rPr>
           <w:sz w:val="24"/>
         </w:rPr>
-        <w:t xml:space="preserve">[00:28:12] </w:t>
+        <w:t xml:space="preserve">[00:41:52] </w:t>
       </w:r>
       <w:r>
         <w:rPr>
           <w:b/>
           <w:sz w:val="24"/>
         </w:rPr>
-        <w:t xml:space="preserve">Barry Prizant: </w:t>
-      </w:r>
-      <w:r>
-        <w:rPr>
-          <w:sz w:val="24"/>
-        </w:rPr>
-        <w:t>There's well, there's a couple that were written by Robin and Gillian Benoit. One of them's called Jillian's Story. And then I have this one as Dear Jillian. And they talk in this book about well, in the first one, she tells Jillian's story. And Jillian had amblyopia. she had passed every eye exam. And the way she passed it, and I don't know if you know what amblyopia is or if you're</w:t>
+        <w:t xml:space="preserve">speaker-0: </w:t>
+      </w:r>
+      <w:r>
+        <w:rPr>
+          <w:sz w:val="24"/>
+        </w:rPr>
+        <w:t>Oh shit. Like I've got this like incredible 18 year old guy here who, you know, deserves an education. Like all this stuff has all these capabilities, all these needs. You know, now what? Like again, there's still no, there's no roadmap for this. Like there's no guide. Like we're, here we go. We, got to figure out how to do this, how to get the degree, how to get them to college. And I know there are others who have done it, but it's just kind of like this other, it's like, oh, there's another, mountain in front of us now, that we kind of got through that.</w:t>
       </w:r>
     </w:p>
     <w:p>
@@ -1948,20 +1948,20 @@
         <w:rPr>
           <w:sz w:val="24"/>
         </w:rPr>
-        <w:t xml:space="preserve">[00:28:39] </w:t>
+        <w:t xml:space="preserve">[00:42:23] </w:t>
       </w:r>
       <w:r>
         <w:rPr>
           <w:b/>
           <w:sz w:val="24"/>
         </w:rPr>
-        <w:t xml:space="preserve">David Kaufer: </w:t>
-      </w:r>
-      <w:r>
-        <w:rPr>
-          <w:sz w:val="24"/>
-        </w:rPr>
-        <w:t>I do not</w:t>
+        <w:t xml:space="preserve">speaker-0: </w:t>
+      </w:r>
+      <w:r>
+        <w:rPr>
+          <w:sz w:val="24"/>
+        </w:rPr>
+        <w:t>I think once I got past the many lies the world was telling me about autism, it gave me permission to question more assumptions. And what that meant for us was education doesn't have to look the way that the public school system says it has to look. He doesn't have to finish at a time. That's a great point. Yeah, it doesn't have to finish at a time that the...</w:t>
       </w:r>
     </w:p>
     <w:p>
@@ -1969,20 +1969,20 @@
         <w:rPr>
           <w:sz w:val="24"/>
         </w:rPr>
-        <w:t xml:space="preserve">[00:28:40] </w:t>
+        <w:t xml:space="preserve">[00:42:52] </w:t>
       </w:r>
       <w:r>
         <w:rPr>
           <w:b/>
           <w:sz w:val="24"/>
         </w:rPr>
-        <w:t xml:space="preserve">Barry Prizant: </w:t>
-      </w:r>
-      <w:r>
-        <w:rPr>
-          <w:sz w:val="24"/>
-        </w:rPr>
-        <w:t>Okay. Well s it's a type of strabismus. Amblyopia you have lower acuity in one eye. So if you can't see very well out of one eye, you're just gonna use the other eye. And that eye just kind of shuts off. And it sometimes if that happens for a long period of time, the person really goes blind in that eye. And it just kinda becomes they treat it as a permanent kind of problem. I don't agree that any of that's permanent, but There's different perceptions on that. Anyway, Jillian had pretty significant amblyopia, but she'd passed every test when they've done the eye exam at the school because she thought it was like a memorization test. And so she would listen to the kids in front of her and she wanted to get the treat, right? And so she would just rattle off whatever they said, even though she couldn't see it at all.</w:t>
+        <w:t xml:space="preserve">speaker-0: </w:t>
+      </w:r>
+      <w:r>
+        <w:rPr>
+          <w:sz w:val="24"/>
+        </w:rPr>
+        <w:t>public education system says most kids are going to be done. We can write our own ticket. And, you know, I would not wish for, I don't think any parent would wish for their child to enter into a world that isn't built for them. And that would constantly challenge that. But I am so grateful, so eternally grateful every hour of every day of my life for, you know, the opportunity</w:t>
       </w:r>
     </w:p>
     <w:p>
@@ -1990,20 +1990,20 @@
         <w:rPr>
           <w:sz w:val="24"/>
         </w:rPr>
-        <w:t xml:space="preserve">[00:29:34] </w:t>
+        <w:t xml:space="preserve">[00:43:22] </w:t>
       </w:r>
       <w:r>
         <w:rPr>
           <w:b/>
           <w:sz w:val="24"/>
         </w:rPr>
-        <w:t xml:space="preserve">David Kaufer: </w:t>
-      </w:r>
-      <w:r>
-        <w:rPr>
-          <w:sz w:val="24"/>
-        </w:rPr>
-        <w:t>Wow. That's I mean it's ingenious, but again not helpful in term</w:t>
+        <w:t xml:space="preserve">speaker-0: </w:t>
+      </w:r>
+      <w:r>
+        <w:rPr>
+          <w:sz w:val="24"/>
+        </w:rPr>
+        <w:t>to refine life skills that he has needed me to refine. it's not about me, it's not, autism is my story, but parenting somebody and loving somebody the way that I love my child and knowing that the world isn't built for him, that is my story. And I'm just so grateful I'm a better person for what he needed from me. And I...</w:t>
       </w:r>
     </w:p>
     <w:p>
@@ -2011,20 +2011,20 @@
         <w:rPr>
           <w:sz w:val="24"/>
         </w:rPr>
-        <w:t xml:space="preserve">[00:29:40] </w:t>
+        <w:t xml:space="preserve">[00:43:49] </w:t>
       </w:r>
       <w:r>
         <w:rPr>
           <w:b/>
           <w:sz w:val="24"/>
         </w:rPr>
-        <w:t xml:space="preserve">Barry Prizant: </w:t>
-      </w:r>
-      <w:r>
-        <w:rPr>
-          <w:sz w:val="24"/>
-        </w:rPr>
-        <w:t>Exactly. Yeah. And so when she finally got into vision therapy, then, you know, she was able to overcome that and gain 3D vision and then tell her story, you know. And then all these people started writing to her saying, Hey, let me tell you my story. And that's what went into the second book, right? And she did talk to someone that was autistic. Their family. Right.</w:t>
+        <w:t xml:space="preserve">speaker-0: </w:t>
+      </w:r>
+      <w:r>
+        <w:rPr>
+          <w:sz w:val="24"/>
+        </w:rPr>
+        <w:t>pity the people that don't witness the gifts that I get to witness and that you get to witness. What a gift. To get a peek into these beautiful minds. know? Oh, that's a whole, that's a whole, that's a whole nother conversation we could have later. Right? Because it, truly is. And it's, yeah, it's a gift. It's fascinating. It's like I said, exciting. It's, you know, there's so many words to use. It is a gift though.</w:t>
       </w:r>
     </w:p>
     <w:p>
@@ -2032,20 +2032,20 @@
         <w:rPr>
           <w:sz w:val="24"/>
         </w:rPr>
-        <w:t xml:space="preserve">[00:30:04] </w:t>
+        <w:t xml:space="preserve">[00:44:19] </w:t>
       </w:r>
       <w:r>
         <w:rPr>
           <w:b/>
           <w:sz w:val="24"/>
         </w:rPr>
-        <w:t xml:space="preserve">David Kaufer: </w:t>
-      </w:r>
-      <w:r>
-        <w:rPr>
-          <w:sz w:val="24"/>
-        </w:rPr>
-        <w:t>Oh interesting.</w:t>
+        <w:t xml:space="preserve">speaker-0: </w:t>
+      </w:r>
+      <w:r>
+        <w:rPr>
+          <w:sz w:val="24"/>
+        </w:rPr>
+        <w:t>And just to be said to me, but I was just going to back up with something you said, because I think it's a really important point for people. And again, especially if you're again, early on with their journey, if you have, know, yeah, first, second, third grade or whatever it may be. Like you said, don't be afraid to write the rules. mean, again, I think we get, especially again, in my case, again, you feel like you have to be on this track and</w:t>
       </w:r>
     </w:p>
     <w:p>
@@ -2053,20 +2053,20 @@
         <w:rPr>
           <w:sz w:val="24"/>
         </w:rPr>
-        <w:t xml:space="preserve">[00:30:06] </w:t>
+        <w:t xml:space="preserve">[00:44:43] </w:t>
       </w:r>
       <w:r>
         <w:rPr>
           <w:b/>
           <w:sz w:val="24"/>
         </w:rPr>
-        <w:t xml:space="preserve">Barry Prizant: </w:t>
-      </w:r>
-      <w:r>
-        <w:rPr>
-          <w:sz w:val="24"/>
-        </w:rPr>
-        <w:t>And that's why I wanted to share this because I think it this is a really great story about it. he this child was only two when they figured out that he well he was diagnosed as autistic, but then they figured out that he also had an eye issue that could be helped with vision therapy. So they took him to vision therapy and he was able to progress so much that he graduated from the autistic program that he was in with the school system. They said he doesn't qualify as being autistic anymore. So I think that that's just kind of points to the fact that there's so much more going on.</w:t>
+        <w:t xml:space="preserve">speaker-0: </w:t>
+      </w:r>
+      <w:r>
+        <w:rPr>
+          <w:sz w:val="24"/>
+        </w:rPr>
+        <w:t>And there are so many more options. know, part of it, are more options now, but again, open your mind to these options, whatever, you know, whatever it be. That doesn't mean go chasing down fool's gold or whatever, but when it comes to education, really try to explore, like you said, could be, the path can be very different. It could look however you want. And that's, something I wish we would have done or could have done at an earlier age for, students. Yeah. People, say to me in my practice,</w:t>
       </w:r>
     </w:p>
     <w:p>
@@ -2074,20 +2074,20 @@
         <w:rPr>
           <w:sz w:val="24"/>
         </w:rPr>
-        <w:t xml:space="preserve">[00:30:40] </w:t>
+        <w:t xml:space="preserve">[00:45:10] </w:t>
       </w:r>
       <w:r>
         <w:rPr>
           <w:b/>
           <w:sz w:val="24"/>
         </w:rPr>
-        <w:t xml:space="preserve">David Kaufer: </w:t>
-      </w:r>
-      <w:r>
-        <w:rPr>
-          <w:sz w:val="24"/>
-        </w:rPr>
-        <w:t>Interesting. Yeah. So much more going on. Absolutely.</w:t>
+        <w:t xml:space="preserve">speaker-0: </w:t>
+      </w:r>
+      <w:r>
+        <w:rPr>
+          <w:sz w:val="24"/>
+        </w:rPr>
+        <w:t>Things like, well, you know, what's he supposed to know by third grade? And obviously, you know, grade levels are just stories made up by people sitting in a room in state cap, right? You know that, right? Like there has to be standardization, of course, and there has to be some data by which we can measure things. you know, human beings aren't easily measured in two dimensional terms. And so, you know, I always say let go of what the academic benchmarks.</w:t>
       </w:r>
     </w:p>
     <w:p>
@@ -2095,20 +2095,20 @@
         <w:rPr>
           <w:sz w:val="24"/>
         </w:rPr>
-        <w:t xml:space="preserve">[00:30:52] </w:t>
+        <w:t xml:space="preserve">[00:45:38] </w:t>
       </w:r>
       <w:r>
         <w:rPr>
           <w:b/>
           <w:sz w:val="24"/>
         </w:rPr>
-        <w:t xml:space="preserve">Barry Prizant: </w:t>
-      </w:r>
-      <w:r>
-        <w:rPr>
-          <w:sz w:val="24"/>
-        </w:rPr>
-        <w:t>And we c we can we can look at the symptoms and say, well, it's gotta be this, but that may not be the case, you know. And so there's a lot of misdiagnosis of ADHD and dyslexia and all of those learning issues that we really should check the vision to see if that's what's causing the problem, or if it can help the problem. It's all working together.</w:t>
+        <w:t xml:space="preserve">speaker-0: </w:t>
+      </w:r>
+      <w:r>
+        <w:rPr>
+          <w:sz w:val="24"/>
+        </w:rPr>
+        <w:t>are supposed to be, because that's an illusion, right? But do not let go of the demand that your child still deserves to love learning. you can miss a day, week, a month, a year of school. You will catch up if you love it, but you will never come back if your spirit is broken around the idea of learning, being a lifelong learner.</w:t>
       </w:r>
     </w:p>
     <w:p>
@@ -2116,20 +2116,20 @@
         <w:rPr>
           <w:sz w:val="24"/>
         </w:rPr>
-        <w:t xml:space="preserve">[00:31:17] </w:t>
+        <w:t xml:space="preserve">[00:46:08] </w:t>
       </w:r>
       <w:r>
         <w:rPr>
           <w:b/>
           <w:sz w:val="24"/>
         </w:rPr>
-        <w:t xml:space="preserve">David Kaufer: </w:t>
-      </w:r>
-      <w:r>
-        <w:rPr>
-          <w:sz w:val="24"/>
-        </w:rPr>
-        <w:t>Right, for sure. And it seems that there is not a big emphasis on vision screening, really. I mean it kind of it's almost like kind of a last resort. And do you think again, is that lack of awareness, Denise, or is it just resources? I mean what how what would you attribute or would you</w:t>
+        <w:t xml:space="preserve">speaker-0: </w:t>
+      </w:r>
+      <w:r>
+        <w:rPr>
+          <w:sz w:val="24"/>
+        </w:rPr>
+        <w:t>You know, learning didn't begin when you started school. didn't end when you left school. Who among us are in the career that they studied for? You know, our local superintendent of schools here says something like 75 of kids in high school today will have jobs that don't exist yet. you know, so really what we're teaching them is how to think. I have never used geometry after high school. I have never used out. I mean, maybe I've used some algebra.</w:t>
       </w:r>
     </w:p>
     <w:p>
@@ -2137,20 +2137,20 @@
         <w:rPr>
           <w:sz w:val="24"/>
         </w:rPr>
-        <w:t xml:space="preserve">[00:31:40] </w:t>
+        <w:t xml:space="preserve">[00:46:38] </w:t>
       </w:r>
       <w:r>
         <w:rPr>
           <w:b/>
           <w:sz w:val="24"/>
         </w:rPr>
-        <w:t xml:space="preserve">Barry Prizant: </w:t>
-      </w:r>
-      <w:r>
-        <w:rPr>
-          <w:sz w:val="24"/>
-        </w:rPr>
-        <w:t>There's so much that goes into that's such a loaded question. I had I had to remove myself from the school system because it was such a hot topic for me personally. Because I wanted to go in there and I wanted to tell every parent, you know what, if your child is struggling in school, you need to take them to a developmental optometrist, not a regular optometrist. Right.</w:t>
+        <w:t xml:space="preserve">speaker-0: </w:t>
+      </w:r>
+      <w:r>
+        <w:rPr>
+          <w:sz w:val="24"/>
+        </w:rPr>
+        <w:t>But my point is I never, I never stopped loving the process of learning. That's what I want to protect in all the kids I work with. Least of all my own, know? And given the opportunity in some cases, right? Like I said, we know that, you know, there are some, bad situations where they're not learning anything. They really are just kind of segregated into these kinds of special ed classrooms where there's very little instruction and it's more. Yeah.</w:t>
       </w:r>
     </w:p>
     <w:p>
@@ -2158,20 +2158,20 @@
         <w:rPr>
           <w:sz w:val="24"/>
         </w:rPr>
-        <w:t xml:space="preserve">[00:31:44] </w:t>
+        <w:t xml:space="preserve">[00:47:07] </w:t>
       </w:r>
       <w:r>
         <w:rPr>
           <w:b/>
           <w:sz w:val="24"/>
         </w:rPr>
-        <w:t xml:space="preserve">David Kaufer: </w:t>
-      </w:r>
-      <w:r>
-        <w:rPr>
-          <w:sz w:val="24"/>
-        </w:rPr>
-        <w:t>Okay, it's</w:t>
+        <w:t xml:space="preserve">speaker-0: </w:t>
+      </w:r>
+      <w:r>
+        <w:rPr>
+          <w:sz w:val="24"/>
+        </w:rPr>
+        <w:t>caretaking almost rather than educational focused. It's funny, you mentioned geometry, Elizabeth. And so actually that's one of the classes Stone's taking. And just, think it was last week or so, you know, the teacher said, hey Stone, do you have any questions? And he said yes. And she's like, yeah, what's that? He said, how am I going to use this in life? Right. The age-old question. I can answer that. Assembling IKEA furniture. Oh, there you go.</w:t>
       </w:r>
     </w:p>
     <w:p>
@@ -2179,20 +2179,20 @@
         <w:rPr>
           <w:sz w:val="24"/>
         </w:rPr>
-        <w:t xml:space="preserve">[00:32:07] </w:t>
+        <w:t xml:space="preserve">[00:47:36] </w:t>
       </w:r>
       <w:r>
         <w:rPr>
           <w:b/>
           <w:sz w:val="24"/>
         </w:rPr>
-        <w:t xml:space="preserve">Barry Prizant: </w:t>
-      </w:r>
-      <w:r>
-        <w:rPr>
-          <w:sz w:val="24"/>
-        </w:rPr>
-        <w:t>Those guys tell you everything's fine your whole life. That's what happened for me. That's what happened to my daughter. I specifically asked my optimetrist if she had a problem with depth perception. And he told me she was fine. So you can't even get this kind of a diagnosis at a regular doctor's office. And they're not gonna screen for it in a school system, right? They're only screening for acuity, you know, at the eye chart across the room. There are things they can do. that are not that hard, but they're not equipped all the time to do it. And what I found when I said, you know, I really want to tell this parent that they should take their child to their per correct eye doctor, the school system said, You can't tell them.</w:t>
+        <w:t xml:space="preserve">speaker-0: </w:t>
+      </w:r>
+      <w:r>
+        <w:rPr>
+          <w:sz w:val="24"/>
+        </w:rPr>
+        <w:t>But other than that, no. And if he's never going to assemble IKEA furniture and every college student has to assemble IKEA furniture sooner or later, you know, I have heard that part of why a lot of autistic students love math so much is because there's rules and there's, it's clearly stated to them. This is what you do. This is how you do it kind of thing. I suppose there's organic pieces of geometry that unbeknownst to myself, I have used in my life.</w:t>
       </w:r>
     </w:p>
     <w:p>
@@ -2200,20 +2200,20 @@
         <w:rPr>
           <w:sz w:val="24"/>
         </w:rPr>
-        <w:t xml:space="preserve">[00:32:53] </w:t>
+        <w:t xml:space="preserve">[00:48:08] </w:t>
       </w:r>
       <w:r>
         <w:rPr>
           <w:b/>
           <w:sz w:val="24"/>
         </w:rPr>
-        <w:t xml:space="preserve">David Kaufer: </w:t>
-      </w:r>
-      <w:r>
-        <w:rPr>
-          <w:sz w:val="24"/>
-        </w:rPr>
-        <w:t>Why what? Why not?</w:t>
+        <w:t xml:space="preserve">speaker-0: </w:t>
+      </w:r>
+      <w:r>
+        <w:rPr>
+          <w:sz w:val="24"/>
+        </w:rPr>
+        <w:t>but Evan, man, he just can't get enough of math. In spite of that, I'm quite sure he is actually my child, but he did not come by his love of math genetically. can, I can swear by that. Yeah. But he loves it. Good for him. And we all need something to love, right? Like I'm happy it makes him happy, but me personally, I don't see the use. Who knows though? Maybe he's going to launch a rocket in his life one day. Maybe he's going to, who knows?</w:t>
       </w:r>
     </w:p>
     <w:p>
@@ -2221,20 +2221,20 @@
         <w:rPr>
           <w:sz w:val="24"/>
         </w:rPr>
-        <w:t xml:space="preserve">[00:32:55] </w:t>
+        <w:t xml:space="preserve">[00:48:35] </w:t>
       </w:r>
       <w:r>
         <w:rPr>
           <w:b/>
           <w:sz w:val="24"/>
         </w:rPr>
-        <w:t xml:space="preserve">Barry Prizant: </w:t>
-      </w:r>
-      <w:r>
-        <w:rPr>
-          <w:sz w:val="24"/>
-        </w:rPr>
-        <w:t>Because the school doesn't want to have to pay for vision therapy.</w:t>
+        <w:t xml:space="preserve">speaker-0: </w:t>
+      </w:r>
+      <w:r>
+        <w:rPr>
+          <w:sz w:val="24"/>
+        </w:rPr>
+        <w:t>Who knows? mean, again, right? I mean, it's not so far fetched to say, again, I'll only speak for myself that, you know, again, I didn't think this day was going to be possible. I didn't think that there would be the time that Stone would be where he is, you know, communicating, taking classes with, know, so much potential, opportunity, real opportunity in front of him. You know, this has just been a, so.</w:t>
       </w:r>
     </w:p>
     <w:p>
@@ -2242,20 +2242,20 @@
         <w:rPr>
           <w:sz w:val="24"/>
         </w:rPr>
-        <w:t xml:space="preserve">[00:32:59] </w:t>
+        <w:t xml:space="preserve">[00:49:02] </w:t>
       </w:r>
       <w:r>
         <w:rPr>
           <w:b/>
           <w:sz w:val="24"/>
         </w:rPr>
-        <w:t xml:space="preserve">David Kaufer: </w:t>
-      </w:r>
-      <w:r>
-        <w:rPr>
-          <w:sz w:val="24"/>
-        </w:rPr>
-        <w:t>Yeah. Comes if it comes down to finances. So they don't they don't they aren't even questioning I'm drawing a parallel because in terms of like in the non speaking world the there are issues with schools not allowing the use of letterboards or communication partners in there. And again, part of it's financial, part of it in this case is also claims that, you know, it's not effective. I mean they there's a lot of other excuses they use in this. But I was curious, so with this though, you think it's purely financial are do they don't even they don't care if it's effective or not. They just care about the cost.</w:t>
+        <w:t xml:space="preserve">speaker-0: </w:t>
+      </w:r>
+      <w:r>
+        <w:rPr>
+          <w:sz w:val="24"/>
+        </w:rPr>
+        <w:t>That has really inspired me again, just kind of in life in general, have a good reminder. we just, we don't know what's possible. I mean, it's a cliche, but it's so true. So who knows? Like you said, what kind of conversation are we going to be having in five years about Evan? Yeah. know, like. mean, my goal really is just that he's satisfied with the choices. I mean, I was raised by parents, more my mom, but by parents who used to say to me,</w:t>
       </w:r>
     </w:p>
     <w:p>
@@ -2263,20 +2263,20 @@
         <w:rPr>
           <w:sz w:val="24"/>
         </w:rPr>
-        <w:t xml:space="preserve">[00:33:42] </w:t>
+        <w:t xml:space="preserve">[00:49:30] </w:t>
       </w:r>
       <w:r>
         <w:rPr>
           <w:b/>
           <w:sz w:val="24"/>
         </w:rPr>
-        <w:t xml:space="preserve">Barry Prizant: </w:t>
-      </w:r>
-      <w:r>
-        <w:rPr>
-          <w:sz w:val="24"/>
-        </w:rPr>
-        <w:t>Well, they're not trained to do it and they're they don't have the funds to pay f for, you know, a developmental optometrist to do it.</w:t>
+        <w:t xml:space="preserve">speaker-0: </w:t>
+      </w:r>
+      <w:r>
+        <w:rPr>
+          <w:sz w:val="24"/>
+        </w:rPr>
+        <w:t>Look, if you decide that you want to sweep floors for a living, I will buy you the best room and I will send you to the best floor sweeping school that there is. I just don't want you to be left with that as the only choice you have because of arbitrary barriers in your world. And that's what I want for him. mean, there's, you know, even if he got, you know, all of the education available, he still has other very practical realities about navigating his world.</w:t>
       </w:r>
     </w:p>
     <w:p>
@@ -2284,20 +2284,20 @@
         <w:rPr>
           <w:sz w:val="24"/>
         </w:rPr>
-        <w:t xml:space="preserve">[00:33:51] </w:t>
+        <w:t xml:space="preserve">[00:49:57] </w:t>
       </w:r>
       <w:r>
         <w:rPr>
           <w:b/>
           <w:sz w:val="24"/>
         </w:rPr>
-        <w:t xml:space="preserve">David Kaufer: </w:t>
-      </w:r>
-      <w:r>
-        <w:rPr>
-          <w:sz w:val="24"/>
-        </w:rPr>
-        <w:t>But they can still recommend it, couldn't they? I mean, couldn't they at least or educate I don't see the harm in at least I understand them saying, hey, we can't provide this necessarily if this is an additional cost, additional burden. I mean, I know financially, right? I mean, our we ask a lot of our schools and s and stuff, and that's a another topic, but I can at least understand that from a financial standpoint, if that's just an additional cost to burden. But to at least say, hey, here's something you should look at.</w:t>
+        <w:t xml:space="preserve">speaker-0: </w:t>
+      </w:r>
+      <w:r>
+        <w:rPr>
+          <w:sz w:val="24"/>
+        </w:rPr>
+        <w:t>I just see my role as a presumed neurotypical or neuro-dominant. I like to call myself neuro-fierce. I like that. Neuro-fierce-ity. But I'll be the one to get the barriers out of the way for him and then he gets to choose his path. If he decides that just during geometry exercises for the rest of his life or who knows? I just don't want him to be left with that.</w:t>
       </w:r>
     </w:p>
     <w:p>
@@ -2305,20 +2305,20 @@
         <w:rPr>
           <w:sz w:val="24"/>
         </w:rPr>
-        <w:t xml:space="preserve">[00:34:22] </w:t>
+        <w:t xml:space="preserve">[00:50:24] </w:t>
       </w:r>
       <w:r>
         <w:rPr>
           <w:b/>
           <w:sz w:val="24"/>
         </w:rPr>
-        <w:t xml:space="preserve">Barry Prizant: </w:t>
-      </w:r>
-      <w:r>
-        <w:rPr>
-          <w:sz w:val="24"/>
-        </w:rPr>
-        <w:t>I think it's a big problem. Yeah. That's why I'm saying I had to just not be in education. You know? And that kind of pointed me towards what I ended up doing, right? At the end of the day, that's why I'm doing podcasting because we need awareness.</w:t>
+        <w:t xml:space="preserve">speaker-0: </w:t>
+      </w:r>
+      <w:r>
+        <w:rPr>
+          <w:sz w:val="24"/>
+        </w:rPr>
+        <w:t>That the only choice he has. I want it to be an active decision on his part. And so many people in the world, autistic or not, don't have that luxury. If I can give that to him, the luxury of choice, my work here is done. So what in kind of, in closing, like I said, as, we predicted, we could talk forever. You know, and like, definitely want to have you on to another segment. There's a couple of things didn't get to, that I think would be great topics, but in closing here, one of the things I was</w:t>
       </w:r>
     </w:p>
     <w:p>
@@ -2326,20 +2326,20 @@
         <w:rPr>
           <w:sz w:val="24"/>
         </w:rPr>
-        <w:t xml:space="preserve">[00:34:42] </w:t>
+        <w:t xml:space="preserve">[00:50:54] </w:t>
       </w:r>
       <w:r>
         <w:rPr>
           <w:b/>
           <w:sz w:val="24"/>
         </w:rPr>
-        <w:t xml:space="preserve">David Kaufer: </w:t>
-      </w:r>
-      <w:r>
-        <w:rPr>
-          <w:sz w:val="24"/>
-        </w:rPr>
-        <w:t>So that really what that really did just kinda cause you were teaching, right? You were substantial.</w:t>
+        <w:t xml:space="preserve">speaker-0: </w:t>
+      </w:r>
+      <w:r>
+        <w:rPr>
+          <w:sz w:val="24"/>
+        </w:rPr>
+        <w:t>curious is what gives you excitement, what makes you excited about the future? I think we just talked about it, opportunity. look back at what we've talked about actually a number of times just in this conversation. I look back at what the world looked like when I first entered the experience that is parenting an autistic child. And that wasn't that long ago in the terms of human change. It was, you know,</w:t>
       </w:r>
     </w:p>
     <w:p>
@@ -2347,20 +2347,20 @@
         <w:rPr>
           <w:sz w:val="24"/>
         </w:rPr>
-        <w:t xml:space="preserve">[00:34:47] </w:t>
+        <w:t xml:space="preserve">[00:51:23] </w:t>
       </w:r>
       <w:r>
         <w:rPr>
           <w:b/>
           <w:sz w:val="24"/>
         </w:rPr>
-        <w:t xml:space="preserve">Barry Prizant: </w:t>
-      </w:r>
-      <w:r>
-        <w:rPr>
-          <w:sz w:val="24"/>
-        </w:rPr>
-        <w:t>I was substituting yeah I it Yeah, no, in the meantime I had to find something that was gonna pay the bills. Right. So instead of going the route of alternative l route to licensure and getting a teaching certificate and being in the school system, I got my insurance license. I sold insurance for ten years. Finished raising my children and all of that. And in the meantime, you know, that gave me flexibility to focus on my own healing, to do my vision therapy, to get my child in. And you know, get all of that handled, get them all married off. And then that's good. then I was able to spend more time on my podcast.</w:t>
+        <w:t xml:space="preserve">speaker-0: </w:t>
+      </w:r>
+      <w:r>
+        <w:rPr>
+          <w:sz w:val="24"/>
+        </w:rPr>
+        <w:t>15, 16 years ago for us. What's it going to look like in another 15, 16 years? Because I look at the enormity of that change and it's picking up speed. It's happening faster now. So if it were on a timeline and we'd come this far in that period, we're going to go much, further than that in the next same time period. And I'm just grateful to sit back and bask in their reflected glory as they take on the world.</w:t>
       </w:r>
     </w:p>
     <w:p>
@@ -2368,20 +2368,20 @@
         <w:rPr>
           <w:sz w:val="24"/>
         </w:rPr>
-        <w:t xml:space="preserve">[00:35:30] </w:t>
+        <w:t xml:space="preserve">[00:51:52] </w:t>
       </w:r>
       <w:r>
         <w:rPr>
           <w:b/>
           <w:sz w:val="24"/>
         </w:rPr>
-        <w:t xml:space="preserve">David Kaufer: </w:t>
-      </w:r>
-      <w:r>
-        <w:rPr>
-          <w:sz w:val="24"/>
-        </w:rPr>
-        <w:t>Ha And how and remind me how long you've been doing your podcast?</w:t>
+        <w:t xml:space="preserve">speaker-0: </w:t>
+      </w:r>
+      <w:r>
+        <w:rPr>
+          <w:sz w:val="24"/>
+        </w:rPr>
+        <w:t>We're already seeing trends in workplaces where they actually seek out employees that think like our kids do. That's just growing the seeds of change. Look at what the internet has done in the time we've witnessed it. Though that's what excites me is the world is waking up. Maybe not as fast as I hoped for, but a lot faster than I thought would happen if I had to predict It seems to be accelerating fairly quickly.</w:t>
       </w:r>
     </w:p>
     <w:p>
@@ -2389,20 +2389,20 @@
         <w:rPr>
           <w:sz w:val="24"/>
         </w:rPr>
-        <w:t xml:space="preserve">[00:35:41] </w:t>
+        <w:t xml:space="preserve">[00:52:21] </w:t>
       </w:r>
       <w:r>
         <w:rPr>
           <w:b/>
           <w:sz w:val="24"/>
         </w:rPr>
-        <w:t xml:space="preserve">Barry Prizant: </w:t>
-      </w:r>
-      <w:r>
-        <w:rPr>
-          <w:sz w:val="24"/>
-        </w:rPr>
-        <w:t>I started it in twenty about the time.</w:t>
+        <w:t xml:space="preserve">speaker-0: </w:t>
+      </w:r>
+      <w:r>
+        <w:rPr>
+          <w:sz w:val="24"/>
+        </w:rPr>
+        <w:t>And again, but maybe that's just a personal bias, again, based on my awareness. But it does, you know, again, it does feel like, it feels like this is really, you know, something that's getting some momentum, some real momentum, like you said. I think it is. And I think that that's the way all change has occurred over history. Good point. You know, there's books written about it, about critical mass. And, you know, that's what I think we're written as that.</w:t>
       </w:r>
     </w:p>
     <w:p>
@@ -2410,20 +2410,20 @@
         <w:rPr>
           <w:sz w:val="24"/>
         </w:rPr>
-        <w:t xml:space="preserve">[00:35:45] </w:t>
+        <w:t xml:space="preserve">[00:52:47] </w:t>
       </w:r>
       <w:r>
         <w:rPr>
           <w:b/>
           <w:sz w:val="24"/>
         </w:rPr>
-        <w:t xml:space="preserve">David Kaufer: </w:t>
-      </w:r>
-      <w:r>
-        <w:rPr>
-          <w:sz w:val="24"/>
-        </w:rPr>
-        <w:t>Wow, good for you. Wow. That's amazing.</w:t>
+        <w:t xml:space="preserve">speaker-0: </w:t>
+      </w:r>
+      <w:r>
+        <w:rPr>
+          <w:sz w:val="24"/>
+        </w:rPr>
+        <w:t>You don't ever know at what point it happened until you're looking back on it, but it feels that way. does. It does. Yeah. I've been fortunate enough to, you know, in my career work in the tech industry and then kind of pre and early internet days, you know, a startup and like, it's, really kind of funny that it has a similar vibe right now. Kind of, especially again in our</w:t>
       </w:r>
     </w:p>
     <w:p>
@@ -2431,20 +2431,20 @@
         <w:rPr>
           <w:sz w:val="24"/>
         </w:rPr>
-        <w:t xml:space="preserve">[00:35:48] </w:t>
+        <w:t xml:space="preserve">[00:53:13] </w:t>
       </w:r>
       <w:r>
         <w:rPr>
           <w:b/>
           <w:sz w:val="24"/>
         </w:rPr>
-        <w:t xml:space="preserve">Barry Prizant: </w:t>
-      </w:r>
-      <w:r>
-        <w:rPr>
-          <w:sz w:val="24"/>
-        </w:rPr>
-        <w:t>Yeah, well, and I started it before I had everybody out of the house and there were some downtimes. You know, I think every podcaster gets to the point where they're questioning whether they're able to continue, right? And my point in time happened when I had three daughters get married in the space of four months in the summer of twenty one. I blame that on COVID.</w:t>
+        <w:t xml:space="preserve">speaker-0: </w:t>
+      </w:r>
+      <w:r>
+        <w:rPr>
+          <w:sz w:val="24"/>
+        </w:rPr>
+        <w:t>in our community of the non-speaking world and the communicate, the spellers, typers, whatever you want to call them. And it's this growth that we're seeing and this knowledge sharing. it's just like, it really is exciting. That's what I'm jazzed about. And I didn't work in the tech industry, but I was always an early adopter. was in the early days of Usenet and constant. I was always an early adopter.</w:t>
       </w:r>
     </w:p>
     <w:p>
@@ -2452,20 +2452,20 @@
         <w:rPr>
           <w:sz w:val="24"/>
         </w:rPr>
-        <w:t xml:space="preserve">[00:36:15] </w:t>
+        <w:t xml:space="preserve">[00:53:42] </w:t>
       </w:r>
       <w:r>
         <w:rPr>
           <w:b/>
           <w:sz w:val="24"/>
         </w:rPr>
-        <w:t xml:space="preserve">David Kaufer: </w:t>
-      </w:r>
-      <w:r>
-        <w:rPr>
-          <w:sz w:val="24"/>
-        </w:rPr>
-        <w:t>COVID marriages.</w:t>
+        <w:t xml:space="preserve">speaker-0: </w:t>
+      </w:r>
+      <w:r>
+        <w:rPr>
+          <w:sz w:val="24"/>
+        </w:rPr>
+        <w:t>I witnessed what you're talking about, you know, from the outside as a user. so, yeah, I mean, I would liken where we are right now to when, you know, for example, AOL was huge and everybody was using AOL and eventually that outlived its purpose. at that point, you know, we, the animals have left the barnyard at that point. So, you know, I feel like we're in this, phase where, you know, you tell two people and they tell two people and you tell two people.</w:t>
       </w:r>
     </w:p>
     <w:p>
@@ -2473,20 +2473,20 @@
         <w:rPr>
           <w:sz w:val="24"/>
         </w:rPr>
-        <w:t xml:space="preserve">[00:36:16] </w:t>
+        <w:t xml:space="preserve">[00:54:12] </w:t>
       </w:r>
       <w:r>
         <w:rPr>
           <w:b/>
           <w:sz w:val="24"/>
         </w:rPr>
-        <w:t xml:space="preserve">Barry Prizant: </w:t>
-      </w:r>
-      <w:r>
-        <w:rPr>
-          <w:sz w:val="24"/>
-        </w:rPr>
-        <w:t>Well, they were all dating from the dating apps and stuff, you know? And they all</w:t>
+        <w:t xml:space="preserve">speaker-0: </w:t>
+      </w:r>
+      <w:r>
+        <w:rPr>
+          <w:sz w:val="24"/>
+        </w:rPr>
+        <w:t>Sooner or later, you know, the community is going to outgrow the box that it started in and it's going to have to find a bigger box or no box at all. But yeah, it's, feel it too. So maybe I'm as biased as you are, but. Oh, we're kind of in the tornado to use that, you know, that old, that old analogy. remember there's something inside the tornado, right? Those are the tech books. Well.</w:t>
       </w:r>
     </w:p>
     <w:p>
@@ -2494,20 +2494,20 @@
         <w:rPr>
           <w:sz w:val="24"/>
         </w:rPr>
-        <w:t xml:space="preserve">[00:36:22] </w:t>
+        <w:t xml:space="preserve">[00:54:36] </w:t>
       </w:r>
       <w:r>
         <w:rPr>
           <w:b/>
           <w:sz w:val="24"/>
         </w:rPr>
-        <w:t xml:space="preserve">David Kaufer: </w:t>
-      </w:r>
-      <w:r>
-        <w:rPr>
-          <w:sz w:val="24"/>
-        </w:rPr>
-        <w:t>Yeah, plan that a little bit, spread it out a little bit for your sake? I mean, geez, that's a lot.</w:t>
+        <w:t xml:space="preserve">speaker-0: </w:t>
+      </w:r>
+      <w:r>
+        <w:rPr>
+          <w:sz w:val="24"/>
+        </w:rPr>
+        <w:t>Gosh, Elizabeth, thank you so much. mean, first of all, thanks for being on the podcast. Also, thanks for what do for the community, all the support and advice you've given me. We're definitely going to have to pick this up and do a part two down the road because there's so much more to talk about. So thank you. Well, thank you for having me and thank you for what you're doing to continue to be an advocate for this community.</w:t>
       </w:r>
     </w:p>
     <w:p>
@@ -2515,20 +2515,20 @@
         <w:rPr>
           <w:sz w:val="24"/>
         </w:rPr>
-        <w:t xml:space="preserve">[00:36:28] </w:t>
+        <w:t xml:space="preserve">[00:55:00] </w:t>
       </w:r>
       <w:r>
         <w:rPr>
           <w:b/>
           <w:sz w:val="24"/>
         </w:rPr>
-        <w:t xml:space="preserve">Barry Prizant: </w:t>
-      </w:r>
-      <w:r>
-        <w:rPr>
-          <w:sz w:val="24"/>
-        </w:rPr>
-        <w:t>You would think. Yeah. So that happened and I had my third daughter get married by September of that year. And then the f and I had one podcast come out that year, you know, in that summer. Yeah. And then I had some technical issues and I just let life get to me, you know, the whole now I'm an empty nester, what's my life look like? And then in April of twenty two my I actually lost my husband in a motorcycle accident. Oh And so that kind of shut me down as a podcaster too, you know. So people look at my dates on my podcast, there's this huge gap in there, you know. Oh I finally had to just say, you know what, this is why I'm still here, part of why I'm still here, you know, is because I still have work to do. I mean, there's a reason why he had to go and I had to stay, you know. So I got back into it.</w:t>
+        <w:t xml:space="preserve">speaker-0: </w:t>
+      </w:r>
+      <w:r>
+        <w:rPr>
+          <w:sz w:val="24"/>
+        </w:rPr>
+        <w:t>this podcast and in many other ways, you're a relative newcomer to it, as opposed to me being the OG. But I just so appreciate people lending their intelligence and gifts and connections and resources to expanding the methods. You talked about the reference to J.D. Hanley and you know, back when he was starting, I just happened to be one of the people he picked up the phone and talked to early on and, you know,</w:t>
       </w:r>
     </w:p>
     <w:p>
@@ -2536,20 +2536,20 @@
         <w:rPr>
           <w:sz w:val="24"/>
         </w:rPr>
-        <w:t xml:space="preserve">[00:37:09] </w:t>
+        <w:t xml:space="preserve">[00:55:28] </w:t>
       </w:r>
       <w:r>
         <w:rPr>
           <w:b/>
           <w:sz w:val="24"/>
         </w:rPr>
-        <w:t xml:space="preserve">David Kaufer: </w:t>
-      </w:r>
-      <w:r>
-        <w:rPr>
-          <w:sz w:val="24"/>
-        </w:rPr>
-        <w:t>Well understandably. What are some of the lessons you've learned? I'm curious from podcasting, first of all, and some of the guests that you've had on there. What have what are or what are a couple of maybe surprising things that have come from it, that journey?</w:t>
+        <w:t xml:space="preserve">speaker-0: </w:t>
+      </w:r>
+      <w:r>
+        <w:rPr>
+          <w:sz w:val="24"/>
+        </w:rPr>
+        <w:t>Every little bit, every person talking about it, you never know when that right person is going to hear something that's going to have some other gift to add to the community. So I'm grateful for you pushing that ball down the field a little bit further too. Well, thank you. And that's, precisely my goal. Like if it's one person who hears this that again, that it helps them and gets them on the path, you know, it's, worth it because we know, we know the trade-offs. So, and if you're listening, thanks for sticking with us through this. Hopefully you got a lot out of it.</w:t>
       </w:r>
     </w:p>
     <w:p>
@@ -2557,1889 +2557,20 @@
         <w:rPr>
           <w:sz w:val="24"/>
         </w:rPr>
-        <w:t xml:space="preserve">[00:37:45] </w:t>
+        <w:t xml:space="preserve">[00:55:56] </w:t>
       </w:r>
       <w:r>
         <w:rPr>
           <w:b/>
           <w:sz w:val="24"/>
         </w:rPr>
-        <w:t xml:space="preserve">Barry Prizant: </w:t>
-      </w:r>
-      <w:r>
-        <w:rPr>
-          <w:sz w:val="24"/>
-        </w:rPr>
-        <w:t>Surprising is a good question. I started to see how the whole body fits into the picture. If we look at it just from the eye standpoint, we limit ourselves, you know? And if we look at it from a whole body perspective, then we can say, okay, what is the real cause of this problem? Is there an alignment problem in the body that we can look at?</w:t>
-      </w:r>
-    </w:p>
-    <w:p>
-      <w:r>
-        <w:rPr>
-          <w:sz w:val="24"/>
-        </w:rPr>
-        <w:t xml:space="preserve">[00:37:55] </w:t>
-      </w:r>
-      <w:r>
-        <w:rPr>
-          <w:b/>
-          <w:sz w:val="24"/>
-        </w:rPr>
-        <w:t xml:space="preserve">David Kaufer: </w:t>
-      </w:r>
-      <w:r>
-        <w:rPr>
-          <w:sz w:val="24"/>
-        </w:rPr>
-        <w:t>Yes.</w:t>
-      </w:r>
-    </w:p>
-    <w:p>
-      <w:r>
-        <w:rPr>
-          <w:sz w:val="24"/>
-        </w:rPr>
-        <w:t xml:space="preserve">[00:38:15] </w:t>
-      </w:r>
-      <w:r>
-        <w:rPr>
-          <w:b/>
-          <w:sz w:val="24"/>
-        </w:rPr>
-        <w:t xml:space="preserve">Barry Prizant: </w:t>
-      </w:r>
-      <w:r>
-        <w:rPr>
-          <w:sz w:val="24"/>
-        </w:rPr>
-        <w:t>that will help us along the way or that is signaling that there's something going on with the eyes even. I for this is a great example of my from my own life. I was born pigeon toed. So we already have a misalignment, right? The way they handled that back in my day, since I'm so old, is that they would put casts on your on the baby's feet.</w:t>
-      </w:r>
-    </w:p>
-    <w:p>
-      <w:r>
-        <w:rPr>
-          <w:sz w:val="24"/>
-        </w:rPr>
-        <w:t xml:space="preserve">[00:38:40] </w:t>
-      </w:r>
-      <w:r>
-        <w:rPr>
-          <w:b/>
-          <w:sz w:val="24"/>
-        </w:rPr>
-        <w:t xml:space="preserve">David Kaufer: </w:t>
-      </w:r>
-      <w:r>
-        <w:rPr>
-          <w:sz w:val="24"/>
-        </w:rPr>
-        <w:t>I remember hearing about that.</w:t>
-      </w:r>
-    </w:p>
-    <w:p>
-      <w:r>
-        <w:rPr>
-          <w:sz w:val="24"/>
-        </w:rPr>
-        <w:t xml:space="preserve">[00:38:42] </w:t>
-      </w:r>
-      <w:r>
-        <w:rPr>
-          <w:b/>
-          <w:sz w:val="24"/>
-        </w:rPr>
-        <w:t xml:space="preserve">Barry Prizant: </w:t>
-      </w:r>
-      <w:r>
-        <w:rPr>
-          <w:sz w:val="24"/>
-        </w:rPr>
-        <w:t>for like six weeks. And then after the cast comes off, then they put a bar with two with the orthopedic shoes, right? And the shoes are pointing out and you have to wear that and most of the time, you know. I remember it being during naps and stuff, you know. Like it was it was a thing that well, I had to do it with my oldest daughter too. Like I my daughter had the same problem. So I know. So there's that misalignment that I think you should pay attention to, you know, because it the body's telling us something, right? It's telling us that we need to pay attention to what's going on as far as oh I take it I personally I take it back to feelings too, but with my guests I have talked with them about the fact that there's misalignments in the body that we could address as well. So it's kind of a long answer. I don't know if that gives you</w:t>
-      </w:r>
-    </w:p>
-    <w:p>
-      <w:r>
-        <w:rPr>
-          <w:sz w:val="24"/>
-        </w:rPr>
-        <w:t xml:space="preserve">[00:39:45] </w:t>
-      </w:r>
-      <w:r>
-        <w:rPr>
-          <w:b/>
-          <w:sz w:val="24"/>
-        </w:rPr>
-        <w:t xml:space="preserve">David Kaufer: </w:t>
-      </w:r>
-      <w:r>
-        <w:rPr>
-          <w:sz w:val="24"/>
-        </w:rPr>
-        <w:t>It does. Yeah. No, I no, I'm just kinda thinking as you're talking, about that. You know, the whole body approach. I th I think it makes so much sense. And I think it's something that we've continued to learn about, you know, as people in the medical profession. It's kind of getting back to what you said earlier. It's kind of funny. You can we start w the topic was talking about kind of the vision therapy and then of course You think about just the eyes, right? This is just a you know has to and we and we do that with our body, right? It's just and in healthcare in general. Just one thing. Oh, you have a problem with headaches or whatever. So it's just, you know, it's a it's a headache problem. And you know, where could we find out later it could be something related to a spine issue, you know, a misalignment that's everything's to your point. Everything is so much more connected than I think we're taught or realize or assume or whatever. I'm you know, I'm again I'm not sure. It's kind of like one of those systemic things. And I'm sure I think some of it's probably just kind of the you know, traditional healthcare approach that specialists in our age of specialists, you kind of choose especially and so right. I don't know. And they don't talk right.</w:t>
-      </w:r>
-    </w:p>
-    <w:p>
-      <w:r>
-        <w:rPr>
-          <w:sz w:val="24"/>
-        </w:rPr>
-        <w:t xml:space="preserve">[00:41:05] </w:t>
-      </w:r>
-      <w:r>
-        <w:rPr>
-          <w:b/>
-          <w:sz w:val="24"/>
-        </w:rPr>
-        <w:t xml:space="preserve">Barry Prizant: </w:t>
-      </w:r>
-      <w:r>
-        <w:rPr>
-          <w:sz w:val="24"/>
-        </w:rPr>
-        <w:t>And they don't talk to each other. And in our world today with vision even, the ophthalmologists and the vision therapy doctors don't typically talk to each other either, which I think is malpractice, honestly, because there's so much good that can be done when they collaborate. You know, if I hadn't had vision therapy, surgery, and more vision therapy, I would not have gained three D vision.</w:t>
-      </w:r>
-    </w:p>
-    <w:p>
-      <w:r>
-        <w:rPr>
-          <w:sz w:val="24"/>
-        </w:rPr>
-        <w:t xml:space="preserve">[00:41:34] </w:t>
-      </w:r>
-      <w:r>
-        <w:rPr>
-          <w:b/>
-          <w:sz w:val="24"/>
-        </w:rPr>
-        <w:t xml:space="preserve">David Kaufer: </w:t>
-      </w:r>
-      <w:r>
-        <w:rPr>
-          <w:sz w:val="24"/>
-        </w:rPr>
-        <w:t>Right.</w:t>
-      </w:r>
-    </w:p>
-    <w:p>
-      <w:r>
-        <w:rPr>
-          <w:sz w:val="24"/>
-        </w:rPr>
-        <w:t xml:space="preserve">[00:41:35] </w:t>
-      </w:r>
-      <w:r>
-        <w:rPr>
-          <w:b/>
-          <w:sz w:val="24"/>
-        </w:rPr>
-        <w:t xml:space="preserve">Barry Prizant: </w:t>
-      </w:r>
-      <w:r>
-        <w:rPr>
-          <w:sz w:val="24"/>
-        </w:rPr>
-        <w:t>But there's so few doctors that work together. You know, and if you go in and you only have the surgery, the percentage of success isn't even being measured. If you want if you want the result to be three D vision, they're only measuring whether the eyes are aligned. So it th they consider it a 'cause cosmetic surgery.</w:t>
-      </w:r>
-    </w:p>
-    <w:p>
-      <w:r>
-        <w:rPr>
-          <w:sz w:val="24"/>
-        </w:rPr>
-        <w:t xml:space="preserve">[00:41:56] </w:t>
-      </w:r>
-      <w:r>
-        <w:rPr>
-          <w:b/>
-          <w:sz w:val="24"/>
-        </w:rPr>
-        <w:t xml:space="preserve">David Kaufer: </w:t>
-      </w:r>
-      <w:r>
-        <w:rPr>
-          <w:sz w:val="24"/>
-        </w:rPr>
-        <w:t>Right. That makes sense. Wow. Why don't they talk more? Is it ego? Is it just is I mean, is there is it is it a turf battle? I mean, I honestly don't know. I mean again we see this in other areas, right? I mean I I'm drawing analogies to you know the world I'm most familiar with in the autism world, but in this world, what do you see, Denise?</w:t>
-      </w:r>
-    </w:p>
-    <w:p>
-      <w:r>
-        <w:rPr>
-          <w:sz w:val="24"/>
-        </w:rPr>
-        <w:t xml:space="preserve">[00:42:21] </w:t>
-      </w:r>
-      <w:r>
-        <w:rPr>
-          <w:b/>
-          <w:sz w:val="24"/>
-        </w:rPr>
-        <w:t xml:space="preserve">Barry Prizant: </w:t>
-      </w:r>
-      <w:r>
-        <w:rPr>
-          <w:sz w:val="24"/>
-        </w:rPr>
-        <w:t>I think it's an ego problem personally, you know. I think they're so t caught up in where's the scientific proof, you know? Well who's gonna do these studies that prove that you're gaining three D vision, you know? It's</w:t>
-      </w:r>
-    </w:p>
-    <w:p>
-      <w:r>
-        <w:rPr>
-          <w:sz w:val="24"/>
-        </w:rPr>
-        <w:t xml:space="preserve">[00:42:40] </w:t>
-      </w:r>
-      <w:r>
-        <w:rPr>
-          <w:b/>
-          <w:sz w:val="24"/>
-        </w:rPr>
-        <w:t xml:space="preserve">David Kaufer: </w:t>
-      </w:r>
-      <w:r>
-        <w:rPr>
-          <w:sz w:val="24"/>
-        </w:rPr>
-        <w:t>So that's is that kind of their</w:t>
-      </w:r>
-    </w:p>
-    <w:p>
-      <w:r>
-        <w:rPr>
-          <w:sz w:val="24"/>
-        </w:rPr>
-        <w:t xml:space="preserve">[00:42:43] </w:t>
-      </w:r>
-      <w:r>
-        <w:rPr>
-          <w:b/>
-          <w:sz w:val="24"/>
-        </w:rPr>
-        <w:t xml:space="preserve">Barry Prizant: </w:t>
-      </w:r>
-      <w:r>
-        <w:rPr>
-          <w:sz w:val="24"/>
-        </w:rPr>
-        <w:t>Yeah, that they'll say there's no studies that prove it works. Well, there's all kinds of people who can say, look, this worked for me, you know, but everyone's problem is so specific. Doing double blind studies doesn't even work. I mean, there's how would you even do a study like that? You can't find people whose situation is exactly the same, no one's is. So you can't do a study on it.</w:t>
-      </w:r>
-    </w:p>
-    <w:p>
-      <w:r>
-        <w:rPr>
-          <w:sz w:val="24"/>
-        </w:rPr>
-        <w:t xml:space="preserve">[00:43:01] </w:t>
-      </w:r>
-      <w:r>
-        <w:rPr>
-          <w:b/>
-          <w:sz w:val="24"/>
-        </w:rPr>
-        <w:t xml:space="preserve">David Kaufer: </w:t>
-      </w:r>
-      <w:r>
-        <w:rPr>
-          <w:sz w:val="24"/>
-        </w:rPr>
-        <w:t>How would we right. That is so interesting. and again, that I was just gonna say, Denise, that's the connection. That's exact because that's exactly the battle that parents and you know non speakers are fighting as well in our world. And when talking about the world of letterboards and you know, we call it spelling to communicate and all this, the establishment, in this case the speech and hearing association, therapist association. They use the exact same argument. There's no s you know, this isn't scientific. There's no scientific proof. And the response is, you know, the proof is in what you're seeing. I mean, people are using it successfully. And it sounds very similar to what you're saying with vision therapy. So it sounds like kind of traditional I eye doctors see vision therapy as I don't know, is do they see it as like woo-woo sort or kind of</w:t>
-      </w:r>
-    </w:p>
-    <w:p>
-      <w:r>
-        <w:rPr>
-          <w:sz w:val="24"/>
-        </w:rPr>
-        <w:t xml:space="preserve">[00:44:06] </w:t>
-      </w:r>
-      <w:r>
-        <w:rPr>
-          <w:b/>
-          <w:sz w:val="24"/>
-        </w:rPr>
-        <w:t xml:space="preserve">Barry Prizant: </w:t>
-      </w:r>
-      <w:r>
-        <w:rPr>
-          <w:sz w:val="24"/>
-        </w:rPr>
-        <w:t>Yeah, I think they do. there's so many times that they just say, Oh, it doesn't work, or you're not a candidate, or they don't even mention it to someone who's been in for vis for eye surgery. They'll say, Well, this surgery might not work, you might need another one. I mean, I'm on these support groups for Strubismus on Facebook and it's a constant thing.</w:t>
-      </w:r>
-    </w:p>
-    <w:p>
-      <w:r>
-        <w:rPr>
-          <w:sz w:val="24"/>
-        </w:rPr>
-        <w:t xml:space="preserve">[00:44:32] </w:t>
-      </w:r>
-      <w:r>
-        <w:rPr>
-          <w:b/>
-          <w:sz w:val="24"/>
-        </w:rPr>
-        <w:t xml:space="preserve">David Kaufer: </w:t>
-      </w:r>
-      <w:r>
-        <w:rPr>
-          <w:sz w:val="24"/>
-        </w:rPr>
-        <w:t>Wow.</w:t>
-      </w:r>
-    </w:p>
-    <w:p>
-      <w:r>
-        <w:rPr>
-          <w:sz w:val="24"/>
-        </w:rPr>
-        <w:t xml:space="preserve">[00:44:33] </w:t>
-      </w:r>
-      <w:r>
-        <w:rPr>
-          <w:b/>
-          <w:sz w:val="24"/>
-        </w:rPr>
-        <w:t xml:space="preserve">Barry Prizant: </w:t>
-      </w:r>
-      <w:r>
-        <w:rPr>
-          <w:sz w:val="24"/>
-        </w:rPr>
-        <w:t>They just they don't tell him about it.</w:t>
-      </w:r>
-    </w:p>
-    <w:p>
-      <w:r>
-        <w:rPr>
-          <w:sz w:val="24"/>
-        </w:rPr>
-        <w:t xml:space="preserve">[00:44:36] </w:t>
-      </w:r>
-      <w:r>
-        <w:rPr>
-          <w:b/>
-          <w:sz w:val="24"/>
-        </w:rPr>
-        <w:t xml:space="preserve">David Kaufer: </w:t>
-      </w:r>
-      <w:r>
-        <w:rPr>
-          <w:sz w:val="24"/>
-        </w:rPr>
-        <w:t>Yeah, that's like I said, that's that blows me away in a way, again the parallels that we see. And you don't you don't know what you don't know. So going back 'cause you know, one of the c obvious questions would be, Denise, is for parents, what should they be looking for? I mean, if your if your eye doctor's not gonna give you a heads up, like, hey, here's you know, here's something to look for, if they're not gonna steer you to vision therapy or you know, some of these other you know Treatments? What should the parents be looking for?</w:t>
-      </w:r>
-    </w:p>
-    <w:p>
-      <w:r>
-        <w:rPr>
-          <w:sz w:val="24"/>
-        </w:rPr>
-        <w:t xml:space="preserve">[00:45:09] </w:t>
-      </w:r>
-      <w:r>
-        <w:rPr>
-          <w:b/>
-          <w:sz w:val="24"/>
-        </w:rPr>
-        <w:t xml:space="preserve">Barry Prizant: </w:t>
-      </w:r>
-      <w:r>
-        <w:rPr>
-          <w:sz w:val="24"/>
-        </w:rPr>
-        <w:t>Well, I kind of alluded to it a little bit with what I mentioned about my daughter's story. You know, th asking those specific questions if your child is verbal and can tell you, right? Obviously it's way harder if your child's not verbal and they can't tell you, but I have a little checklist that I made for parents. Again, it's gonna it's gonna be a little harder depending on your child. But if they're</w:t>
-      </w:r>
-    </w:p>
-    <w:p>
-      <w:r>
-        <w:rPr>
-          <w:sz w:val="24"/>
-        </w:rPr>
-        <w:t xml:space="preserve">[00:45:38] </w:t>
-      </w:r>
-      <w:r>
-        <w:rPr>
-          <w:b/>
-          <w:sz w:val="24"/>
-        </w:rPr>
-        <w:t xml:space="preserve">David Kaufer: </w:t>
-      </w:r>
-      <w:r>
-        <w:rPr>
-          <w:sz w:val="24"/>
-        </w:rPr>
-        <w:t>But no, it's is it on your website or do you do you have that I want to hear it?</w:t>
-      </w:r>
-    </w:p>
-    <w:p>
-      <w:r>
-        <w:rPr>
-          <w:sz w:val="24"/>
-        </w:rPr>
-        <w:t xml:space="preserve">[00:45:41] </w:t>
-      </w:r>
-      <w:r>
-        <w:rPr>
-          <w:b/>
-          <w:sz w:val="24"/>
-        </w:rPr>
-        <w:t xml:space="preserve">Barry Prizant: </w:t>
-      </w:r>
-      <w:r>
-        <w:rPr>
-          <w:sz w:val="24"/>
-        </w:rPr>
-        <w:t>Yeah, and I can go I can go over the short list. It's a very yeah, so they lose place or skip lines or reread something and when they're reading. they avoid reading or they get frustrated really quickly. they would understand better when they're listening than when they're reading. They have a short attention span for schoolwork, but if they have a preferred activity, their attention span is long. they get tired or emotional or overwhelmed during learning tasks.</w:t>
-      </w:r>
-    </w:p>
-    <w:p>
-      <w:r>
-        <w:rPr>
-          <w:sz w:val="24"/>
-        </w:rPr>
-        <w:t xml:space="preserve">[00:46:17] </w:t>
-      </w:r>
-      <w:r>
-        <w:rPr>
-          <w:b/>
-          <w:sz w:val="24"/>
-        </w:rPr>
-        <w:t xml:space="preserve">David Kaufer: </w:t>
-      </w:r>
-      <w:r>
-        <w:rPr>
-          <w:sz w:val="24"/>
-        </w:rPr>
-        <w:t>Right.</w:t>
-      </w:r>
-    </w:p>
-    <w:p>
-      <w:r>
-        <w:rPr>
-          <w:sz w:val="24"/>
-        </w:rPr>
-        <w:t xml:space="preserve">[00:46:17] </w:t>
-      </w:r>
-      <w:r>
-        <w:rPr>
-          <w:b/>
-          <w:sz w:val="24"/>
-        </w:rPr>
-        <w:t xml:space="preserve">Barry Prizant: </w:t>
-      </w:r>
-      <w:r>
-        <w:rPr>
-          <w:sz w:val="24"/>
-        </w:rPr>
-        <w:t>They're clumsy like I was. They bump into things or they struggle with coordination. anytime you've been told everything is fine and you still have concerns, that's the time to go and have it checked out, you know. But the thing is that a regular optometrist or an ophthalmologist is not gonna look for the same kinds of things as a developmental optometrist will look for.</w:t>
-      </w:r>
-    </w:p>
-    <w:p>
-      <w:r>
-        <w:rPr>
-          <w:sz w:val="24"/>
-        </w:rPr>
-        <w:t xml:space="preserve">[00:46:42] </w:t>
-      </w:r>
-      <w:r>
-        <w:rPr>
-          <w:b/>
-          <w:sz w:val="24"/>
-        </w:rPr>
-        <w:t xml:space="preserve">David Kaufer: </w:t>
-      </w:r>
-      <w:r>
-        <w:rPr>
-          <w:sz w:val="24"/>
-        </w:rPr>
-        <w:t>Right.</w:t>
-      </w:r>
-    </w:p>
-    <w:p>
-      <w:r>
-        <w:rPr>
-          <w:sz w:val="24"/>
-        </w:rPr>
-        <w:t xml:space="preserve">[00:46:43] </w:t>
-      </w:r>
-      <w:r>
-        <w:rPr>
-          <w:b/>
-          <w:sz w:val="24"/>
-        </w:rPr>
-        <w:t xml:space="preserve">Barry Prizant: </w:t>
-      </w:r>
-      <w:r>
-        <w:rPr>
-          <w:sz w:val="24"/>
-        </w:rPr>
-        <w:t>So you really have to go to the right doctor.</w:t>
-      </w:r>
-    </w:p>
-    <w:p>
-      <w:r>
-        <w:rPr>
-          <w:sz w:val="24"/>
-        </w:rPr>
-        <w:t xml:space="preserve">[00:46:47] </w:t>
-      </w:r>
-      <w:r>
-        <w:rPr>
-          <w:b/>
-          <w:sz w:val="24"/>
-        </w:rPr>
-        <w:t xml:space="preserve">David Kaufer: </w:t>
-      </w:r>
-      <w:r>
-        <w:rPr>
-          <w:sz w:val="24"/>
-        </w:rPr>
-        <w:t>That makes a lot of sense now. And this is kind of this may be kind of a dumb question, but can if your child has, you know, this type of vision and w I mean, would they still be able to appear normal, yeah, but they have normal vision in other ways, like playing video games or things like that. Is that affected?</w:t>
-      </w:r>
-    </w:p>
-    <w:p>
-      <w:r>
-        <w:rPr>
-          <w:sz w:val="24"/>
-        </w:rPr>
-        <w:t xml:space="preserve">[00:47:09] </w:t>
-      </w:r>
-      <w:r>
-        <w:rPr>
-          <w:b/>
-          <w:sz w:val="24"/>
-        </w:rPr>
-        <w:t xml:space="preserve">Barry Prizant: </w:t>
-      </w:r>
-      <w:r>
-        <w:rPr>
-          <w:sz w:val="24"/>
-        </w:rPr>
-        <w:t>Yeah, I mean a video game isn't gonna have a depth perception requirement.</w:t>
-      </w:r>
-    </w:p>
-    <w:p>
-      <w:r>
-        <w:rPr>
-          <w:sz w:val="24"/>
-        </w:rPr>
-        <w:t xml:space="preserve">[00:47:14] </w:t>
-      </w:r>
-      <w:r>
-        <w:rPr>
-          <w:b/>
-          <w:sz w:val="24"/>
-        </w:rPr>
-        <w:t xml:space="preserve">David Kaufer: </w:t>
-      </w:r>
-      <w:r>
-        <w:rPr>
-          <w:sz w:val="24"/>
-        </w:rPr>
-        <w:t>So that's easy that's easier 'cause it's not okay.</w:t>
-      </w:r>
-    </w:p>
-    <w:p>
-      <w:r>
-        <w:rPr>
-          <w:sz w:val="24"/>
-        </w:rPr>
-        <w:t xml:space="preserve">[00:47:16] </w:t>
-      </w:r>
-      <w:r>
-        <w:rPr>
-          <w:b/>
-          <w:sz w:val="24"/>
-        </w:rPr>
-        <w:t xml:space="preserve">Barry Prizant: </w:t>
-      </w:r>
-      <w:r>
-        <w:rPr>
-          <w:sz w:val="24"/>
-        </w:rPr>
-        <w:t>Yeah. I mean it's in two D most of the time, you know, unless you're playing with the VR headset. Which actually a lot of vision therapy doctors are starting to use the VR.</w:t>
-      </w:r>
-    </w:p>
-    <w:p>
-      <w:r>
-        <w:rPr>
-          <w:sz w:val="24"/>
-        </w:rPr>
-        <w:t xml:space="preserve">[00:47:31] </w:t>
-      </w:r>
-      <w:r>
-        <w:rPr>
-          <w:b/>
-          <w:sz w:val="24"/>
-        </w:rPr>
-        <w:t xml:space="preserve">David Kaufer: </w:t>
-      </w:r>
-      <w:r>
-        <w:rPr>
-          <w:sz w:val="24"/>
-        </w:rPr>
-        <w:t>I was wondering about that, if that would be helpful with that.</w:t>
-      </w:r>
-    </w:p>
-    <w:p>
-      <w:r>
-        <w:rPr>
-          <w:sz w:val="24"/>
-        </w:rPr>
-        <w:t xml:space="preserve">[00:47:36] </w:t>
-      </w:r>
-      <w:r>
-        <w:rPr>
-          <w:b/>
-          <w:sz w:val="24"/>
-        </w:rPr>
-        <w:t xml:space="preserve">Barry Prizant: </w:t>
-      </w:r>
-      <w:r>
-        <w:rPr>
-          <w:sz w:val="24"/>
-        </w:rPr>
-        <w:t>Yeah, I actually even have one and I I've been so anti-video games that I can't make myself do it, but I bought one and I was like, I'm gonna do this. And I haven't. But it is something that a lot of patients find very helpful.</w:t>
-      </w:r>
-    </w:p>
-    <w:p>
-      <w:r>
-        <w:rPr>
-          <w:sz w:val="24"/>
-        </w:rPr>
-        <w:t xml:space="preserve">[00:47:51] </w:t>
-      </w:r>
-      <w:r>
-        <w:rPr>
-          <w:b/>
-          <w:sz w:val="24"/>
-        </w:rPr>
-        <w:t xml:space="preserve">David Kaufer: </w:t>
-      </w:r>
-      <w:r>
-        <w:rPr>
-          <w:sz w:val="24"/>
-        </w:rPr>
-        <w:t>Yeah, no, you've just you've got me thinking in terms of and I'm just thinking, are there are there any other questions that you can ask your child again that maybe aren't reading related or things I'm thinking about again, our audience who maybe have non-speakers but can communicate through typing. are there any other side things that they can ask or ways to try to determine if this is a problem or a potential problem or issue?</w:t>
-      </w:r>
-    </w:p>
-    <w:p>
-      <w:r>
-        <w:rPr>
-          <w:sz w:val="24"/>
-        </w:rPr>
-        <w:t xml:space="preserve">[00:48:17] </w:t>
-      </w:r>
-      <w:r>
-        <w:rPr>
-          <w:b/>
-          <w:sz w:val="24"/>
-        </w:rPr>
-        <w:t xml:space="preserve">Barry Prizant: </w:t>
-      </w:r>
-      <w:r>
-        <w:rPr>
-          <w:sz w:val="24"/>
-        </w:rPr>
-        <w:t>This things I'm seeing in on these checklists are gonna have to do with being able to keep your place, you know. So the hand eye coordination piece could apply to nonverbal, you know, if they if they have a hard time even picking something up or catching or whatever, right? That's a high hand eye coordination issue. I remember Gillian saying that she used to stick out her pinky when she was grabbing the cup. You know, because it helped her orient where her hand was gonna go. oh You would see compensations in that hand eye coordination piece.</w:t>
-      </w:r>
-    </w:p>
-    <w:p>
-      <w:r>
-        <w:rPr>
-          <w:sz w:val="24"/>
-        </w:rPr>
-        <w:t xml:space="preserve">[00:48:48] </w:t>
-      </w:r>
-      <w:r>
-        <w:rPr>
-          <w:b/>
-          <w:sz w:val="24"/>
-        </w:rPr>
-        <w:t xml:space="preserve">David Kaufer: </w:t>
-      </w:r>
-      <w:r>
-        <w:rPr>
-          <w:sz w:val="24"/>
-        </w:rPr>
-        <w:t>Where her hand was, yeah. Okay. Great. Well, let's move on to our weekly segments because I know that you are prepared. Thank you, Denise, for coming prepared. yeah. And so we're gonna start off and for each of these, just give you fair warning, we do have little jingles that will that Dave, producer Dave will play and then we'll get we'll start off with the tip of the week. It won't necessarily be autism tip of the week, but it'll be Denise's tip of the week.</w:t>
-      </w:r>
-    </w:p>
-    <w:p>
-      <w:r>
-        <w:rPr>
-          <w:sz w:val="24"/>
-        </w:rPr>
-        <w:t xml:space="preserve">[00:49:27] </w:t>
-      </w:r>
-      <w:r>
-        <w:rPr>
-          <w:b/>
-          <w:sz w:val="24"/>
-        </w:rPr>
-        <w:t xml:space="preserve">Barry Prizant: </w:t>
-      </w:r>
-      <w:r>
-        <w:rPr>
-          <w:sz w:val="24"/>
-        </w:rPr>
-        <w:t>Hey parents, gather round, it's time to speak We're here with your tip of the week Strategies and wisdom just for you Autism parents, we know what you go through</w:t>
-      </w:r>
-    </w:p>
-    <w:p>
-      <w:r>
-        <w:rPr>
-          <w:sz w:val="24"/>
-        </w:rPr>
-        <w:t xml:space="preserve">[00:49:44] </w:t>
-      </w:r>
-      <w:r>
-        <w:rPr>
-          <w:b/>
-          <w:sz w:val="24"/>
-        </w:rPr>
-        <w:t xml:space="preserve">David Kaufer: </w:t>
-      </w:r>
-      <w:r>
-        <w:rPr>
-          <w:sz w:val="24"/>
-        </w:rPr>
-        <w:t>All right, it's time for our tip of the week. And as I mentioned earlier, I know that Denise, you brought one for us. What do you have?</w:t>
-      </w:r>
-    </w:p>
-    <w:p>
-      <w:r>
-        <w:rPr>
-          <w:sz w:val="24"/>
-        </w:rPr>
-        <w:t xml:space="preserve">[00:49:53] </w:t>
-      </w:r>
-      <w:r>
-        <w:rPr>
-          <w:b/>
-          <w:sz w:val="24"/>
-        </w:rPr>
-        <w:t xml:space="preserve">Barry Prizant: </w:t>
-      </w:r>
-      <w:r>
-        <w:rPr>
-          <w:sz w:val="24"/>
-        </w:rPr>
-        <w:t>Well, we've kind of talked about it a little bit already, but just pointing to the fact that a child may be able to see clearly and still have difficulty using their two eyes together, and a regular vision screening, even at a doctor's office, may not tell the whole story.</w:t>
-      </w:r>
-    </w:p>
-    <w:p>
-      <w:r>
-        <w:rPr>
-          <w:sz w:val="24"/>
-        </w:rPr>
-        <w:t xml:space="preserve">[00:50:11] </w:t>
-      </w:r>
-      <w:r>
-        <w:rPr>
-          <w:b/>
-          <w:sz w:val="24"/>
-        </w:rPr>
-        <w:t xml:space="preserve">David Kaufer: </w:t>
-      </w:r>
-      <w:r>
-        <w:rPr>
-          <w:sz w:val="24"/>
-        </w:rPr>
-        <w:t>Okay, that's a great that's a great tip. and I was gonna ask kind of a related tip, if every parent could know one thing about binocular vision, what would it be?</w:t>
-      </w:r>
-    </w:p>
-    <w:p>
-      <w:r>
-        <w:rPr>
-          <w:sz w:val="24"/>
-        </w:rPr>
-        <w:t xml:space="preserve">[00:50:26] </w:t>
-      </w:r>
-      <w:r>
-        <w:rPr>
-          <w:b/>
-          <w:sz w:val="24"/>
-        </w:rPr>
-        <w:t xml:space="preserve">Barry Prizant: </w:t>
-      </w:r>
-      <w:r>
-        <w:rPr>
-          <w:sz w:val="24"/>
-        </w:rPr>
-        <w:t>Well, not everyone has it. Okay. You know. Yeah. It I think we just take that for granted. not just as a parent, but as a as a person alive on the earth today, we just think everyone sees like we do.</w:t>
-      </w:r>
-    </w:p>
-    <w:p>
-      <w:r>
-        <w:rPr>
-          <w:sz w:val="24"/>
-        </w:rPr>
-        <w:t xml:space="preserve">[00:50:40] </w:t>
-      </w:r>
-      <w:r>
-        <w:rPr>
-          <w:b/>
-          <w:sz w:val="24"/>
-        </w:rPr>
-        <w:t xml:space="preserve">David Kaufer: </w:t>
-      </w:r>
-      <w:r>
-        <w:rPr>
-          <w:sz w:val="24"/>
-        </w:rPr>
-        <w:t>Yeah, right. You just assume that.</w:t>
-      </w:r>
-    </w:p>
-    <w:p>
-      <w:r>
-        <w:rPr>
-          <w:sz w:val="24"/>
-        </w:rPr>
-        <w:t xml:space="preserve">[00:50:43] </w:t>
-      </w:r>
-      <w:r>
-        <w:rPr>
-          <w:b/>
-          <w:sz w:val="24"/>
-        </w:rPr>
-        <w:t xml:space="preserve">Barry Prizant: </w:t>
-      </w:r>
-      <w:r>
-        <w:rPr>
-          <w:sz w:val="24"/>
-        </w:rPr>
-        <w:t>I've talked to so many people they don't even know what binocular vision means. They and I there I say, Well, I didn't see in three D before and they say, Well, do I see in three D? I said, Well, probably. I don't know. I can't see like you do.</w:t>
-      </w:r>
-    </w:p>
-    <w:p>
-      <w:r>
-        <w:rPr>
-          <w:sz w:val="24"/>
-        </w:rPr>
-        <w:t xml:space="preserve">[00:50:57] </w:t>
-      </w:r>
-      <w:r>
-        <w:rPr>
-          <w:b/>
-          <w:sz w:val="24"/>
-        </w:rPr>
-        <w:t xml:space="preserve">David Kaufer: </w:t>
-      </w:r>
-      <w:r>
-        <w:rPr>
-          <w:sz w:val="24"/>
-        </w:rPr>
-        <w:t>I don't think. Yeah, that's funny. All right. Next up we have factor fiction. Time ready, and here we go. This is autism factor fiction. We're breaking down what's real, what's rumored, and what might surprise you. Let's go. All right. So this is again where I like to introduce potential stereotypes or myths or, you know, things that may misperspe misperceptions that may be out there. But</w:t>
-      </w:r>
-    </w:p>
-    <w:p>
-      <w:r>
-        <w:rPr>
-          <w:sz w:val="24"/>
-        </w:rPr>
-        <w:t xml:space="preserve">[00:51:07] </w:t>
-      </w:r>
-      <w:r>
-        <w:rPr>
-          <w:b/>
-          <w:sz w:val="24"/>
-        </w:rPr>
-        <w:t xml:space="preserve">Barry Prizant: </w:t>
-      </w:r>
-      <w:r>
-        <w:rPr>
-          <w:sz w:val="24"/>
-        </w:rPr>
-        <w:t>oh</w:t>
-      </w:r>
-    </w:p>
-    <w:p>
-      <w:r>
-        <w:rPr>
-          <w:sz w:val="24"/>
-        </w:rPr>
-        <w:t xml:space="preserve">[00:51:30] </w:t>
-      </w:r>
-      <w:r>
-        <w:rPr>
-          <w:b/>
-          <w:sz w:val="24"/>
-        </w:rPr>
-        <w:t xml:space="preserve">David Kaufer: </w:t>
-      </w:r>
-      <w:r>
-        <w:rPr>
-          <w:sz w:val="24"/>
-        </w:rPr>
-        <w:t>Denise, what do you have for fact or fiction?</w:t>
-      </w:r>
-    </w:p>
-    <w:p>
-      <w:r>
-        <w:rPr>
-          <w:sz w:val="24"/>
-        </w:rPr>
-        <w:t xml:space="preserve">[00:51:33] </w:t>
-      </w:r>
-      <w:r>
-        <w:rPr>
-          <w:b/>
-          <w:sz w:val="24"/>
-        </w:rPr>
-        <w:t xml:space="preserve">Barry Prizant: </w:t>
-      </w:r>
-      <w:r>
-        <w:rPr>
-          <w:sz w:val="24"/>
-        </w:rPr>
-        <w:t>Well, again, we've talked about a lot of this, so I'm kind of feeling like maybe this is just a review. the fact or fiction that I chose was twenty means that your vision is fine.</w:t>
-      </w:r>
-    </w:p>
-    <w:p>
-      <w:r>
-        <w:rPr>
-          <w:sz w:val="24"/>
-        </w:rPr>
-        <w:t xml:space="preserve">[00:51:50] </w:t>
-      </w:r>
-      <w:r>
-        <w:rPr>
-          <w:b/>
-          <w:sz w:val="24"/>
-        </w:rPr>
-        <w:t xml:space="preserve">David Kaufer: </w:t>
-      </w:r>
-      <w:r>
-        <w:rPr>
-          <w:sz w:val="24"/>
-        </w:rPr>
-        <w:t>Right. I think that's a big one though. I think that bears repeating because I think that's such a that it that I think that's just presumed to be fact. I think that's just so ingrained in us that that's the goal. It's just all about twenty vision that you don't even don't even think about that.</w:t>
-      </w:r>
-    </w:p>
-    <w:p>
-      <w:r>
-        <w:rPr>
-          <w:sz w:val="24"/>
-        </w:rPr>
-        <w:t xml:space="preserve">[00:52:09] </w:t>
-      </w:r>
-      <w:r>
-        <w:rPr>
-          <w:b/>
-          <w:sz w:val="24"/>
-        </w:rPr>
-        <w:t xml:space="preserve">Barry Prizant: </w:t>
-      </w:r>
-      <w:r>
-        <w:rPr>
-          <w:sz w:val="24"/>
-        </w:rPr>
-        <w:t>Right. And because my gl my glasses corrected my vision so that it was twenty I must be fine. Right.</w:t>
-      </w:r>
-    </w:p>
-    <w:p>
-      <w:r>
-        <w:rPr>
-          <w:sz w:val="24"/>
-        </w:rPr>
-        <w:t xml:space="preserve">[00:52:18] </w:t>
-      </w:r>
-      <w:r>
-        <w:rPr>
-          <w:b/>
-          <w:sz w:val="24"/>
-        </w:rPr>
-        <w:t xml:space="preserve">David Kaufer: </w:t>
-      </w:r>
-      <w:r>
-        <w:rPr>
-          <w:sz w:val="24"/>
-        </w:rPr>
-        <w:t>Yeah. And I guess kind of related to that would be, you know, I'd jotted down, you know, like my child passed their vision screening, you know, at school. So I'm everything's fine. That yeah. That true.</w:t>
-      </w:r>
-    </w:p>
-    <w:p>
-      <w:r>
-        <w:rPr>
-          <w:sz w:val="24"/>
-        </w:rPr>
-        <w:t xml:space="preserve">[00:52:32] </w:t>
-      </w:r>
-      <w:r>
-        <w:rPr>
-          <w:b/>
-          <w:sz w:val="24"/>
-        </w:rPr>
-        <w:t xml:space="preserve">Barry Prizant: </w:t>
-      </w:r>
-      <w:r>
-        <w:rPr>
-          <w:sz w:val="24"/>
-        </w:rPr>
-        <w:t>And being told that you're fine for years and years and years. And knowing that you're not really.</w:t>
-      </w:r>
-    </w:p>
-    <w:p>
-      <w:r>
-        <w:rPr>
-          <w:sz w:val="24"/>
-        </w:rPr>
-        <w:t xml:space="preserve">[00:52:41] </w:t>
-      </w:r>
-      <w:r>
-        <w:rPr>
-          <w:b/>
-          <w:sz w:val="24"/>
-        </w:rPr>
-        <w:t xml:space="preserve">David Kaufer: </w:t>
-      </w:r>
-      <w:r>
-        <w:rPr>
-          <w:sz w:val="24"/>
-        </w:rPr>
-        <w:t>I mean there's a little bit of trauma that goes with that, right? I mean kinda isn't it a little bit of being like gaslit for so many years? Like you're like, I know this isn't true, but I can't prove it.</w:t>
-      </w:r>
-    </w:p>
-    <w:p>
-      <w:r>
-        <w:rPr>
-          <w:sz w:val="24"/>
-        </w:rPr>
-        <w:t xml:space="preserve">[00:52:52] </w:t>
-      </w:r>
-      <w:r>
-        <w:rPr>
-          <w:b/>
-          <w:sz w:val="24"/>
-        </w:rPr>
-        <w:t xml:space="preserve">Barry Prizant: </w:t>
-      </w:r>
-      <w:r>
-        <w:rPr>
-          <w:sz w:val="24"/>
-        </w:rPr>
-        <w:t>Yes, and I've heard it from many of my guests as well.</w:t>
-      </w:r>
-    </w:p>
-    <w:p>
-      <w:r>
-        <w:rPr>
-          <w:sz w:val="24"/>
-        </w:rPr>
-        <w:t xml:space="preserve">[00:52:57] </w:t>
-      </w:r>
-      <w:r>
-        <w:rPr>
-          <w:b/>
-          <w:sz w:val="24"/>
-        </w:rPr>
-        <w:t xml:space="preserve">David Kaufer: </w:t>
-      </w:r>
-      <w:r>
-        <w:rPr>
-          <w:sz w:val="24"/>
-        </w:rPr>
-        <w:t>That they knew that they knew something was wrong, but</w:t>
-      </w:r>
-    </w:p>
-    <w:p>
-      <w:r>
-        <w:rPr>
-          <w:sz w:val="24"/>
-        </w:rPr>
-        <w:t xml:space="preserve">[00:53:01] </w:t>
-      </w:r>
-      <w:r>
-        <w:rPr>
-          <w:b/>
-          <w:sz w:val="24"/>
-        </w:rPr>
-        <w:t xml:space="preserve">Barry Prizant: </w:t>
-      </w:r>
-      <w:r>
-        <w:rPr>
-          <w:sz w:val="24"/>
-        </w:rPr>
-        <w:t>Yeah, and one in particular had the strabismus surgery and went back to her surgeon and said, You know, I'm really struggling. She had a complete breakdown of her visual system after her surgery. You know, you move the eyes around, she's used to compensating a certain way. And her eyes had no idea what to do at that point. And this was a while after the surgery that she had this complete breakdown. And they treated her like she was crazy, like she should just But they literally said, it's all in your head.</w:t>
-      </w:r>
-    </w:p>
-    <w:p>
-      <w:r>
-        <w:rPr>
-          <w:sz w:val="24"/>
-        </w:rPr>
-        <w:t xml:space="preserve">[00:53:35] </w:t>
-      </w:r>
-      <w:r>
-        <w:rPr>
-          <w:b/>
-          <w:sz w:val="24"/>
-        </w:rPr>
-        <w:t xml:space="preserve">David Kaufer: </w:t>
-      </w:r>
-      <w:r>
-        <w:rPr>
-          <w:sz w:val="24"/>
-        </w:rPr>
-        <w:t>Unbelievable.</w:t>
-      </w:r>
-    </w:p>
-    <w:p>
-      <w:r>
-        <w:rPr>
-          <w:sz w:val="24"/>
-        </w:rPr>
-        <w:t xml:space="preserve">[00:53:37] </w:t>
-      </w:r>
-      <w:r>
-        <w:rPr>
-          <w:b/>
-          <w:sz w:val="24"/>
-        </w:rPr>
-        <w:t xml:space="preserve">Barry Prizant: </w:t>
-      </w:r>
-      <w:r>
-        <w:rPr>
-          <w:sz w:val="24"/>
-        </w:rPr>
-        <w:t>It was all into her head because it was her brain not knowing how to tell her how to work together. Right.</w:t>
-      </w:r>
-    </w:p>
-    <w:p>
-      <w:r>
-        <w:rPr>
-          <w:sz w:val="24"/>
-        </w:rPr>
-        <w:t xml:space="preserve">[00:53:43] </w:t>
-      </w:r>
-      <w:r>
-        <w:rPr>
-          <w:b/>
-          <w:sz w:val="24"/>
-        </w:rPr>
-        <w:t xml:space="preserve">David Kaufer: </w:t>
-      </w:r>
-      <w:r>
-        <w:rPr>
-          <w:sz w:val="24"/>
-        </w:rPr>
-        <w:t>Right, No, I go back to li the point you made w right off the bat, Denise, in terms of how our eyes are muscles and if you're gonna have surgery on a muscle, it's just like anything else. Like I can't imagine someone who goes through, say, you know, again, sports related that people relate, you know, can go through ACL surgery and just like you just have surgery and then say, Okay, you're good to go. Without PT, right? Without any type of follow up. I mean, it sounds like that's kind of the expectation with eye the eye surgery.</w:t>
-      </w:r>
-    </w:p>
-    <w:p>
-      <w:r>
-        <w:rPr>
-          <w:sz w:val="24"/>
-        </w:rPr>
-        <w:t xml:space="preserve">[00:54:17] </w:t>
-      </w:r>
-      <w:r>
-        <w:rPr>
-          <w:b/>
-          <w:sz w:val="24"/>
-        </w:rPr>
-        <w:t xml:space="preserve">Barry Prizant: </w:t>
-      </w:r>
-      <w:r>
-        <w:rPr>
-          <w:sz w:val="24"/>
-        </w:rPr>
-        <w:t>It is. Yeah. And that's actually one of my favorite analogies. You would never have surgery on any other part of your body and not have physical therapy surgery or after surgery or both. Right. And yet that's what we are doing all the time with vision with our eyes with our eye surgery.</w:t>
-      </w:r>
-    </w:p>
-    <w:p>
-      <w:r>
-        <w:rPr>
-          <w:sz w:val="24"/>
-        </w:rPr>
-        <w:t xml:space="preserve">[00:54:26] </w:t>
-      </w:r>
-      <w:r>
-        <w:rPr>
-          <w:b/>
-          <w:sz w:val="24"/>
-        </w:rPr>
-        <w:t xml:space="preserve">David Kaufer: </w:t>
-      </w:r>
-      <w:r>
-        <w:rPr>
-          <w:sz w:val="24"/>
-        </w:rPr>
-        <w:t>Yeah. That's crazy. Sorry. That's that really is crazy. I mean, that's just I guess it just seems yeah. It seems like there's we need to progress the view there. Like in as we have in so many other areas of medicine and healthcare. I'll put it that way. Saying it's just crazy isn't very productive.</w:t>
-      </w:r>
-    </w:p>
-    <w:p>
-      <w:r>
-        <w:rPr>
-          <w:sz w:val="24"/>
-        </w:rPr>
-        <w:t xml:space="preserve">[00:54:58] </w:t>
-      </w:r>
-      <w:r>
-        <w:rPr>
-          <w:b/>
-          <w:sz w:val="24"/>
-        </w:rPr>
-        <w:t xml:space="preserve">Barry Prizant: </w:t>
-      </w:r>
-      <w:r>
-        <w:rPr>
-          <w:sz w:val="24"/>
-        </w:rPr>
-        <w:t>Well, it's not but the a awareness is what we're trying to do so that people will know that there needs to be a ship. You know, it we ha we have to demand it of the doctors.</w:t>
-      </w:r>
-    </w:p>
-    <w:p>
-      <w:r>
-        <w:rPr>
-          <w:sz w:val="24"/>
-        </w:rPr>
-        <w:t xml:space="preserve">[00:55:08] </w:t>
-      </w:r>
-      <w:r>
-        <w:rPr>
-          <w:b/>
-          <w:sz w:val="24"/>
-        </w:rPr>
-        <w:t xml:space="preserve">David Kaufer: </w:t>
-      </w:r>
-      <w:r>
-        <w:rPr>
-          <w:sz w:val="24"/>
-        </w:rPr>
-        <w:t>Right. Yeah. And that's yeah, and that that's kind of like a whole nother conversation, right, Denise, is changing our mindset. as patients in general, as advocates for our kids, you know, dealing with doctors. trusting them as experts, which they are, they're trained, they're, you know, they have a lot of education and training, which deserves respect. But that doesn't mean they're all known. all knowing and they and they don't know our bodies. I mean they can't at best a lot of what they're doing is still kind of making educated guesses about the approach, which, you know, that's just the way it works. But</w:t>
-      </w:r>
-    </w:p>
-    <w:p>
-      <w:r>
-        <w:rPr>
-          <w:sz w:val="24"/>
-        </w:rPr>
-        <w:t xml:space="preserve">[00:55:52] </w:t>
-      </w:r>
-      <w:r>
-        <w:rPr>
-          <w:b/>
-          <w:sz w:val="24"/>
-        </w:rPr>
-        <w:t xml:space="preserve">Barry Prizant: </w:t>
-      </w:r>
-      <w:r>
-        <w:rPr>
-          <w:sz w:val="24"/>
-        </w:rPr>
-        <w:t>And it's true in the vision therapy room too. They have to figure out where the missing piece is, you know. And you can talk about vision therapy with relation to traumatic brain injury and everything too. And, you know, I've had many of my guests that work with that. population say if you've treated one person with a traumatic brain injury, you've treated one person with a traumatic brain injury, you know. So there's just a lot of things going on with that, you know, and I think some of the autistic population falls into that traumatic brain injury category too, right? And so it's just they're practicing medicine, you know, they're trying to figure it out.</w:t>
-      </w:r>
-    </w:p>
-    <w:p>
-      <w:r>
-        <w:rPr>
-          <w:sz w:val="24"/>
-        </w:rPr>
-        <w:t xml:space="preserve">[00:56:27] </w:t>
-      </w:r>
-      <w:r>
-        <w:rPr>
-          <w:b/>
-          <w:sz w:val="24"/>
-        </w:rPr>
-        <w:t xml:space="preserve">David Kaufer: </w:t>
-      </w:r>
-      <w:r>
-        <w:rPr>
-          <w:sz w:val="24"/>
-        </w:rPr>
-        <w:t>Yeah. Yeah, for sure. No, I mean it's fascinating. All right. Well, next up on our segment is gonna be our confession of the week, parent confession.</w:t>
-      </w:r>
-    </w:p>
-    <w:p>
-      <w:r>
-        <w:rPr>
-          <w:sz w:val="24"/>
-        </w:rPr>
-        <w:t xml:space="preserve">[00:56:48] </w:t>
-      </w:r>
-      <w:r>
-        <w:rPr>
-          <w:b/>
-          <w:sz w:val="24"/>
-        </w:rPr>
-        <w:t xml:space="preserve">Barry Prizant: </w:t>
-      </w:r>
-      <w:r>
-        <w:rPr>
-          <w:sz w:val="24"/>
-        </w:rPr>
-        <w:t>Teens can go astray, found socks in the fridge one day. Laughter's the best remedy, hey, we're just finding our own way. Sharing joys and moments we seek, honest tales that make us unique. Join the crowd, we're never meek.</w:t>
-      </w:r>
-    </w:p>
-    <w:p>
-      <w:r>
-        <w:rPr>
-          <w:sz w:val="24"/>
-        </w:rPr>
-        <w:t xml:space="preserve">[00:57:14] </w:t>
-      </w:r>
-      <w:r>
-        <w:rPr>
-          <w:b/>
-          <w:sz w:val="24"/>
-        </w:rPr>
-        <w:t xml:space="preserve">David Kaufer: </w:t>
-      </w:r>
-      <w:r>
-        <w:rPr>
-          <w:sz w:val="24"/>
-        </w:rPr>
-        <w:t>All right, now's the time when we get to, as I always say, share our humanity so that we don't have just have the answers. We've made mistakes too. And Denise, I mean, with six kids, I'm sure there's a couple of things that may have come to mind. But what, yeah, what would you like to share with everyone?</w:t>
-      </w:r>
-    </w:p>
-    <w:p>
-      <w:r>
-        <w:rPr>
-          <w:sz w:val="24"/>
-        </w:rPr>
-        <w:t xml:space="preserve">[00:57:32] </w:t>
-      </w:r>
-      <w:r>
-        <w:rPr>
-          <w:b/>
-          <w:sz w:val="24"/>
-        </w:rPr>
-        <w:t xml:space="preserve">Barry Prizant: </w:t>
-      </w:r>
-      <w:r>
-        <w:rPr>
-          <w:sz w:val="24"/>
-        </w:rPr>
-        <w:t>Well, you know, we I already talked about my daughter Abby and how I didn't know that she needed vision therapy till I knew, right? I don't talk about this a lot, but I actually had a another child who had some struggles and still does actually. there's another vision issue called convergence insufficiency. And My son had been struggling in school. We thought that he was just lazy because he could read, he could do the work. If he did the work, he got a hundred percent, he got an A. If most of the time he didn't do the work, most of the time. And it was not until he was 15 that we had him diagnosed.</w:t>
-      </w:r>
-    </w:p>
-    <w:p>
-      <w:r>
-        <w:rPr>
-          <w:sz w:val="24"/>
-        </w:rPr>
-        <w:t xml:space="preserve">[00:58:19] </w:t>
-      </w:r>
-      <w:r>
-        <w:rPr>
-          <w:b/>
-          <w:sz w:val="24"/>
-        </w:rPr>
-        <w:t xml:space="preserve">David Kaufer: </w:t>
-      </w:r>
-      <w:r>
-        <w:rPr>
-          <w:sz w:val="24"/>
-        </w:rPr>
-        <w:t>Okay.</w:t>
-      </w:r>
-    </w:p>
-    <w:p>
-      <w:r>
-        <w:rPr>
-          <w:sz w:val="24"/>
-        </w:rPr>
-        <w:t xml:space="preserve">[00:58:29] </w:t>
-      </w:r>
-      <w:r>
-        <w:rPr>
-          <w:b/>
-          <w:sz w:val="24"/>
-        </w:rPr>
-        <w:t xml:space="preserve">Barry Prizant: </w:t>
-      </w:r>
-      <w:r>
-        <w:rPr>
-          <w:sz w:val="24"/>
-        </w:rPr>
-        <w:t>And my doctor said it was probably the worst case of convergence insufficiency he'd ever seen.</w:t>
-      </w:r>
-    </w:p>
-    <w:p>
-      <w:r>
-        <w:rPr>
-          <w:sz w:val="24"/>
-        </w:rPr>
-        <w:t xml:space="preserve">[00:58:35] </w:t>
-      </w:r>
-      <w:r>
-        <w:rPr>
-          <w:b/>
-          <w:sz w:val="24"/>
-        </w:rPr>
-        <w:t xml:space="preserve">David Kaufer: </w:t>
-      </w:r>
-      <w:r>
-        <w:rPr>
-          <w:sz w:val="24"/>
-        </w:rPr>
-        <w:t>What is it? Can you give it a</w:t>
-      </w:r>
-    </w:p>
-    <w:p>
-      <w:r>
-        <w:rPr>
-          <w:sz w:val="24"/>
-        </w:rPr>
-        <w:t xml:space="preserve">[00:58:37] </w:t>
-      </w:r>
-      <w:r>
-        <w:rPr>
-          <w:b/>
-          <w:sz w:val="24"/>
-        </w:rPr>
-        <w:t xml:space="preserve">Barry Prizant: </w:t>
-      </w:r>
-      <w:r>
-        <w:rPr>
-          <w:sz w:val="24"/>
-        </w:rPr>
-        <w:t>Convergence insufficiency means that when you try to focus close, your eyes just give up. You can only sustain the convergence, the eyes working together close up for a limited amount of time before it's just too tiring and it it's</w:t>
-      </w:r>
-    </w:p>
-    <w:p>
-      <w:r>
-        <w:rPr>
-          <w:sz w:val="24"/>
-        </w:rPr>
-        <w:t xml:space="preserve">[00:58:56] </w:t>
-      </w:r>
-      <w:r>
-        <w:rPr>
-          <w:b/>
-          <w:sz w:val="24"/>
-        </w:rPr>
-        <w:t xml:space="preserve">David Kaufer: </w:t>
-      </w:r>
-      <w:r>
-        <w:rPr>
-          <w:sz w:val="24"/>
-        </w:rPr>
-        <w:t>It's like a overload probably, right?</w:t>
-      </w:r>
-    </w:p>
-    <w:p>
-      <w:r>
-        <w:rPr>
-          <w:sz w:val="24"/>
-        </w:rPr>
-        <w:t xml:space="preserve">[00:58:58] </w:t>
-      </w:r>
-      <w:r>
-        <w:rPr>
-          <w:b/>
-          <w:sz w:val="24"/>
-        </w:rPr>
-        <w:t xml:space="preserve">Barry Prizant: </w:t>
-      </w:r>
-      <w:r>
-        <w:rPr>
-          <w:sz w:val="24"/>
-        </w:rPr>
-        <w:t>And you just don't want to do it, right? Which is so why he wouldn't focus on his work, you know. Just didn't want to do it because it was so hard to do it. And I did I took him to vision therapy. He did several months of vision therapy, and he was just not really progressing with it, you know. Okay. Yeah. And so, you know, by that age, it's really hard to force them to do it.</w:t>
-      </w:r>
-    </w:p>
-    <w:p>
-      <w:r>
-        <w:rPr>
-          <w:sz w:val="24"/>
-        </w:rPr>
-        <w:t xml:space="preserve">[00:59:19] </w:t>
-      </w:r>
-      <w:r>
-        <w:rPr>
-          <w:b/>
-          <w:sz w:val="24"/>
-        </w:rPr>
-        <w:t xml:space="preserve">David Kaufer: </w:t>
-      </w:r>
-      <w:r>
-        <w:rPr>
-          <w:sz w:val="24"/>
-        </w:rPr>
-        <w:t>Okay. Sure.</w:t>
-      </w:r>
-    </w:p>
-    <w:p>
-      <w:r>
-        <w:rPr>
-          <w:sz w:val="24"/>
-        </w:rPr>
-        <w:t xml:space="preserve">[00:59:29] </w:t>
-      </w:r>
-      <w:r>
-        <w:rPr>
-          <w:b/>
-          <w:sz w:val="24"/>
-        </w:rPr>
-        <w:t xml:space="preserve">Barry Prizant: </w:t>
-      </w:r>
-      <w:r>
-        <w:rPr>
-          <w:sz w:val="24"/>
-        </w:rPr>
-        <w:t>And I gave up. That's my big convention actually. I don't I hardly ever talk about it.</w:t>
-      </w:r>
-    </w:p>
-    <w:p>
-      <w:r>
-        <w:rPr>
-          <w:sz w:val="24"/>
-        </w:rPr>
-        <w:t xml:space="preserve">[00:59:40] </w:t>
-      </w:r>
-      <w:r>
-        <w:rPr>
-          <w:b/>
-          <w:sz w:val="24"/>
-        </w:rPr>
-        <w:t xml:space="preserve">David Kaufer: </w:t>
-      </w:r>
-      <w:r>
-        <w:rPr>
-          <w:sz w:val="24"/>
-        </w:rPr>
-        <w:t>Yeah.</w:t>
-      </w:r>
-    </w:p>
-    <w:p>
-      <w:r>
-        <w:rPr>
-          <w:sz w:val="24"/>
-        </w:rPr>
-        <w:t xml:space="preserve">[00:59:41] </w:t>
-      </w:r>
-      <w:r>
-        <w:rPr>
-          <w:b/>
-          <w:sz w:val="24"/>
-        </w:rPr>
-        <w:t xml:space="preserve">Barry Prizant: </w:t>
-      </w:r>
-      <w:r>
-        <w:rPr>
-          <w:sz w:val="24"/>
-        </w:rPr>
-        <w:t>And it's still I mean, he doesn't if he wants to do something he figures out how to do it. He's very smart. He can do whatever he wants to. But it schoolwork is not it.</w:t>
-      </w:r>
-    </w:p>
-    <w:p>
-      <w:r>
-        <w:rPr>
-          <w:sz w:val="24"/>
-        </w:rPr>
-        <w:t xml:space="preserve">[00:59:52] </w:t>
-      </w:r>
-      <w:r>
-        <w:rPr>
-          <w:b/>
-          <w:sz w:val="24"/>
-        </w:rPr>
-        <w:t xml:space="preserve">David Kaufer: </w:t>
-      </w:r>
-      <w:r>
-        <w:rPr>
-          <w:sz w:val="24"/>
-        </w:rPr>
-        <w:t>He's yeah, he it sounds like he's found other ways of coping and other ways to get things done. But he also knows that option's there, right?</w:t>
-      </w:r>
-    </w:p>
-    <w:p>
-      <w:r>
-        <w:rPr>
-          <w:sz w:val="24"/>
-        </w:rPr>
-        <w:t xml:space="preserve">[01:00:01] </w:t>
-      </w:r>
-      <w:r>
-        <w:rPr>
-          <w:b/>
-          <w:sz w:val="24"/>
-        </w:rPr>
-        <w:t xml:space="preserve">Barry Prizant: </w:t>
-      </w:r>
-      <w:r>
-        <w:rPr>
-          <w:sz w:val="24"/>
-        </w:rPr>
-        <w:t>He does. Yeah. And I've told him that many times. You know, you can go back and do the vision therapy and get the results if you want to.</w:t>
-      </w:r>
-    </w:p>
-    <w:p>
-      <w:r>
-        <w:rPr>
-          <w:sz w:val="24"/>
-        </w:rPr>
-        <w:t xml:space="preserve">[01:00:12] </w:t>
-      </w:r>
-      <w:r>
-        <w:rPr>
-          <w:b/>
-          <w:sz w:val="24"/>
-        </w:rPr>
-        <w:t xml:space="preserve">David Kaufer: </w:t>
-      </w:r>
-      <w:r>
-        <w:rPr>
-          <w:sz w:val="24"/>
-        </w:rPr>
-        <w:t>Yeah. Well that I can see where that would be really difficult. But there's only so much that you can do too, right? I mean, that's the part that I think we all struggle with as parents is we you know, we want to be able to control as much as we can. We want to be able to boost our kids and help them. And I was just having that conversation with my brother the other day. It's a it's a really tough balancing act between like is it pushing too hard or you know. and pulling back too far too. And I the unfortunately there's no there's no perfect answer, right? You just do what you just do what you think is best. But yeah, thank you. Thank you for sharing that. That's I mean I really appreciate that. Well we're gonna turn it around 180 and again because we like to end this on a lighter note. So we have our semi news segment which is light on the spectrum.</w:t>
-      </w:r>
-    </w:p>
-    <w:p>
-      <w:r>
-        <w:rPr>
-          <w:sz w:val="24"/>
-        </w:rPr>
-        <w:t xml:space="preserve">[01:00:52] </w:t>
-      </w:r>
-      <w:r>
-        <w:rPr>
-          <w:b/>
-          <w:sz w:val="24"/>
-        </w:rPr>
-        <w:t xml:space="preserve">Barry Prizant: </w:t>
-      </w:r>
-      <w:r>
-        <w:rPr>
-          <w:sz w:val="24"/>
-        </w:rPr>
-        <w:t>Yeah. Light on the spectrum, oh a moment, person or story bring in something good. It feels hopeful, grounded, not performative. Use it for a person, a moment, a breakthrough, a story.</w:t>
-      </w:r>
-    </w:p>
-    <w:p>
-      <w:r>
-        <w:rPr>
-          <w:sz w:val="24"/>
-        </w:rPr>
-        <w:t xml:space="preserve">[01:01:31] </w:t>
-      </w:r>
-      <w:r>
-        <w:rPr>
-          <w:b/>
-          <w:sz w:val="24"/>
-        </w:rPr>
-        <w:t xml:space="preserve">David Kaufer: </w:t>
-      </w:r>
-      <w:r>
-        <w:rPr>
-          <w:sz w:val="24"/>
-        </w:rPr>
-        <w:t>All right, so like I said, what do you have for us, Denise, to give our listeners, parents out there, a little bit of hope?</w:t>
-      </w:r>
-    </w:p>
-    <w:p>
-      <w:r>
-        <w:rPr>
-          <w:sz w:val="24"/>
-        </w:rPr>
-        <w:t xml:space="preserve">[01:01:40] </w:t>
-      </w:r>
-      <w:r>
-        <w:rPr>
-          <w:b/>
-          <w:sz w:val="24"/>
-        </w:rPr>
-        <w:t xml:space="preserve">Barry Prizant: </w:t>
-      </w:r>
-      <w:r>
-        <w:rPr>
-          <w:sz w:val="24"/>
-        </w:rPr>
-        <w:t>Well, I think that the my story is my biggest gift, right? Because neuroplasticity is a real thing, you know. You don't have to say, Oh, this is just the way it is. And I mean I've heard it so many times. People will say, I have permanent double vision. I will never see in 3D. Happens all the time, you know. And When I went into my surgeon for my first visit with him and I told him that my goal was to see in 3D, he didn't take that super well, really. You know, he actually told me that he wanted me to come back in and do some more testing because they were getting some new machine in there that was gonna be able to gauge whether I'd be successful, that kind of thing. And I already knew I was gonna be successful. But He didn't, you know, and so I waited and I went back in and I did their all their s testing and stuff and found out that he actually and I'm it probably shouldn't share, but I knew he knew that he thought that I was being unrealistic.</w:t>
-      </w:r>
-    </w:p>
-    <w:p>
-      <w:r>
-        <w:rPr>
-          <w:sz w:val="24"/>
-        </w:rPr>
-        <w:t xml:space="preserve">[01:02:57] </w:t>
-      </w:r>
-      <w:r>
-        <w:rPr>
-          <w:b/>
-          <w:sz w:val="24"/>
-        </w:rPr>
-        <w:t xml:space="preserve">David Kaufer: </w:t>
-      </w:r>
-      <w:r>
-        <w:rPr>
-          <w:sz w:val="24"/>
-        </w:rPr>
-        <w:t>Right, sure. He's being he's being overly cautious or overly skeptical or you know choose your choose your word, right? I mean.</w:t>
-      </w:r>
-    </w:p>
-    <w:p>
-      <w:r>
-        <w:rPr>
-          <w:sz w:val="24"/>
-        </w:rPr>
-        <w:t xml:space="preserve">[01:03:07] </w:t>
-      </w:r>
-      <w:r>
-        <w:rPr>
-          <w:b/>
-          <w:sz w:val="24"/>
-        </w:rPr>
-        <w:t xml:space="preserve">Barry Prizant: </w:t>
-      </w:r>
-      <w:r>
-        <w:rPr>
-          <w:sz w:val="24"/>
-        </w:rPr>
-        <w:t>Right. But I mean neuroplasticity says our brains can change, right? The way we see can change, the way we do things can change, we our bodies can improve in many different ways, right? We see that all the time at every age. But yeah. Doesn't matter if you're fifty or seventy or twenty, right? It can change. And so my</w:t>
-      </w:r>
-    </w:p>
-    <w:p>
-      <w:r>
-        <w:rPr>
-          <w:sz w:val="24"/>
-        </w:rPr>
-        <w:t xml:space="preserve">[01:03:24] </w:t>
-      </w:r>
-      <w:r>
-        <w:rPr>
-          <w:b/>
-          <w:sz w:val="24"/>
-        </w:rPr>
-        <w:t xml:space="preserve">David Kaufer: </w:t>
-      </w:r>
-      <w:r>
-        <w:rPr>
-          <w:sz w:val="24"/>
-        </w:rPr>
-        <w:t>We're out of</w:t>
-      </w:r>
-    </w:p>
-    <w:p>
-      <w:r>
-        <w:rPr>
-          <w:sz w:val="24"/>
-        </w:rPr>
-        <w:t xml:space="preserve">[01:03:36] </w:t>
-      </w:r>
-      <w:r>
-        <w:rPr>
-          <w:b/>
-          <w:sz w:val="24"/>
-        </w:rPr>
-        <w:t xml:space="preserve">Barry Prizant: </w:t>
-      </w:r>
-      <w:r>
-        <w:rPr>
-          <w:sz w:val="24"/>
-        </w:rPr>
-        <w:t>gift is that I proven it can change. You know, I gained three D vision at age fifty four.</w:t>
-      </w:r>
-    </w:p>
-    <w:p>
-      <w:r>
-        <w:rPr>
-          <w:sz w:val="24"/>
-        </w:rPr>
-        <w:t xml:space="preserve">[01:03:43] </w:t>
-      </w:r>
-      <w:r>
-        <w:rPr>
-          <w:b/>
-          <w:sz w:val="24"/>
-        </w:rPr>
-        <w:t xml:space="preserve">David Kaufer: </w:t>
-      </w:r>
-      <w:r>
-        <w:rPr>
-          <w:sz w:val="24"/>
-        </w:rPr>
-        <w:t>That's amazing. Yeah, that's a great message. That should give a lot of people hope. And like you said, especially the message about neuroplasticity and just how it can't be emphasized enough because again there's so many contexts where we hear that. like you said, I have permanent XYZ. for those of us like in an autism world, you know, we've dealt with a lot of negativity and we've and now we're seeing a lot of positives. So before we wrap up, Denise, how can people find you?</w:t>
-      </w:r>
-    </w:p>
-    <w:p>
-      <w:r>
-        <w:rPr>
-          <w:sz w:val="24"/>
-        </w:rPr>
-        <w:t xml:space="preserve">[01:04:16] </w:t>
-      </w:r>
-      <w:r>
-        <w:rPr>
-          <w:b/>
-          <w:sz w:val="24"/>
-        </w:rPr>
-        <w:t xml:space="preserve">Barry Prizant: </w:t>
-      </w:r>
-      <w:r>
-        <w:rPr>
-          <w:sz w:val="24"/>
-        </w:rPr>
-        <w:t>Well, I have my podcast on every podcast player. And recently I put it on YouTube. It's got a static image. I don't do video because I'm not that but well I just haven't felt like I could edit a video. I'm good at editing audio. So it but it is on YouTube, it's on all the podcast players, Healing Our Site. I have a Facebook group also called Healing Our Site.</w:t>
-      </w:r>
-    </w:p>
-    <w:p>
-      <w:r>
-        <w:rPr>
-          <w:sz w:val="24"/>
-        </w:rPr>
-        <w:t xml:space="preserve">[01:04:26] </w:t>
-      </w:r>
-      <w:r>
-        <w:rPr>
-          <w:b/>
-          <w:sz w:val="24"/>
-        </w:rPr>
-        <w:t xml:space="preserve">David Kaufer: </w:t>
-      </w:r>
-      <w:r>
-        <w:rPr>
-          <w:sz w:val="24"/>
-        </w:rPr>
-        <w:t>Okay.</w:t>
-      </w:r>
-    </w:p>
-    <w:p>
-      <w:r>
-        <w:rPr>
-          <w:sz w:val="24"/>
-        </w:rPr>
-        <w:t xml:space="preserve">[01:04:45] </w:t>
-      </w:r>
-      <w:r>
-        <w:rPr>
-          <w:b/>
-          <w:sz w:val="24"/>
-        </w:rPr>
-        <w:t xml:space="preserve">Barry Prizant: </w:t>
-      </w:r>
-      <w:r>
-        <w:rPr>
-          <w:sz w:val="24"/>
-        </w:rPr>
-        <w:t>And website. Healing our site. Awesome. Yeah. So they can reach me in any of those ways.</w:t>
-      </w:r>
-    </w:p>
-    <w:p>
-      <w:r>
-        <w:rPr>
-          <w:sz w:val="24"/>
-        </w:rPr>
-        <w:t xml:space="preserve">[01:04:54] </w:t>
-      </w:r>
-      <w:r>
-        <w:rPr>
-          <w:b/>
-          <w:sz w:val="24"/>
-        </w:rPr>
-        <w:t xml:space="preserve">David Kaufer: </w:t>
-      </w:r>
-      <w:r>
-        <w:rPr>
-          <w:sz w:val="24"/>
-        </w:rPr>
-        <w:t>Great. Well thank you, Denise, for joining us today. I really enjoyed the conversation. I know that our listeners and viewers will walk away looking at a vision. And eyes, maybe even the brain, a little differently. And thanks to all of you for spending part of your day with us. If you enjoyed today's episode, please subscribe, leave us a review, share it with someone you think would benefit from the conversation. This is one of the best ways to help us reach more families. Continue bringing these important stories to a wider audience. I'd also like to give a special thank you. To our producer, my guy, Dave Yaz, and the entire team at Pod 617. Dave's been with me since the beginning of our podcast. We're coming up on two years. His expertise, creativity, and friendship have helped make the lighter side of the spectrum what it is today. So again, thank you, Denise, and we'll catch everyone else next week.</w:t>
+        <w:t xml:space="preserve">speaker-0: </w:t>
+      </w:r>
+      <w:r>
+        <w:rPr>
+          <w:sz w:val="24"/>
+        </w:rPr>
+        <w:t>Feel free to give me feedback. My website is davidkoffert.com. Share this podcast with others who may find it interesting and you can subscribe at all the usual suspects. So for now, we'll catch you next time on the lighter side of the spectrum.</w:t>
       </w:r>
     </w:p>
     <w:sectPr>
